--- a/Rename Table.docx
+++ b/Rename Table.docx
@@ -53,6 +53,7 @@
             <w:pPr>
               <w:pStyle w:val="Normal"/>
               <w:widowControl/>
+              <w:suppressAutoHyphens w:val="true"/>
               <w:spacing w:lineRule="auto" w:line="240" w:before="0" w:after="0"/>
               <w:jc w:val="left"/>
               <w:rPr>
@@ -81,6 +82,7 @@
             <w:pPr>
               <w:pStyle w:val="Normal"/>
               <w:widowControl/>
+              <w:suppressAutoHyphens w:val="true"/>
               <w:spacing w:lineRule="auto" w:line="240" w:before="0" w:after="0"/>
               <w:jc w:val="left"/>
               <w:rPr>
@@ -108,6 +110,7 @@
             <w:pPr>
               <w:pStyle w:val="Normal"/>
               <w:widowControl/>
+              <w:suppressAutoHyphens w:val="true"/>
               <w:spacing w:lineRule="auto" w:line="240" w:before="0" w:after="0"/>
               <w:jc w:val="left"/>
               <w:rPr>
@@ -346,7 +349,7 @@
       <w:tblGrid>
         <w:gridCol w:w="3116"/>
         <w:gridCol w:w="3117"/>
-        <w:gridCol w:w="3116"/>
+        <w:gridCol w:w="3117"/>
       </w:tblGrid>
       <w:tr>
         <w:trPr/>
@@ -359,6 +362,7 @@
             <w:pPr>
               <w:pStyle w:val="ListParagraph"/>
               <w:widowControl/>
+              <w:suppressAutoHyphens w:val="true"/>
               <w:spacing w:lineRule="auto" w:line="240" w:before="0" w:after="0"/>
               <w:ind w:left="0"/>
               <w:contextualSpacing/>
@@ -390,6 +394,7 @@
             <w:pPr>
               <w:pStyle w:val="ListParagraph"/>
               <w:widowControl/>
+              <w:suppressAutoHyphens w:val="true"/>
               <w:spacing w:lineRule="auto" w:line="240" w:before="0" w:after="0"/>
               <w:ind w:left="0"/>
               <w:contextualSpacing/>
@@ -412,13 +417,14 @@
         </w:tc>
         <w:tc>
           <w:tcPr>
-            <w:tcW w:w="3116" w:type="dxa"/>
+            <w:tcW w:w="3117" w:type="dxa"/>
             <w:tcBorders/>
           </w:tcPr>
           <w:p>
             <w:pPr>
               <w:pStyle w:val="ListParagraph"/>
               <w:widowControl/>
+              <w:suppressAutoHyphens w:val="true"/>
               <w:spacing w:lineRule="auto" w:line="240" w:before="0" w:after="0"/>
               <w:ind w:left="0"/>
               <w:contextualSpacing/>
@@ -575,18 +581,19 @@
         <w:tblLook w:val="04a0" w:noHBand="0" w:noVBand="1" w:firstColumn="1" w:lastRow="0" w:lastColumn="0" w:firstRow="1"/>
       </w:tblPr>
       <w:tblGrid>
-        <w:gridCol w:w="594"/>
-        <w:gridCol w:w="1024"/>
-        <w:gridCol w:w="844"/>
-        <w:gridCol w:w="797"/>
-        <w:gridCol w:w="858"/>
-        <w:gridCol w:w="606"/>
-        <w:gridCol w:w="869"/>
-        <w:gridCol w:w="905"/>
-        <w:gridCol w:w="844"/>
-        <w:gridCol w:w="798"/>
+        <w:gridCol w:w="536"/>
+        <w:gridCol w:w="925"/>
+        <w:gridCol w:w="924"/>
         <w:gridCol w:w="761"/>
-        <w:gridCol w:w="641"/>
+        <w:gridCol w:w="721"/>
+        <w:gridCol w:w="775"/>
+        <w:gridCol w:w="547"/>
+        <w:gridCol w:w="785"/>
+        <w:gridCol w:w="818"/>
+        <w:gridCol w:w="762"/>
+        <w:gridCol w:w="721"/>
+        <w:gridCol w:w="687"/>
+        <w:gridCol w:w="579"/>
       </w:tblGrid>
       <w:tr>
         <w:trPr>
@@ -594,13 +601,14 @@
         </w:trPr>
         <w:tc>
           <w:tcPr>
-            <w:tcW w:w="594" w:type="dxa"/>
+            <w:tcW w:w="536" w:type="dxa"/>
             <w:tcBorders/>
           </w:tcPr>
           <w:p>
             <w:pPr>
               <w:pStyle w:val="ListParagraph"/>
               <w:widowControl/>
+              <w:suppressAutoHyphens w:val="true"/>
               <w:spacing w:lineRule="auto" w:line="240" w:before="0" w:after="0"/>
               <w:ind w:left="0"/>
               <w:contextualSpacing/>
@@ -623,13 +631,16 @@
         </w:tc>
         <w:tc>
           <w:tcPr>
-            <w:tcW w:w="1024" w:type="dxa"/>
-            <w:tcBorders/>
+            <w:tcW w:w="925" w:type="dxa"/>
+            <w:tcBorders>
+              <w:right w:val="nil"/>
+            </w:tcBorders>
           </w:tcPr>
           <w:p>
             <w:pPr>
               <w:pStyle w:val="ListParagraph"/>
               <w:widowControl/>
+              <w:suppressAutoHyphens w:val="true"/>
               <w:spacing w:lineRule="auto" w:line="240" w:before="0" w:after="0"/>
               <w:ind w:left="0"/>
               <w:contextualSpacing/>
@@ -652,13 +663,40 @@
         </w:tc>
         <w:tc>
           <w:tcPr>
-            <w:tcW w:w="844" w:type="dxa"/>
+            <w:tcW w:w="924" w:type="dxa"/>
             <w:tcBorders/>
           </w:tcPr>
           <w:p>
             <w:pPr>
               <w:pStyle w:val="ListParagraph"/>
               <w:widowControl/>
+              <w:suppressAutoHyphens w:val="true"/>
+              <w:spacing w:lineRule="auto" w:line="240" w:before="0" w:after="0"/>
+              <w:ind w:left="0"/>
+              <w:contextualSpacing/>
+              <w:jc w:val="left"/>
+              <w:rPr>
+                <w:rFonts w:ascii="Times New Roman" w:hAnsi="Times New Roman" w:cs="Times New Roman"/>
+              </w:rPr>
+            </w:pPr>
+            <w:r>
+              <w:rPr>
+                <w:rFonts w:cs="Times New Roman" w:ascii="Times New Roman" w:hAnsi="Times New Roman"/>
+              </w:rPr>
+              <w:t>pc</w:t>
+            </w:r>
+          </w:p>
+        </w:tc>
+        <w:tc>
+          <w:tcPr>
+            <w:tcW w:w="761" w:type="dxa"/>
+            <w:tcBorders/>
+          </w:tcPr>
+          <w:p>
+            <w:pPr>
+              <w:pStyle w:val="ListParagraph"/>
+              <w:widowControl/>
+              <w:suppressAutoHyphens w:val="true"/>
               <w:spacing w:lineRule="auto" w:line="240" w:before="0" w:after="0"/>
               <w:ind w:left="0"/>
               <w:contextualSpacing/>
@@ -681,13 +719,14 @@
         </w:tc>
         <w:tc>
           <w:tcPr>
-            <w:tcW w:w="797" w:type="dxa"/>
+            <w:tcW w:w="721" w:type="dxa"/>
             <w:tcBorders/>
           </w:tcPr>
           <w:p>
             <w:pPr>
               <w:pStyle w:val="ListParagraph"/>
               <w:widowControl/>
+              <w:suppressAutoHyphens w:val="true"/>
               <w:spacing w:lineRule="auto" w:line="240" w:before="0" w:after="0"/>
               <w:ind w:left="0"/>
               <w:contextualSpacing/>
@@ -710,13 +749,14 @@
         </w:tc>
         <w:tc>
           <w:tcPr>
-            <w:tcW w:w="858" w:type="dxa"/>
+            <w:tcW w:w="775" w:type="dxa"/>
             <w:tcBorders/>
           </w:tcPr>
           <w:p>
             <w:pPr>
               <w:pStyle w:val="ListParagraph"/>
               <w:widowControl/>
+              <w:suppressAutoHyphens w:val="true"/>
               <w:spacing w:lineRule="auto" w:line="240" w:before="0" w:after="0"/>
               <w:ind w:left="0"/>
               <w:contextualSpacing/>
@@ -739,13 +779,14 @@
         </w:tc>
         <w:tc>
           <w:tcPr>
-            <w:tcW w:w="606" w:type="dxa"/>
+            <w:tcW w:w="547" w:type="dxa"/>
             <w:tcBorders/>
           </w:tcPr>
           <w:p>
             <w:pPr>
               <w:pStyle w:val="ListParagraph"/>
               <w:widowControl/>
+              <w:suppressAutoHyphens w:val="true"/>
               <w:spacing w:lineRule="auto" w:line="240" w:before="0" w:after="0"/>
               <w:ind w:left="0"/>
               <w:contextualSpacing/>
@@ -768,13 +809,14 @@
         </w:tc>
         <w:tc>
           <w:tcPr>
-            <w:tcW w:w="869" w:type="dxa"/>
+            <w:tcW w:w="785" w:type="dxa"/>
             <w:tcBorders/>
           </w:tcPr>
           <w:p>
             <w:pPr>
               <w:pStyle w:val="ListParagraph"/>
               <w:widowControl/>
+              <w:suppressAutoHyphens w:val="true"/>
               <w:spacing w:lineRule="auto" w:line="240" w:before="0" w:after="0"/>
               <w:ind w:left="0"/>
               <w:contextualSpacing/>
@@ -797,13 +839,14 @@
         </w:tc>
         <w:tc>
           <w:tcPr>
-            <w:tcW w:w="905" w:type="dxa"/>
+            <w:tcW w:w="818" w:type="dxa"/>
             <w:tcBorders/>
           </w:tcPr>
           <w:p>
             <w:pPr>
               <w:pStyle w:val="ListParagraph"/>
               <w:widowControl/>
+              <w:suppressAutoHyphens w:val="true"/>
               <w:spacing w:lineRule="auto" w:line="240" w:before="0" w:after="0"/>
               <w:ind w:left="0"/>
               <w:contextualSpacing/>
@@ -826,13 +869,14 @@
         </w:tc>
         <w:tc>
           <w:tcPr>
-            <w:tcW w:w="844" w:type="dxa"/>
+            <w:tcW w:w="762" w:type="dxa"/>
             <w:tcBorders/>
           </w:tcPr>
           <w:p>
             <w:pPr>
               <w:pStyle w:val="ListParagraph"/>
               <w:widowControl/>
+              <w:suppressAutoHyphens w:val="true"/>
               <w:spacing w:lineRule="auto" w:line="240" w:before="0" w:after="0"/>
               <w:ind w:left="0"/>
               <w:contextualSpacing/>
@@ -855,13 +899,14 @@
         </w:tc>
         <w:tc>
           <w:tcPr>
-            <w:tcW w:w="798" w:type="dxa"/>
+            <w:tcW w:w="721" w:type="dxa"/>
             <w:tcBorders/>
           </w:tcPr>
           <w:p>
             <w:pPr>
               <w:pStyle w:val="ListParagraph"/>
               <w:widowControl/>
+              <w:suppressAutoHyphens w:val="true"/>
               <w:spacing w:lineRule="auto" w:line="240" w:before="0" w:after="0"/>
               <w:ind w:left="0"/>
               <w:contextualSpacing/>
@@ -884,13 +929,14 @@
         </w:tc>
         <w:tc>
           <w:tcPr>
-            <w:tcW w:w="761" w:type="dxa"/>
+            <w:tcW w:w="687" w:type="dxa"/>
             <w:tcBorders/>
           </w:tcPr>
           <w:p>
             <w:pPr>
               <w:pStyle w:val="ListParagraph"/>
               <w:widowControl/>
+              <w:suppressAutoHyphens w:val="true"/>
               <w:spacing w:lineRule="auto" w:line="240" w:before="0" w:after="0"/>
               <w:ind w:left="0"/>
               <w:contextualSpacing/>
@@ -913,13 +959,14 @@
         </w:tc>
         <w:tc>
           <w:tcPr>
-            <w:tcW w:w="641" w:type="dxa"/>
+            <w:tcW w:w="579" w:type="dxa"/>
             <w:tcBorders/>
           </w:tcPr>
           <w:p>
             <w:pPr>
               <w:pStyle w:val="ListParagraph"/>
               <w:widowControl/>
+              <w:suppressAutoHyphens w:val="true"/>
               <w:spacing w:lineRule="auto" w:line="240" w:before="0" w:after="0"/>
               <w:ind w:left="0"/>
               <w:contextualSpacing/>
@@ -1263,6 +1310,7 @@
             <w:pPr>
               <w:pStyle w:val="ListParagraph"/>
               <w:widowControl/>
+              <w:suppressAutoHyphens w:val="true"/>
               <w:spacing w:lineRule="auto" w:line="240" w:before="0" w:after="0"/>
               <w:ind w:left="0"/>
               <w:contextualSpacing/>
@@ -1292,6 +1340,7 @@
             <w:pPr>
               <w:pStyle w:val="ListParagraph"/>
               <w:widowControl/>
+              <w:suppressAutoHyphens w:val="true"/>
               <w:spacing w:lineRule="auto" w:line="240" w:before="0" w:after="0"/>
               <w:ind w:left="0"/>
               <w:contextualSpacing/>
@@ -1321,6 +1370,7 @@
             <w:pPr>
               <w:pStyle w:val="ListParagraph"/>
               <w:widowControl/>
+              <w:suppressAutoHyphens w:val="true"/>
               <w:spacing w:lineRule="auto" w:line="240" w:before="0" w:after="0"/>
               <w:ind w:left="0"/>
               <w:contextualSpacing/>
@@ -1350,6 +1400,7 @@
             <w:pPr>
               <w:pStyle w:val="ListParagraph"/>
               <w:widowControl/>
+              <w:suppressAutoHyphens w:val="true"/>
               <w:spacing w:lineRule="auto" w:line="240" w:before="0" w:after="0"/>
               <w:ind w:left="0"/>
               <w:contextualSpacing/>
@@ -1379,6 +1430,7 @@
             <w:pPr>
               <w:pStyle w:val="ListParagraph"/>
               <w:widowControl/>
+              <w:suppressAutoHyphens w:val="true"/>
               <w:spacing w:lineRule="auto" w:line="240" w:before="0" w:after="0"/>
               <w:ind w:left="0"/>
               <w:contextualSpacing/>
@@ -1408,6 +1460,7 @@
             <w:pPr>
               <w:pStyle w:val="ListParagraph"/>
               <w:widowControl/>
+              <w:suppressAutoHyphens w:val="true"/>
               <w:spacing w:lineRule="auto" w:line="240" w:before="0" w:after="0"/>
               <w:ind w:left="0"/>
               <w:contextualSpacing/>
@@ -4775,6 +4828,7 @@
     <w:qFormat/>
     <w:pPr>
       <w:widowControl/>
+      <w:suppressAutoHyphens w:val="true"/>
       <w:bidi w:val="0"/>
       <w:spacing w:lineRule="auto" w:line="259" w:before="0" w:after="160"/>
       <w:jc w:val="left"/>

--- a/Rename Table.docx
+++ b/Rename Table.docx
@@ -5,17 +5,968 @@
     <w:p>
       <w:pPr>
         <w:pStyle w:val="Normal"/>
+        <w:jc w:val="center"/>
+        <w:rPr>
+          <w:rFonts w:ascii="Times New Roman" w:hAnsi="Times New Roman"/>
+          <w:b/>
+          <w:bCs/>
+          <w:sz w:val="40"/>
+          <w:szCs w:val="40"/>
+        </w:rPr>
+      </w:pPr>
+      <w:r>
+        <w:rPr>
+          <w:rFonts w:ascii="Times New Roman" w:hAnsi="Times New Roman"/>
+          <w:b/>
+          <w:bCs/>
+          <w:sz w:val="40"/>
+          <w:szCs w:val="40"/>
+        </w:rPr>
+        <w:t>Documentation</w:t>
+      </w:r>
+    </w:p>
+    <w:p>
+      <w:pPr>
+        <w:pStyle w:val="Normal"/>
+        <w:jc w:val="center"/>
+        <w:rPr>
+          <w:rFonts w:ascii="Times New Roman" w:hAnsi="Times New Roman"/>
+          <w:b/>
+          <w:bCs/>
+          <w:sz w:val="40"/>
+          <w:szCs w:val="40"/>
+        </w:rPr>
+      </w:pPr>
+      <w:r>
+        <w:rPr>
+          <w:rFonts w:ascii="Times New Roman" w:hAnsi="Times New Roman"/>
+          <w:b/>
+          <w:bCs/>
+          <w:sz w:val="40"/>
+          <w:szCs w:val="40"/>
+        </w:rPr>
+      </w:r>
+    </w:p>
+    <w:p>
+      <w:pPr>
+        <w:pStyle w:val="Normal"/>
+        <w:jc w:val="left"/>
+        <w:rPr>
+          <w:rFonts w:ascii="Times New Roman" w:hAnsi="Times New Roman"/>
+          <w:b/>
+          <w:bCs/>
+          <w:sz w:val="32"/>
+          <w:szCs w:val="32"/>
+        </w:rPr>
+      </w:pPr>
+      <w:r>
+        <w:rPr>
+          <w:rFonts w:ascii="Times New Roman" w:hAnsi="Times New Roman"/>
+          <w:b/>
+          <w:bCs/>
+          <w:sz w:val="32"/>
+          <w:szCs w:val="32"/>
+        </w:rPr>
+        <w:t>Fields:</w:t>
+      </w:r>
+    </w:p>
+    <w:p>
+      <w:pPr>
+        <w:pStyle w:val="Normal"/>
+        <w:rPr>
+          <w:sz w:val="24"/>
+          <w:szCs w:val="24"/>
+        </w:rPr>
+      </w:pPr>
+      <w:r>
+        <w:rPr>
+          <w:rFonts w:cs="Times New Roman" w:ascii="Times New Roman" w:hAnsi="Times New Roman"/>
+          <w:b/>
+          <w:sz w:val="24"/>
+          <w:szCs w:val="24"/>
+        </w:rPr>
+        <w:t xml:space="preserve">a) </w:t>
+      </w:r>
+      <w:r>
+        <w:rPr>
+          <w:rFonts w:cs="Times New Roman" w:ascii="Times New Roman" w:hAnsi="Times New Roman"/>
+          <w:b/>
+          <w:sz w:val="24"/>
+          <w:szCs w:val="24"/>
+        </w:rPr>
+        <w:t>Instructions:</w:t>
+      </w:r>
+    </w:p>
+    <w:p>
+      <w:pPr>
+        <w:pStyle w:val="Normal"/>
+        <w:rPr>
+          <w:sz w:val="24"/>
+          <w:szCs w:val="24"/>
+        </w:rPr>
+      </w:pPr>
+      <w:r>
+        <w:rPr>
+          <w:rFonts w:cs="Times New Roman" w:ascii="Times New Roman" w:hAnsi="Times New Roman"/>
+          <w:b/>
+          <w:sz w:val="24"/>
+          <w:szCs w:val="24"/>
+        </w:rPr>
+        <w:tab/>
+        <w:t>decode_instr:</w:t>
+      </w:r>
+      <w:r>
+        <w:rPr>
+          <w:rFonts w:cs="Times New Roman" w:ascii="Times New Roman" w:hAnsi="Times New Roman"/>
+          <w:b/>
+          <w:sz w:val="24"/>
+          <w:szCs w:val="24"/>
+        </w:rPr>
+        <w:softHyphen/>
+      </w:r>
+    </w:p>
+    <w:p>
+      <w:pPr>
+        <w:pStyle w:val="ListParagraph"/>
+        <w:numPr>
+          <w:ilvl w:val="0"/>
+          <w:numId w:val="10"/>
+        </w:numPr>
+        <w:rPr/>
+      </w:pPr>
+      <w:r>
+        <w:rPr>
+          <w:rFonts w:cs="Times New Roman" w:ascii="Times New Roman" w:hAnsi="Times New Roman"/>
+          <w:sz w:val="24"/>
+        </w:rPr>
+        <w:t>sqN</w:t>
+      </w:r>
+    </w:p>
+    <w:p>
+      <w:pPr>
+        <w:pStyle w:val="ListParagraph"/>
+        <w:numPr>
+          <w:ilvl w:val="0"/>
+          <w:numId w:val="10"/>
+        </w:numPr>
+        <w:rPr/>
+      </w:pPr>
+      <w:r>
+        <w:rPr>
+          <w:rFonts w:cs="Times New Roman" w:ascii="Times New Roman" w:hAnsi="Times New Roman"/>
+          <w:sz w:val="24"/>
+        </w:rPr>
+        <w:t>pc</w:t>
+      </w:r>
+    </w:p>
+    <w:p>
+      <w:pPr>
+        <w:pStyle w:val="ListParagraph"/>
+        <w:numPr>
+          <w:ilvl w:val="0"/>
+          <w:numId w:val="10"/>
+        </w:numPr>
+        <w:rPr/>
+      </w:pPr>
+      <w:r>
+        <w:rPr>
+          <w:rFonts w:cs="Times New Roman" w:ascii="Times New Roman" w:hAnsi="Times New Roman"/>
+          <w:sz w:val="24"/>
+        </w:rPr>
+        <w:t>valid</w:t>
+      </w:r>
+    </w:p>
+    <w:p>
+      <w:pPr>
+        <w:pStyle w:val="ListParagraph"/>
+        <w:numPr>
+          <w:ilvl w:val="0"/>
+          <w:numId w:val="10"/>
+        </w:numPr>
+        <w:rPr/>
+      </w:pPr>
+      <w:r>
+        <w:rPr>
+          <w:rFonts w:cs="Times New Roman" w:ascii="Times New Roman" w:hAnsi="Times New Roman"/>
+          <w:sz w:val="24"/>
+        </w:rPr>
+        <w:t>f_unit[0:1]</w:t>
+      </w:r>
+    </w:p>
+    <w:p>
+      <w:pPr>
+        <w:pStyle w:val="ListParagraph"/>
+        <w:numPr>
+          <w:ilvl w:val="0"/>
+          <w:numId w:val="10"/>
+        </w:numPr>
+        <w:rPr/>
+      </w:pPr>
+      <w:r>
+        <w:rPr>
+          <w:rFonts w:cs="Times New Roman" w:ascii="Times New Roman" w:hAnsi="Times New Roman"/>
+          <w:sz w:val="24"/>
+        </w:rPr>
+        <w:t>oper</w:t>
+      </w:r>
+    </w:p>
+    <w:p>
+      <w:pPr>
+        <w:pStyle w:val="ListParagraph"/>
+        <w:numPr>
+          <w:ilvl w:val="0"/>
+          <w:numId w:val="10"/>
+        </w:numPr>
+        <w:rPr/>
+      </w:pPr>
+      <w:r>
+        <w:rPr>
+          <w:rFonts w:cs="Times New Roman" w:ascii="Times New Roman" w:hAnsi="Times New Roman"/>
+          <w:sz w:val="24"/>
+        </w:rPr>
+        <w:t>rs1</w:t>
+      </w:r>
+    </w:p>
+    <w:p>
+      <w:pPr>
+        <w:pStyle w:val="ListParagraph"/>
+        <w:numPr>
+          <w:ilvl w:val="0"/>
+          <w:numId w:val="10"/>
+        </w:numPr>
+        <w:rPr/>
+      </w:pPr>
+      <w:r>
+        <w:rPr>
+          <w:rFonts w:cs="Times New Roman" w:ascii="Times New Roman" w:hAnsi="Times New Roman"/>
+          <w:sz w:val="24"/>
+        </w:rPr>
+        <w:t>rs2</w:t>
+      </w:r>
+    </w:p>
+    <w:p>
+      <w:pPr>
+        <w:pStyle w:val="ListParagraph"/>
+        <w:numPr>
+          <w:ilvl w:val="0"/>
+          <w:numId w:val="10"/>
+        </w:numPr>
+        <w:rPr/>
+      </w:pPr>
+      <w:r>
+        <w:rPr>
+          <w:rFonts w:cs="Times New Roman" w:ascii="Times New Roman" w:hAnsi="Times New Roman"/>
+          <w:sz w:val="24"/>
+        </w:rPr>
+        <w:t>rd</w:t>
+      </w:r>
+    </w:p>
+    <w:p>
+      <w:pPr>
+        <w:pStyle w:val="ListParagraph"/>
+        <w:numPr>
+          <w:ilvl w:val="0"/>
+          <w:numId w:val="10"/>
+        </w:numPr>
+        <w:rPr/>
+      </w:pPr>
+      <w:r>
+        <w:rPr>
+          <w:rFonts w:cs="Times New Roman" w:ascii="Times New Roman" w:hAnsi="Times New Roman"/>
+          <w:sz w:val="24"/>
+        </w:rPr>
+        <w:t>is_</w:t>
+      </w:r>
+      <w:r>
+        <w:rPr>
+          <w:rFonts w:cs="Times New Roman" w:ascii="Times New Roman" w:hAnsi="Times New Roman"/>
+          <w:sz w:val="24"/>
+        </w:rPr>
+        <w:t>imm</w:t>
+      </w:r>
+    </w:p>
+    <w:p>
+      <w:pPr>
+        <w:pStyle w:val="ListParagraph"/>
+        <w:numPr>
+          <w:ilvl w:val="0"/>
+          <w:numId w:val="10"/>
+        </w:numPr>
+        <w:rPr/>
+      </w:pPr>
+      <w:r>
+        <w:rPr>
+          <w:rFonts w:cs="Times New Roman" w:ascii="Times New Roman" w:hAnsi="Times New Roman"/>
+          <w:sz w:val="24"/>
+        </w:rPr>
+        <w:t>imm</w:t>
+      </w:r>
+    </w:p>
+    <w:p>
+      <w:pPr>
+        <w:pStyle w:val="ListParagraph"/>
+        <w:numPr>
+          <w:ilvl w:val="0"/>
+          <w:numId w:val="10"/>
+        </w:numPr>
+        <w:rPr/>
+      </w:pPr>
+      <w:r>
+        <w:rPr>
+          <w:rFonts w:cs="Times New Roman" w:ascii="Times New Roman" w:hAnsi="Times New Roman"/>
+          <w:sz w:val="24"/>
+        </w:rPr>
+        <w:t>br_type (0 for non-branch instructions)</w:t>
+      </w:r>
+    </w:p>
+    <w:p>
+      <w:pPr>
+        <w:pStyle w:val="ListParagraph"/>
+        <w:numPr>
+          <w:ilvl w:val="0"/>
+          <w:numId w:val="10"/>
+        </w:numPr>
+        <w:rPr>
+          <w:rFonts w:ascii="Times New Roman" w:hAnsi="Times New Roman" w:cs="Times New Roman"/>
+          <w:sz w:val="24"/>
+        </w:rPr>
+      </w:pPr>
+      <w:r>
+        <w:rPr>
+          <w:rFonts w:cs="Times New Roman" w:ascii="Times New Roman" w:hAnsi="Times New Roman"/>
+          <w:sz w:val="24"/>
+        </w:rPr>
+        <w:t>is_jump</w:t>
+      </w:r>
+    </w:p>
+    <w:p>
+      <w:pPr>
+        <w:pStyle w:val="ListParagraph"/>
         <w:rPr>
           <w:rFonts w:ascii="Times New Roman" w:hAnsi="Times New Roman" w:cs="Times New Roman"/>
           <w:b/>
-          <w:sz w:val="28"/>
+          <w:sz w:val="24"/>
         </w:rPr>
       </w:pPr>
       <w:r>
         <w:rPr>
           <w:rFonts w:cs="Times New Roman" w:ascii="Times New Roman" w:hAnsi="Times New Roman"/>
           <w:b/>
-          <w:sz w:val="28"/>
+          <w:sz w:val="24"/>
+        </w:rPr>
+      </w:r>
+    </w:p>
+    <w:p>
+      <w:pPr>
+        <w:pStyle w:val="ListParagraph"/>
+        <w:ind w:left="0"/>
+        <w:rPr>
+          <w:sz w:val="24"/>
+          <w:szCs w:val="24"/>
+        </w:rPr>
+      </w:pPr>
+      <w:r>
+        <w:rPr>
+          <w:rFonts w:cs="Times New Roman" w:ascii="Times New Roman" w:hAnsi="Times New Roman"/>
+          <w:b/>
+          <w:sz w:val="24"/>
+          <w:szCs w:val="24"/>
+        </w:rPr>
+        <w:tab/>
+        <w:t>rename_instr:</w:t>
+      </w:r>
+    </w:p>
+    <w:p>
+      <w:pPr>
+        <w:pStyle w:val="ListParagraph"/>
+        <w:numPr>
+          <w:ilvl w:val="0"/>
+          <w:numId w:val="11"/>
+        </w:numPr>
+        <w:rPr>
+          <w:sz w:val="24"/>
+          <w:szCs w:val="24"/>
+        </w:rPr>
+      </w:pPr>
+      <w:r>
+        <w:rPr>
+          <w:rFonts w:cs="Times New Roman" w:ascii="Times New Roman" w:hAnsi="Times New Roman"/>
+          <w:sz w:val="24"/>
+          <w:szCs w:val="24"/>
+        </w:rPr>
+        <w:t>sqN</w:t>
+      </w:r>
+    </w:p>
+    <w:p>
+      <w:pPr>
+        <w:pStyle w:val="ListParagraph"/>
+        <w:numPr>
+          <w:ilvl w:val="0"/>
+          <w:numId w:val="11"/>
+        </w:numPr>
+        <w:rPr>
+          <w:sz w:val="24"/>
+          <w:szCs w:val="24"/>
+        </w:rPr>
+      </w:pPr>
+      <w:r>
+        <w:rPr>
+          <w:rFonts w:cs="Times New Roman" w:ascii="Times New Roman" w:hAnsi="Times New Roman"/>
+          <w:sz w:val="24"/>
+          <w:szCs w:val="24"/>
+        </w:rPr>
+        <w:t>pc</w:t>
+      </w:r>
+    </w:p>
+    <w:p>
+      <w:pPr>
+        <w:pStyle w:val="ListParagraph"/>
+        <w:numPr>
+          <w:ilvl w:val="0"/>
+          <w:numId w:val="11"/>
+        </w:numPr>
+        <w:rPr>
+          <w:sz w:val="24"/>
+          <w:szCs w:val="24"/>
+        </w:rPr>
+      </w:pPr>
+      <w:r>
+        <w:rPr>
+          <w:rFonts w:cs="Times New Roman" w:ascii="Times New Roman" w:hAnsi="Times New Roman"/>
+          <w:sz w:val="24"/>
+          <w:szCs w:val="24"/>
+        </w:rPr>
+        <w:t>valid</w:t>
+      </w:r>
+    </w:p>
+    <w:p>
+      <w:pPr>
+        <w:pStyle w:val="ListParagraph"/>
+        <w:numPr>
+          <w:ilvl w:val="0"/>
+          <w:numId w:val="11"/>
+        </w:numPr>
+        <w:rPr>
+          <w:sz w:val="24"/>
+          <w:szCs w:val="24"/>
+        </w:rPr>
+      </w:pPr>
+      <w:r>
+        <w:rPr>
+          <w:rFonts w:cs="Times New Roman" w:ascii="Times New Roman" w:hAnsi="Times New Roman"/>
+          <w:sz w:val="24"/>
+          <w:szCs w:val="24"/>
+        </w:rPr>
+        <w:t>f_unit[0:1]</w:t>
+      </w:r>
+    </w:p>
+    <w:p>
+      <w:pPr>
+        <w:pStyle w:val="ListParagraph"/>
+        <w:numPr>
+          <w:ilvl w:val="0"/>
+          <w:numId w:val="11"/>
+        </w:numPr>
+        <w:rPr>
+          <w:sz w:val="24"/>
+          <w:szCs w:val="24"/>
+        </w:rPr>
+      </w:pPr>
+      <w:r>
+        <w:rPr>
+          <w:rFonts w:cs="Times New Roman" w:ascii="Times New Roman" w:hAnsi="Times New Roman"/>
+          <w:sz w:val="24"/>
+          <w:szCs w:val="24"/>
+        </w:rPr>
+        <w:t>oper</w:t>
+      </w:r>
+    </w:p>
+    <w:p>
+      <w:pPr>
+        <w:pStyle w:val="ListParagraph"/>
+        <w:numPr>
+          <w:ilvl w:val="0"/>
+          <w:numId w:val="11"/>
+        </w:numPr>
+        <w:rPr>
+          <w:sz w:val="24"/>
+          <w:szCs w:val="24"/>
+        </w:rPr>
+      </w:pPr>
+      <w:r>
+        <w:rPr>
+          <w:rFonts w:cs="Times New Roman" w:ascii="Times New Roman" w:hAnsi="Times New Roman"/>
+          <w:sz w:val="24"/>
+          <w:szCs w:val="24"/>
+        </w:rPr>
+        <w:t>rs1_tag</w:t>
+      </w:r>
+    </w:p>
+    <w:p>
+      <w:pPr>
+        <w:pStyle w:val="ListParagraph"/>
+        <w:numPr>
+          <w:ilvl w:val="0"/>
+          <w:numId w:val="11"/>
+        </w:numPr>
+        <w:rPr>
+          <w:sz w:val="24"/>
+          <w:szCs w:val="24"/>
+        </w:rPr>
+      </w:pPr>
+      <w:r>
+        <w:rPr>
+          <w:rFonts w:cs="Times New Roman" w:ascii="Times New Roman" w:hAnsi="Times New Roman"/>
+          <w:sz w:val="24"/>
+          <w:szCs w:val="24"/>
+        </w:rPr>
+        <w:t>rs2_tag</w:t>
+      </w:r>
+    </w:p>
+    <w:p>
+      <w:pPr>
+        <w:pStyle w:val="ListParagraph"/>
+        <w:numPr>
+          <w:ilvl w:val="0"/>
+          <w:numId w:val="11"/>
+        </w:numPr>
+        <w:rPr>
+          <w:sz w:val="24"/>
+          <w:szCs w:val="24"/>
+        </w:rPr>
+      </w:pPr>
+      <w:r>
+        <w:rPr>
+          <w:rFonts w:cs="Times New Roman" w:ascii="Times New Roman" w:hAnsi="Times New Roman"/>
+          <w:sz w:val="24"/>
+          <w:szCs w:val="24"/>
+        </w:rPr>
+        <w:t>rd_tag</w:t>
+      </w:r>
+    </w:p>
+    <w:p>
+      <w:pPr>
+        <w:pStyle w:val="ListParagraph"/>
+        <w:numPr>
+          <w:ilvl w:val="0"/>
+          <w:numId w:val="11"/>
+        </w:numPr>
+        <w:rPr>
+          <w:sz w:val="24"/>
+          <w:szCs w:val="24"/>
+        </w:rPr>
+      </w:pPr>
+      <w:r>
+        <w:rPr>
+          <w:rFonts w:cs="Times New Roman" w:ascii="Times New Roman" w:hAnsi="Times New Roman"/>
+          <w:sz w:val="24"/>
+          <w:szCs w:val="24"/>
+        </w:rPr>
+        <w:t>is_</w:t>
+      </w:r>
+      <w:r>
+        <w:rPr>
+          <w:rFonts w:cs="Times New Roman" w:ascii="Times New Roman" w:hAnsi="Times New Roman"/>
+          <w:sz w:val="24"/>
+          <w:szCs w:val="24"/>
+        </w:rPr>
+        <w:t>imm</w:t>
+      </w:r>
+    </w:p>
+    <w:p>
+      <w:pPr>
+        <w:pStyle w:val="ListParagraph"/>
+        <w:numPr>
+          <w:ilvl w:val="0"/>
+          <w:numId w:val="11"/>
+        </w:numPr>
+        <w:rPr>
+          <w:sz w:val="24"/>
+          <w:szCs w:val="24"/>
+        </w:rPr>
+      </w:pPr>
+      <w:r>
+        <w:rPr>
+          <w:rFonts w:cs="Times New Roman" w:ascii="Times New Roman" w:hAnsi="Times New Roman"/>
+          <w:sz w:val="24"/>
+          <w:szCs w:val="24"/>
+        </w:rPr>
+        <w:t>imm</w:t>
+      </w:r>
+    </w:p>
+    <w:p>
+      <w:pPr>
+        <w:pStyle w:val="ListParagraph"/>
+        <w:numPr>
+          <w:ilvl w:val="0"/>
+          <w:numId w:val="11"/>
+        </w:numPr>
+        <w:rPr>
+          <w:sz w:val="24"/>
+          <w:szCs w:val="24"/>
+        </w:rPr>
+      </w:pPr>
+      <w:r>
+        <w:rPr>
+          <w:rFonts w:cs="Times New Roman" w:ascii="Times New Roman" w:hAnsi="Times New Roman"/>
+          <w:sz w:val="24"/>
+          <w:szCs w:val="24"/>
+        </w:rPr>
+        <w:t>br_type</w:t>
+      </w:r>
+    </w:p>
+    <w:p>
+      <w:pPr>
+        <w:pStyle w:val="ListParagraph"/>
+        <w:numPr>
+          <w:ilvl w:val="0"/>
+          <w:numId w:val="11"/>
+        </w:numPr>
+        <w:rPr>
+          <w:sz w:val="24"/>
+          <w:szCs w:val="24"/>
+        </w:rPr>
+      </w:pPr>
+      <w:r>
+        <w:rPr>
+          <w:rFonts w:cs="Times New Roman" w:ascii="Times New Roman" w:hAnsi="Times New Roman"/>
+          <w:sz w:val="24"/>
+          <w:szCs w:val="24"/>
+        </w:rPr>
+        <w:t>is_jump</w:t>
+      </w:r>
+    </w:p>
+    <w:p>
+      <w:pPr>
+        <w:pStyle w:val="ListParagraph"/>
+        <w:rPr>
+          <w:rFonts w:ascii="Times New Roman" w:hAnsi="Times New Roman" w:cs="Times New Roman"/>
+          <w:b/>
+          <w:sz w:val="24"/>
+          <w:szCs w:val="24"/>
+        </w:rPr>
+      </w:pPr>
+      <w:r>
+        <w:rPr>
+          <w:rFonts w:cs="Times New Roman" w:ascii="Times New Roman" w:hAnsi="Times New Roman"/>
+          <w:b/>
+          <w:sz w:val="24"/>
+          <w:szCs w:val="24"/>
+        </w:rPr>
+      </w:r>
+    </w:p>
+    <w:p>
+      <w:pPr>
+        <w:pStyle w:val="ListParagraph"/>
+        <w:ind w:left="360"/>
+        <w:rPr>
+          <w:sz w:val="24"/>
+          <w:szCs w:val="24"/>
+        </w:rPr>
+      </w:pPr>
+      <w:r>
+        <w:rPr>
+          <w:rFonts w:cs="Times New Roman" w:ascii="Times New Roman" w:hAnsi="Times New Roman"/>
+          <w:b/>
+          <w:sz w:val="24"/>
+          <w:szCs w:val="24"/>
+        </w:rPr>
+        <w:tab/>
+        <w:t>dispatch_instr:</w:t>
+      </w:r>
+    </w:p>
+    <w:p>
+      <w:pPr>
+        <w:pStyle w:val="ListParagraph"/>
+        <w:numPr>
+          <w:ilvl w:val="0"/>
+          <w:numId w:val="12"/>
+        </w:numPr>
+        <w:rPr/>
+      </w:pPr>
+      <w:r>
+        <w:rPr>
+          <w:rFonts w:cs="Times New Roman" w:ascii="Times New Roman" w:hAnsi="Times New Roman"/>
+          <w:sz w:val="24"/>
+          <w:szCs w:val="24"/>
+        </w:rPr>
+        <w:t>sqN</w:t>
+      </w:r>
+    </w:p>
+    <w:p>
+      <w:pPr>
+        <w:pStyle w:val="ListParagraph"/>
+        <w:numPr>
+          <w:ilvl w:val="0"/>
+          <w:numId w:val="12"/>
+        </w:numPr>
+        <w:rPr>
+          <w:sz w:val="24"/>
+          <w:szCs w:val="24"/>
+        </w:rPr>
+      </w:pPr>
+      <w:r>
+        <w:rPr>
+          <w:rFonts w:cs="Times New Roman" w:ascii="Times New Roman" w:hAnsi="Times New Roman"/>
+          <w:sz w:val="24"/>
+          <w:szCs w:val="24"/>
+        </w:rPr>
+        <w:t>pc</w:t>
+      </w:r>
+    </w:p>
+    <w:p>
+      <w:pPr>
+        <w:pStyle w:val="ListParagraph"/>
+        <w:numPr>
+          <w:ilvl w:val="0"/>
+          <w:numId w:val="12"/>
+        </w:numPr>
+        <w:rPr>
+          <w:sz w:val="24"/>
+          <w:szCs w:val="24"/>
+        </w:rPr>
+      </w:pPr>
+      <w:r>
+        <w:rPr>
+          <w:rFonts w:cs="Times New Roman" w:ascii="Times New Roman" w:hAnsi="Times New Roman"/>
+          <w:sz w:val="24"/>
+          <w:szCs w:val="24"/>
+        </w:rPr>
+        <w:t>valid</w:t>
+      </w:r>
+    </w:p>
+    <w:p>
+      <w:pPr>
+        <w:pStyle w:val="ListParagraph"/>
+        <w:numPr>
+          <w:ilvl w:val="0"/>
+          <w:numId w:val="12"/>
+        </w:numPr>
+        <w:rPr>
+          <w:sz w:val="24"/>
+          <w:szCs w:val="24"/>
+        </w:rPr>
+      </w:pPr>
+      <w:r>
+        <w:rPr>
+          <w:rFonts w:cs="Times New Roman" w:ascii="Times New Roman" w:hAnsi="Times New Roman"/>
+          <w:sz w:val="24"/>
+          <w:szCs w:val="24"/>
+        </w:rPr>
+        <w:t>oper</w:t>
+      </w:r>
+    </w:p>
+    <w:p>
+      <w:pPr>
+        <w:pStyle w:val="ListParagraph"/>
+        <w:numPr>
+          <w:ilvl w:val="0"/>
+          <w:numId w:val="12"/>
+        </w:numPr>
+        <w:rPr>
+          <w:sz w:val="24"/>
+          <w:szCs w:val="24"/>
+        </w:rPr>
+      </w:pPr>
+      <w:r>
+        <w:rPr>
+          <w:rFonts w:cs="Times New Roman" w:ascii="Times New Roman" w:hAnsi="Times New Roman"/>
+          <w:sz w:val="24"/>
+          <w:szCs w:val="24"/>
+        </w:rPr>
+        <w:t>rs1_tag</w:t>
+      </w:r>
+    </w:p>
+    <w:p>
+      <w:pPr>
+        <w:pStyle w:val="ListParagraph"/>
+        <w:numPr>
+          <w:ilvl w:val="0"/>
+          <w:numId w:val="12"/>
+        </w:numPr>
+        <w:rPr>
+          <w:sz w:val="24"/>
+          <w:szCs w:val="24"/>
+        </w:rPr>
+      </w:pPr>
+      <w:r>
+        <w:rPr>
+          <w:rFonts w:cs="Times New Roman" w:ascii="Times New Roman" w:hAnsi="Times New Roman"/>
+          <w:sz w:val="24"/>
+          <w:szCs w:val="24"/>
+        </w:rPr>
+        <w:t>rs2_tag</w:t>
+      </w:r>
+    </w:p>
+    <w:p>
+      <w:pPr>
+        <w:pStyle w:val="ListParagraph"/>
+        <w:numPr>
+          <w:ilvl w:val="0"/>
+          <w:numId w:val="12"/>
+        </w:numPr>
+        <w:rPr>
+          <w:sz w:val="24"/>
+          <w:szCs w:val="24"/>
+        </w:rPr>
+      </w:pPr>
+      <w:r>
+        <w:rPr>
+          <w:rFonts w:cs="Times New Roman" w:ascii="Times New Roman" w:hAnsi="Times New Roman"/>
+          <w:sz w:val="24"/>
+          <w:szCs w:val="24"/>
+        </w:rPr>
+        <w:t>rd_tag</w:t>
+      </w:r>
+    </w:p>
+    <w:p>
+      <w:pPr>
+        <w:pStyle w:val="ListParagraph"/>
+        <w:numPr>
+          <w:ilvl w:val="0"/>
+          <w:numId w:val="12"/>
+        </w:numPr>
+        <w:rPr>
+          <w:sz w:val="24"/>
+          <w:szCs w:val="24"/>
+        </w:rPr>
+      </w:pPr>
+      <w:r>
+        <w:rPr>
+          <w:rFonts w:cs="Times New Roman" w:ascii="Times New Roman" w:hAnsi="Times New Roman"/>
+          <w:sz w:val="24"/>
+          <w:szCs w:val="24"/>
+        </w:rPr>
+        <w:t>is_</w:t>
+      </w:r>
+      <w:r>
+        <w:rPr>
+          <w:rFonts w:cs="Times New Roman" w:ascii="Times New Roman" w:hAnsi="Times New Roman"/>
+          <w:sz w:val="24"/>
+          <w:szCs w:val="24"/>
+        </w:rPr>
+        <w:t>imm  (only for ALU and LSU)</w:t>
+      </w:r>
+    </w:p>
+    <w:p>
+      <w:pPr>
+        <w:pStyle w:val="ListParagraph"/>
+        <w:numPr>
+          <w:ilvl w:val="0"/>
+          <w:numId w:val="12"/>
+        </w:numPr>
+        <w:rPr>
+          <w:sz w:val="24"/>
+          <w:szCs w:val="24"/>
+        </w:rPr>
+      </w:pPr>
+      <w:r>
+        <w:rPr>
+          <w:rFonts w:cs="Times New Roman" w:ascii="Times New Roman" w:hAnsi="Times New Roman"/>
+          <w:sz w:val="24"/>
+          <w:szCs w:val="24"/>
+        </w:rPr>
+        <w:t>imm (only for ALU and LSU)</w:t>
+      </w:r>
+    </w:p>
+    <w:p>
+      <w:pPr>
+        <w:pStyle w:val="ListParagraph"/>
+        <w:numPr>
+          <w:ilvl w:val="0"/>
+          <w:numId w:val="12"/>
+        </w:numPr>
+        <w:rPr>
+          <w:sz w:val="24"/>
+          <w:szCs w:val="24"/>
+        </w:rPr>
+      </w:pPr>
+      <w:r>
+        <w:rPr>
+          <w:rFonts w:cs="Times New Roman" w:ascii="Times New Roman" w:hAnsi="Times New Roman"/>
+          <w:sz w:val="24"/>
+          <w:szCs w:val="24"/>
+        </w:rPr>
+        <w:t>br_type (only for ALU)</w:t>
+      </w:r>
+    </w:p>
+    <w:p>
+      <w:pPr>
+        <w:pStyle w:val="ListParagraph"/>
+        <w:numPr>
+          <w:ilvl w:val="0"/>
+          <w:numId w:val="12"/>
+        </w:numPr>
+        <w:rPr>
+          <w:sz w:val="24"/>
+          <w:szCs w:val="24"/>
+        </w:rPr>
+      </w:pPr>
+      <w:r>
+        <w:rPr>
+          <w:rFonts w:cs="Times New Roman" w:ascii="Times New Roman" w:hAnsi="Times New Roman"/>
+          <w:sz w:val="24"/>
+          <w:szCs w:val="24"/>
+        </w:rPr>
+        <w:t>is_jump</w:t>
+      </w:r>
+    </w:p>
+    <w:p>
+      <w:pPr>
+        <w:pStyle w:val="ListParagraph"/>
+        <w:numPr>
+          <w:ilvl w:val="0"/>
+          <w:numId w:val="0"/>
+        </w:numPr>
+        <w:ind w:hanging="0" w:left="1440"/>
+        <w:rPr>
+          <w:sz w:val="24"/>
+          <w:szCs w:val="24"/>
+        </w:rPr>
+      </w:pPr>
+      <w:r>
+        <w:rPr>
+          <w:sz w:val="24"/>
+          <w:szCs w:val="24"/>
+        </w:rPr>
+      </w:r>
+    </w:p>
+    <w:p>
+      <w:pPr>
+        <w:pStyle w:val="ListParagraph"/>
+        <w:ind w:hanging="0" w:left="0"/>
+        <w:rPr>
+          <w:b/>
+          <w:bCs/>
+          <w:sz w:val="24"/>
+          <w:szCs w:val="24"/>
+        </w:rPr>
+      </w:pPr>
+      <w:r>
+        <w:rPr>
+          <w:rFonts w:cs="Times New Roman" w:ascii="Times New Roman" w:hAnsi="Times New Roman"/>
+          <w:b/>
+          <w:bCs/>
+          <w:sz w:val="24"/>
+          <w:szCs w:val="24"/>
+        </w:rPr>
+        <w:t>b) Modules</w:t>
+      </w:r>
+    </w:p>
+    <w:p>
+      <w:pPr>
+        <w:pStyle w:val="Normal"/>
+        <w:rPr>
+          <w:sz w:val="24"/>
+          <w:szCs w:val="24"/>
+        </w:rPr>
+      </w:pPr>
+      <w:r>
+        <w:rPr>
+          <w:rFonts w:cs="Times New Roman" w:ascii="Times New Roman" w:hAnsi="Times New Roman"/>
+          <w:b/>
+          <w:sz w:val="24"/>
+          <w:szCs w:val="24"/>
         </w:rPr>
         <w:t>Rename Table</w:t>
       </w:r>
@@ -55,10 +1006,10 @@
               <w:widowControl/>
               <w:suppressAutoHyphens w:val="true"/>
               <w:spacing w:lineRule="auto" w:line="240" w:before="0" w:after="0"/>
-              <w:jc w:val="left"/>
+              <w:jc w:val="center"/>
               <w:rPr>
-                <w:rFonts w:ascii="Times New Roman" w:hAnsi="Times New Roman" w:cs="Times New Roman"/>
                 <w:sz w:val="24"/>
+                <w:szCs w:val="24"/>
               </w:rPr>
             </w:pPr>
             <w:r>
@@ -66,10 +1017,10 @@
                 <w:rFonts w:eastAsia="Calibri" w:cs="Times New Roman" w:ascii="Times New Roman" w:hAnsi="Times New Roman"/>
                 <w:kern w:val="0"/>
                 <w:sz w:val="24"/>
-                <w:szCs w:val="22"/>
+                <w:szCs w:val="24"/>
                 <w:lang w:val="en-US" w:eastAsia="en-US" w:bidi="ar-SA"/>
               </w:rPr>
-              <w:t>Architectural Register</w:t>
+              <w:t>archReg</w:t>
             </w:r>
           </w:p>
         </w:tc>
@@ -84,17 +1035,18 @@
               <w:widowControl/>
               <w:suppressAutoHyphens w:val="true"/>
               <w:spacing w:lineRule="auto" w:line="240" w:before="0" w:after="0"/>
-              <w:jc w:val="left"/>
+              <w:jc w:val="center"/>
               <w:rPr>
-                <w:rFonts w:ascii="Times New Roman" w:hAnsi="Times New Roman" w:cs="Times New Roman"/>
+                <w:sz w:val="24"/>
+                <w:szCs w:val="24"/>
               </w:rPr>
             </w:pPr>
             <w:r>
               <w:rPr>
                 <w:rFonts w:eastAsia="Calibri" w:cs="Times New Roman" w:ascii="Times New Roman" w:hAnsi="Times New Roman"/>
                 <w:kern w:val="0"/>
-                <w:sz w:val="22"/>
-                <w:szCs w:val="22"/>
+                <w:sz w:val="24"/>
+                <w:szCs w:val="24"/>
                 <w:lang w:val="en-US" w:eastAsia="en-US" w:bidi="ar-SA"/>
               </w:rPr>
               <w:t>specTag</w:t>
@@ -112,17 +1064,18 @@
               <w:widowControl/>
               <w:suppressAutoHyphens w:val="true"/>
               <w:spacing w:lineRule="auto" w:line="240" w:before="0" w:after="0"/>
-              <w:jc w:val="left"/>
+              <w:jc w:val="center"/>
               <w:rPr>
-                <w:rFonts w:ascii="Times New Roman" w:hAnsi="Times New Roman" w:cs="Times New Roman"/>
+                <w:sz w:val="24"/>
+                <w:szCs w:val="24"/>
               </w:rPr>
             </w:pPr>
             <w:r>
               <w:rPr>
                 <w:rFonts w:eastAsia="Calibri" w:cs="Times New Roman" w:ascii="Times New Roman" w:hAnsi="Times New Roman"/>
                 <w:kern w:val="0"/>
-                <w:sz w:val="22"/>
-                <w:szCs w:val="22"/>
+                <w:sz w:val="24"/>
+                <w:szCs w:val="24"/>
                 <w:lang w:val="en-US" w:eastAsia="en-US" w:bidi="ar-SA"/>
               </w:rPr>
               <w:t>comTag</w:t>
@@ -136,11 +1089,15 @@
         <w:pStyle w:val="Normal"/>
         <w:rPr>
           <w:rFonts w:ascii="Times New Roman" w:hAnsi="Times New Roman" w:cs="Times New Roman"/>
-        </w:rPr>
-      </w:pPr>
-      <w:r>
-        <w:rPr>
-          <w:rFonts w:cs="Times New Roman" w:ascii="Times New Roman" w:hAnsi="Times New Roman"/>
+          <w:sz w:val="24"/>
+          <w:szCs w:val="24"/>
+        </w:rPr>
+      </w:pPr>
+      <w:r>
+        <w:rPr>
+          <w:rFonts w:cs="Times New Roman" w:ascii="Times New Roman" w:hAnsi="Times New Roman"/>
+          <w:sz w:val="24"/>
+          <w:szCs w:val="24"/>
         </w:rPr>
       </w:r>
     </w:p>
@@ -152,163 +1109,211 @@
           <w:numId w:val="1"/>
         </w:numPr>
         <w:rPr>
+          <w:sz w:val="24"/>
+          <w:szCs w:val="24"/>
+        </w:rPr>
+      </w:pPr>
+      <w:r>
+        <w:rPr>
+          <w:rFonts w:cs="Times New Roman" w:ascii="Times New Roman" w:hAnsi="Times New Roman"/>
+          <w:sz w:val="24"/>
+          <w:szCs w:val="24"/>
+        </w:rPr>
+        <w:t>Shows latest mapping of architectural registers to physical registers (tags)</w:t>
+      </w:r>
+    </w:p>
+    <w:p>
+      <w:pPr>
+        <w:pStyle w:val="ListParagraph"/>
+        <w:numPr>
+          <w:ilvl w:val="0"/>
+          <w:numId w:val="1"/>
+        </w:numPr>
+        <w:rPr>
+          <w:sz w:val="24"/>
+          <w:szCs w:val="24"/>
+        </w:rPr>
+      </w:pPr>
+      <w:r>
+        <w:rPr>
+          <w:rFonts w:cs="Times New Roman" w:ascii="Times New Roman" w:hAnsi="Times New Roman"/>
+          <w:sz w:val="24"/>
+          <w:szCs w:val="24"/>
+        </w:rPr>
+        <w:t>s</w:t>
+      </w:r>
+      <w:r>
+        <w:rPr>
+          <w:rFonts w:cs="Times New Roman" w:ascii="Times New Roman" w:hAnsi="Times New Roman"/>
+          <w:sz w:val="24"/>
+          <w:szCs w:val="24"/>
+        </w:rPr>
+        <w:t>pecTag is the last physical register assigned to a given architectural register</w:t>
+      </w:r>
+    </w:p>
+    <w:p>
+      <w:pPr>
+        <w:pStyle w:val="ListParagraph"/>
+        <w:numPr>
+          <w:ilvl w:val="0"/>
+          <w:numId w:val="1"/>
+        </w:numPr>
+        <w:rPr>
+          <w:sz w:val="24"/>
+          <w:szCs w:val="24"/>
+        </w:rPr>
+      </w:pPr>
+      <w:r>
+        <w:rPr>
+          <w:rFonts w:cs="Times New Roman" w:ascii="Times New Roman" w:hAnsi="Times New Roman"/>
+          <w:sz w:val="24"/>
+          <w:szCs w:val="24"/>
+        </w:rPr>
+        <w:t>comTag is the last physical register committed for a given architectural register</w:t>
+      </w:r>
+    </w:p>
+    <w:p>
+      <w:pPr>
+        <w:pStyle w:val="ListParagraph"/>
+        <w:numPr>
+          <w:ilvl w:val="0"/>
+          <w:numId w:val="1"/>
+        </w:numPr>
+        <w:rPr>
+          <w:sz w:val="24"/>
+          <w:szCs w:val="24"/>
+        </w:rPr>
+      </w:pPr>
+      <w:r>
+        <w:rPr>
+          <w:rFonts w:cs="Times New Roman" w:ascii="Times New Roman" w:hAnsi="Times New Roman"/>
+          <w:sz w:val="24"/>
+          <w:szCs w:val="24"/>
+        </w:rPr>
+        <w:t>Tags are never assigned, unless they are free =&gt; Neither a specTag or a comTag</w:t>
+      </w:r>
+    </w:p>
+    <w:p>
+      <w:pPr>
+        <w:pStyle w:val="ListParagraph"/>
+        <w:rPr>
           <w:rFonts w:ascii="Times New Roman" w:hAnsi="Times New Roman" w:cs="Times New Roman"/>
-        </w:rPr>
-      </w:pPr>
-      <w:r>
-        <w:rPr>
-          <w:rFonts w:cs="Times New Roman" w:ascii="Times New Roman" w:hAnsi="Times New Roman"/>
-        </w:rPr>
-        <w:t>Shows latest mapping of architectural registers to physical registers (tags)</w:t>
-      </w:r>
-    </w:p>
-    <w:p>
-      <w:pPr>
-        <w:pStyle w:val="ListParagraph"/>
-        <w:numPr>
-          <w:ilvl w:val="0"/>
-          <w:numId w:val="1"/>
-        </w:numPr>
+          <w:sz w:val="24"/>
+          <w:szCs w:val="24"/>
+        </w:rPr>
+      </w:pPr>
+      <w:r>
+        <w:rPr>
+          <w:rFonts w:cs="Times New Roman" w:ascii="Times New Roman" w:hAnsi="Times New Roman"/>
+          <w:sz w:val="24"/>
+          <w:szCs w:val="24"/>
+        </w:rPr>
+      </w:r>
+    </w:p>
+    <w:p>
+      <w:pPr>
+        <w:pStyle w:val="ListParagraph"/>
+        <w:ind w:left="360"/>
+        <w:rPr>
+          <w:sz w:val="24"/>
+          <w:szCs w:val="24"/>
+        </w:rPr>
+      </w:pPr>
+      <w:r>
+        <w:rPr>
+          <w:rFonts w:cs="Times New Roman" w:ascii="Times New Roman" w:hAnsi="Times New Roman"/>
+          <w:sz w:val="24"/>
+          <w:szCs w:val="24"/>
+        </w:rPr>
+        <w:t>Example:</w:t>
+      </w:r>
+    </w:p>
+    <w:p>
+      <w:pPr>
+        <w:pStyle w:val="ListParagraph"/>
+        <w:numPr>
+          <w:ilvl w:val="0"/>
+          <w:numId w:val="2"/>
+        </w:numPr>
+        <w:rPr>
+          <w:sz w:val="24"/>
+          <w:szCs w:val="24"/>
+        </w:rPr>
+      </w:pPr>
+      <w:r>
+        <w:rPr>
+          <w:rFonts w:cs="Times New Roman" w:ascii="Times New Roman" w:hAnsi="Times New Roman"/>
+          <w:sz w:val="24"/>
+          <w:szCs w:val="24"/>
+        </w:rPr>
+        <w:t>x3’s comTag was p5 and specTag was p6</w:t>
+      </w:r>
+    </w:p>
+    <w:p>
+      <w:pPr>
+        <w:pStyle w:val="ListParagraph"/>
+        <w:numPr>
+          <w:ilvl w:val="0"/>
+          <w:numId w:val="2"/>
+        </w:numPr>
+        <w:rPr>
+          <w:sz w:val="24"/>
+          <w:szCs w:val="24"/>
+        </w:rPr>
+      </w:pPr>
+      <w:r>
+        <w:rPr>
+          <w:rFonts w:cs="Times New Roman" w:ascii="Times New Roman" w:hAnsi="Times New Roman"/>
+          <w:sz w:val="24"/>
+          <w:szCs w:val="24"/>
+        </w:rPr>
+        <w:t>After commit p6 became comTag of x3. Hence, p6 will now act as x3</w:t>
+      </w:r>
+    </w:p>
+    <w:p>
+      <w:pPr>
+        <w:pStyle w:val="ListParagraph"/>
+        <w:numPr>
+          <w:ilvl w:val="0"/>
+          <w:numId w:val="2"/>
+        </w:numPr>
+        <w:rPr>
+          <w:sz w:val="24"/>
+          <w:szCs w:val="24"/>
+        </w:rPr>
+      </w:pPr>
+      <w:r>
+        <w:rPr>
+          <w:rFonts w:cs="Times New Roman" w:ascii="Times New Roman" w:hAnsi="Times New Roman"/>
+          <w:sz w:val="24"/>
+          <w:szCs w:val="24"/>
+        </w:rPr>
+        <w:t xml:space="preserve">p5 is now </w:t>
+      </w:r>
+      <w:r>
+        <w:rPr>
+          <w:rFonts w:cs="Times New Roman" w:ascii="Times New Roman" w:hAnsi="Times New Roman"/>
+          <w:sz w:val="24"/>
+          <w:szCs w:val="24"/>
+        </w:rPr>
+        <w:t>free for assignment as a specTag</w:t>
+      </w:r>
+    </w:p>
+    <w:p>
+      <w:pPr>
+        <w:pStyle w:val="ListParagraph"/>
+        <w:ind w:left="1133"/>
         <w:rPr>
           <w:rFonts w:ascii="Times New Roman" w:hAnsi="Times New Roman" w:cs="Times New Roman"/>
-        </w:rPr>
-      </w:pPr>
-      <w:r>
-        <w:rPr>
-          <w:rFonts w:cs="Times New Roman" w:ascii="Times New Roman" w:hAnsi="Times New Roman"/>
-        </w:rPr>
-        <w:t>SpecTag is the last physical register assigned to a given architectural register</w:t>
-      </w:r>
-    </w:p>
-    <w:p>
-      <w:pPr>
-        <w:pStyle w:val="ListParagraph"/>
-        <w:numPr>
-          <w:ilvl w:val="0"/>
-          <w:numId w:val="1"/>
-        </w:numPr>
-        <w:rPr>
-          <w:rFonts w:ascii="Times New Roman" w:hAnsi="Times New Roman" w:cs="Times New Roman"/>
-        </w:rPr>
-      </w:pPr>
-      <w:r>
-        <w:rPr>
-          <w:rFonts w:cs="Times New Roman" w:ascii="Times New Roman" w:hAnsi="Times New Roman"/>
-        </w:rPr>
-        <w:t>comTag is the last physical register committed for a given architectural register</w:t>
-      </w:r>
-    </w:p>
-    <w:p>
-      <w:pPr>
-        <w:pStyle w:val="ListParagraph"/>
-        <w:numPr>
-          <w:ilvl w:val="0"/>
-          <w:numId w:val="1"/>
-        </w:numPr>
-        <w:rPr>
-          <w:rFonts w:ascii="Times New Roman" w:hAnsi="Times New Roman" w:cs="Times New Roman"/>
-        </w:rPr>
-      </w:pPr>
-      <w:r>
-        <w:rPr>
-          <w:rFonts w:cs="Times New Roman" w:ascii="Times New Roman" w:hAnsi="Times New Roman"/>
-        </w:rPr>
-        <w:t xml:space="preserve">comTag registers will never be available unless replaced </w:t>
-      </w:r>
-    </w:p>
-    <w:p>
-      <w:pPr>
-        <w:pStyle w:val="ListParagraph"/>
-        <w:rPr>
-          <w:rFonts w:ascii="Times New Roman" w:hAnsi="Times New Roman" w:cs="Times New Roman"/>
-        </w:rPr>
-      </w:pPr>
-      <w:r>
-        <w:rPr>
-          <w:rFonts w:cs="Times New Roman" w:ascii="Times New Roman" w:hAnsi="Times New Roman"/>
-        </w:rPr>
-      </w:r>
-    </w:p>
-    <w:p>
-      <w:pPr>
-        <w:pStyle w:val="ListParagraph"/>
-        <w:ind w:left="360"/>
-        <w:rPr>
-          <w:rFonts w:ascii="Times New Roman" w:hAnsi="Times New Roman" w:cs="Times New Roman"/>
-        </w:rPr>
-      </w:pPr>
-      <w:r>
-        <w:rPr>
-          <w:rFonts w:cs="Times New Roman" w:ascii="Times New Roman" w:hAnsi="Times New Roman"/>
-        </w:rPr>
-        <w:t>Example:</w:t>
-      </w:r>
-    </w:p>
-    <w:p>
-      <w:pPr>
-        <w:pStyle w:val="ListParagraph"/>
-        <w:numPr>
-          <w:ilvl w:val="0"/>
-          <w:numId w:val="2"/>
-        </w:numPr>
-        <w:rPr>
-          <w:rFonts w:ascii="Times New Roman" w:hAnsi="Times New Roman" w:cs="Times New Roman"/>
-        </w:rPr>
-      </w:pPr>
-      <w:r>
-        <w:rPr>
-          <w:rFonts w:cs="Times New Roman" w:ascii="Times New Roman" w:hAnsi="Times New Roman"/>
-        </w:rPr>
-        <w:t>x3’s comTag was p5 and specTag was p6</w:t>
-      </w:r>
-    </w:p>
-    <w:p>
-      <w:pPr>
-        <w:pStyle w:val="ListParagraph"/>
-        <w:numPr>
-          <w:ilvl w:val="0"/>
-          <w:numId w:val="2"/>
-        </w:numPr>
-        <w:rPr>
-          <w:rFonts w:ascii="Times New Roman" w:hAnsi="Times New Roman" w:cs="Times New Roman"/>
-        </w:rPr>
-      </w:pPr>
-      <w:r>
-        <w:rPr>
-          <w:rFonts w:cs="Times New Roman" w:ascii="Times New Roman" w:hAnsi="Times New Roman"/>
-        </w:rPr>
-        <w:t>After commit p6 became comTag of x3. Hence, p6 will now act as x3</w:t>
-      </w:r>
-    </w:p>
-    <w:p>
-      <w:pPr>
-        <w:pStyle w:val="ListParagraph"/>
-        <w:numPr>
-          <w:ilvl w:val="0"/>
-          <w:numId w:val="2"/>
-        </w:numPr>
-        <w:rPr>
-          <w:rFonts w:ascii="Times New Roman" w:hAnsi="Times New Roman" w:cs="Times New Roman"/>
-        </w:rPr>
-      </w:pPr>
-      <w:r>
-        <w:rPr>
-          <w:rFonts w:cs="Times New Roman" w:ascii="Times New Roman" w:hAnsi="Times New Roman"/>
-        </w:rPr>
-        <w:t>p5 is now available</w:t>
-      </w:r>
-    </w:p>
-    <w:p>
-      <w:pPr>
-        <w:pStyle w:val="ListParagraph"/>
-        <w:ind w:left="1133"/>
-        <w:rPr>
-          <w:rFonts w:ascii="Times New Roman" w:hAnsi="Times New Roman" w:cs="Times New Roman"/>
-        </w:rPr>
-      </w:pPr>
-      <w:r>
-        <w:rPr>
-          <w:rFonts w:cs="Times New Roman" w:ascii="Times New Roman" w:hAnsi="Times New Roman"/>
+          <w:sz w:val="24"/>
+          <w:szCs w:val="24"/>
+        </w:rPr>
+      </w:pPr>
+      <w:r>
+        <w:rPr>
+          <w:rFonts w:cs="Times New Roman" w:ascii="Times New Roman" w:hAnsi="Times New Roman"/>
+          <w:sz w:val="24"/>
+          <w:szCs w:val="24"/>
         </w:rPr>
       </w:r>
     </w:p>
@@ -317,16 +1322,16 @@
         <w:pStyle w:val="ListParagraph"/>
         <w:ind w:left="0"/>
         <w:rPr>
-          <w:rFonts w:ascii="Times New Roman" w:hAnsi="Times New Roman" w:cs="Times New Roman"/>
+          <w:sz w:val="24"/>
+          <w:szCs w:val="24"/>
+        </w:rPr>
+      </w:pPr>
+      <w:r>
+        <w:rPr>
+          <w:rFonts w:cs="Times New Roman" w:ascii="Times New Roman" w:hAnsi="Times New Roman"/>
           <w:b/>
-          <w:sz w:val="28"/>
-        </w:rPr>
-      </w:pPr>
-      <w:r>
-        <w:rPr>
-          <w:rFonts w:cs="Times New Roman" w:ascii="Times New Roman" w:hAnsi="Times New Roman"/>
-          <w:b/>
-          <w:sz w:val="28"/>
+          <w:sz w:val="24"/>
+          <w:szCs w:val="24"/>
         </w:rPr>
         <w:t>Tag Buffer</w:t>
       </w:r>
@@ -334,7 +1339,7 @@
     <w:tbl>
       <w:tblPr>
         <w:tblStyle w:val="TableGrid"/>
-        <w:tblW w:w="9350" w:type="dxa"/>
+        <w:tblW w:w="9349" w:type="dxa"/>
         <w:jc w:val="left"/>
         <w:tblInd w:w="0" w:type="dxa"/>
         <w:tblLayout w:type="fixed"/>
@@ -347,15 +1352,16 @@
         <w:tblLook w:val="04a0" w:noHBand="0" w:noVBand="1" w:firstColumn="1" w:lastRow="0" w:lastColumn="0" w:firstRow="1"/>
       </w:tblPr>
       <w:tblGrid>
-        <w:gridCol w:w="3116"/>
-        <w:gridCol w:w="3117"/>
-        <w:gridCol w:w="3117"/>
+        <w:gridCol w:w="1659"/>
+        <w:gridCol w:w="1909"/>
+        <w:gridCol w:w="3371"/>
+        <w:gridCol w:w="2410"/>
       </w:tblGrid>
       <w:tr>
         <w:trPr/>
         <w:tc>
           <w:tcPr>
-            <w:tcW w:w="3116" w:type="dxa"/>
+            <w:tcW w:w="1659" w:type="dxa"/>
             <w:tcBorders/>
           </w:tcPr>
           <w:p>
@@ -366,26 +1372,27 @@
               <w:spacing w:lineRule="auto" w:line="240" w:before="0" w:after="0"/>
               <w:ind w:left="0"/>
               <w:contextualSpacing/>
-              <w:jc w:val="left"/>
+              <w:jc w:val="center"/>
               <w:rPr>
-                <w:rFonts w:ascii="Times New Roman" w:hAnsi="Times New Roman" w:cs="Times New Roman"/>
+                <w:sz w:val="24"/>
+                <w:szCs w:val="24"/>
               </w:rPr>
             </w:pPr>
             <w:r>
               <w:rPr>
                 <w:rFonts w:eastAsia="Calibri" w:cs="Times New Roman" w:ascii="Times New Roman" w:hAnsi="Times New Roman"/>
                 <w:kern w:val="0"/>
-                <w:sz w:val="22"/>
-                <w:szCs w:val="22"/>
+                <w:sz w:val="24"/>
+                <w:szCs w:val="24"/>
                 <w:lang w:val="en-US" w:eastAsia="en-US" w:bidi="ar-SA"/>
               </w:rPr>
-              <w:t>Tag</w:t>
+              <w:t>tag</w:t>
             </w:r>
           </w:p>
         </w:tc>
         <w:tc>
           <w:tcPr>
-            <w:tcW w:w="3117" w:type="dxa"/>
+            <w:tcW w:w="1909" w:type="dxa"/>
             <w:tcBorders>
               <w:right w:val="nil"/>
             </w:tcBorders>
@@ -398,26 +1405,59 @@
               <w:spacing w:lineRule="auto" w:line="240" w:before="0" w:after="0"/>
               <w:ind w:left="0"/>
               <w:contextualSpacing/>
-              <w:jc w:val="left"/>
+              <w:jc w:val="center"/>
               <w:rPr>
-                <w:rFonts w:ascii="Times New Roman" w:hAnsi="Times New Roman" w:cs="Times New Roman"/>
+                <w:sz w:val="24"/>
+                <w:szCs w:val="24"/>
               </w:rPr>
             </w:pPr>
             <w:r>
               <w:rPr>
                 <w:rFonts w:eastAsia="Calibri" w:cs="Times New Roman" w:ascii="Times New Roman" w:hAnsi="Times New Roman"/>
                 <w:kern w:val="0"/>
-                <w:sz w:val="22"/>
-                <w:szCs w:val="22"/>
+                <w:sz w:val="24"/>
+                <w:szCs w:val="24"/>
                 <w:lang w:val="en-US" w:eastAsia="en-US" w:bidi="ar-SA"/>
               </w:rPr>
-              <w:t>Available</w:t>
+              <w:t>free</w:t>
             </w:r>
           </w:p>
         </w:tc>
         <w:tc>
           <w:tcPr>
-            <w:tcW w:w="3117" w:type="dxa"/>
+            <w:tcW w:w="3371" w:type="dxa"/>
+            <w:tcBorders>
+              <w:right w:val="nil"/>
+            </w:tcBorders>
+          </w:tcPr>
+          <w:p>
+            <w:pPr>
+              <w:pStyle w:val="ListParagraph"/>
+              <w:widowControl/>
+              <w:suppressAutoHyphens w:val="true"/>
+              <w:spacing w:lineRule="auto" w:line="240" w:before="0" w:after="0"/>
+              <w:ind w:left="0"/>
+              <w:contextualSpacing/>
+              <w:jc w:val="center"/>
+              <w:rPr>
+                <w:rFonts w:ascii="Times New Roman" w:hAnsi="Times New Roman"/>
+                <w:sz w:val="24"/>
+                <w:szCs w:val="24"/>
+              </w:rPr>
+            </w:pPr>
+            <w:r>
+              <w:rPr>
+                <w:rFonts w:ascii="Times New Roman" w:hAnsi="Times New Roman"/>
+                <w:sz w:val="24"/>
+                <w:szCs w:val="24"/>
+              </w:rPr>
+              <w:t>freeCom</w:t>
+            </w:r>
+          </w:p>
+        </w:tc>
+        <w:tc>
+          <w:tcPr>
+            <w:tcW w:w="2410" w:type="dxa"/>
             <w:tcBorders/>
           </w:tcPr>
           <w:p>
@@ -428,20 +1468,31 @@
               <w:spacing w:lineRule="auto" w:line="240" w:before="0" w:after="0"/>
               <w:ind w:left="0"/>
               <w:contextualSpacing/>
-              <w:jc w:val="left"/>
+              <w:jc w:val="center"/>
               <w:rPr>
-                <w:rFonts w:ascii="Times New Roman" w:hAnsi="Times New Roman" w:cs="Times New Roman"/>
+                <w:sz w:val="24"/>
+                <w:szCs w:val="24"/>
               </w:rPr>
             </w:pPr>
             <w:r>
               <w:rPr>
                 <w:rFonts w:eastAsia="Calibri" w:cs="Times New Roman" w:ascii="Times New Roman" w:hAnsi="Times New Roman"/>
                 <w:kern w:val="0"/>
-                <w:sz w:val="22"/>
-                <w:szCs w:val="22"/>
+                <w:sz w:val="24"/>
+                <w:szCs w:val="24"/>
                 <w:lang w:val="en-US" w:eastAsia="en-US" w:bidi="ar-SA"/>
               </w:rPr>
-              <w:t>Ready</w:t>
+              <w:t>r</w:t>
+            </w:r>
+            <w:r>
+              <w:rPr>
+                <w:rFonts w:eastAsia="Calibri" w:cs="Times New Roman" w:ascii="Times New Roman" w:hAnsi="Times New Roman"/>
+                <w:kern w:val="0"/>
+                <w:sz w:val="24"/>
+                <w:szCs w:val="24"/>
+                <w:lang w:val="en-US" w:eastAsia="en-US" w:bidi="ar-SA"/>
+              </w:rPr>
+              <w:t>eady</w:t>
             </w:r>
           </w:p>
         </w:tc>
@@ -453,11 +1504,15 @@
         <w:ind w:left="0"/>
         <w:rPr>
           <w:rFonts w:ascii="Times New Roman" w:hAnsi="Times New Roman" w:cs="Times New Roman"/>
-        </w:rPr>
-      </w:pPr>
-      <w:r>
-        <w:rPr>
-          <w:rFonts w:cs="Times New Roman" w:ascii="Times New Roman" w:hAnsi="Times New Roman"/>
+          <w:sz w:val="24"/>
+          <w:szCs w:val="24"/>
+        </w:rPr>
+      </w:pPr>
+      <w:r>
+        <w:rPr>
+          <w:rFonts w:cs="Times New Roman" w:ascii="Times New Roman" w:hAnsi="Times New Roman"/>
+          <w:sz w:val="24"/>
+          <w:szCs w:val="24"/>
         </w:rPr>
       </w:r>
     </w:p>
@@ -469,80 +1524,146 @@
           <w:numId w:val="3"/>
         </w:numPr>
         <w:rPr>
+          <w:sz w:val="24"/>
+          <w:szCs w:val="24"/>
+        </w:rPr>
+      </w:pPr>
+      <w:r>
+        <w:rPr>
+          <w:rFonts w:cs="Times New Roman" w:ascii="Times New Roman" w:hAnsi="Times New Roman"/>
+          <w:sz w:val="24"/>
+          <w:szCs w:val="24"/>
+        </w:rPr>
+        <w:t>free field is marked 0, when a tag is assigned as specTag in rename table</w:t>
+      </w:r>
+    </w:p>
+    <w:p>
+      <w:pPr>
+        <w:pStyle w:val="ListParagraph"/>
+        <w:numPr>
+          <w:ilvl w:val="0"/>
+          <w:numId w:val="3"/>
+        </w:numPr>
+        <w:rPr>
+          <w:sz w:val="24"/>
+          <w:szCs w:val="24"/>
+        </w:rPr>
+      </w:pPr>
+      <w:r>
+        <w:rPr>
+          <w:rFonts w:cs="Times New Roman" w:ascii="Times New Roman" w:hAnsi="Times New Roman"/>
+          <w:sz w:val="24"/>
+          <w:szCs w:val="24"/>
+        </w:rPr>
+        <w:t>freeCom is marked 0, when a tag is committed, and assigned as a comTag in rename table</w:t>
+      </w:r>
+    </w:p>
+    <w:p>
+      <w:pPr>
+        <w:pStyle w:val="ListParagraph"/>
+        <w:numPr>
+          <w:ilvl w:val="0"/>
+          <w:numId w:val="3"/>
+        </w:numPr>
+        <w:rPr>
+          <w:sz w:val="24"/>
+          <w:szCs w:val="24"/>
+        </w:rPr>
+      </w:pPr>
+      <w:r>
+        <w:rPr>
+          <w:rFonts w:cs="Times New Roman" w:ascii="Times New Roman" w:hAnsi="Times New Roman"/>
+          <w:sz w:val="24"/>
+          <w:szCs w:val="24"/>
+        </w:rPr>
+        <w:t>Both free and freeCom are set, when a tag is freed</w:t>
+      </w:r>
+    </w:p>
+    <w:p>
+      <w:pPr>
+        <w:pStyle w:val="ListParagraph"/>
+        <w:numPr>
+          <w:ilvl w:val="0"/>
+          <w:numId w:val="3"/>
+        </w:numPr>
+        <w:rPr>
+          <w:sz w:val="24"/>
+          <w:szCs w:val="24"/>
+        </w:rPr>
+      </w:pPr>
+      <w:r>
+        <w:rPr>
+          <w:rFonts w:cs="Times New Roman" w:ascii="Times New Roman" w:hAnsi="Times New Roman"/>
+          <w:sz w:val="24"/>
+          <w:szCs w:val="24"/>
+        </w:rPr>
+        <w:t>tags are only freed, when replaced by a new comTag</w:t>
+      </w:r>
+    </w:p>
+    <w:p>
+      <w:pPr>
+        <w:pStyle w:val="ListParagraph"/>
+        <w:numPr>
+          <w:ilvl w:val="0"/>
+          <w:numId w:val="3"/>
+        </w:numPr>
+        <w:rPr>
+          <w:sz w:val="24"/>
+          <w:szCs w:val="24"/>
+        </w:rPr>
+      </w:pPr>
+      <w:r>
+        <w:rPr>
+          <w:rFonts w:cs="Times New Roman" w:ascii="Times New Roman" w:hAnsi="Times New Roman"/>
+          <w:sz w:val="24"/>
+          <w:szCs w:val="24"/>
+        </w:rPr>
+        <w:t>r</w:t>
+      </w:r>
+      <w:r>
+        <w:rPr>
+          <w:rFonts w:cs="Times New Roman" w:ascii="Times New Roman" w:hAnsi="Times New Roman"/>
+          <w:sz w:val="24"/>
+          <w:szCs w:val="24"/>
+        </w:rPr>
+        <w:t>eady implies that result in a tag is ready to be read</w:t>
+      </w:r>
+    </w:p>
+    <w:p>
+      <w:pPr>
+        <w:pStyle w:val="ListParagraph"/>
+        <w:numPr>
+          <w:ilvl w:val="0"/>
+          <w:numId w:val="3"/>
+        </w:numPr>
+        <w:rPr>
+          <w:sz w:val="24"/>
+          <w:szCs w:val="24"/>
+        </w:rPr>
+      </w:pPr>
+      <w:r>
+        <w:rPr>
+          <w:rFonts w:cs="Times New Roman" w:ascii="Times New Roman" w:hAnsi="Times New Roman"/>
+          <w:sz w:val="24"/>
+          <w:szCs w:val="24"/>
+        </w:rPr>
+        <w:t>ready is marked 0, when a tag is assigned as specTag for an instruction</w:t>
+      </w:r>
+    </w:p>
+    <w:p>
+      <w:pPr>
+        <w:pStyle w:val="ListParagraph"/>
+        <w:rPr>
           <w:rFonts w:ascii="Times New Roman" w:hAnsi="Times New Roman" w:cs="Times New Roman"/>
-        </w:rPr>
-      </w:pPr>
-      <w:r>
-        <w:rPr>
-          <w:rFonts w:cs="Times New Roman" w:ascii="Times New Roman" w:hAnsi="Times New Roman"/>
-        </w:rPr>
-        <w:t>Shows available tags, free for assignment</w:t>
-      </w:r>
-    </w:p>
-    <w:p>
-      <w:pPr>
-        <w:pStyle w:val="ListParagraph"/>
-        <w:numPr>
-          <w:ilvl w:val="0"/>
-          <w:numId w:val="3"/>
-        </w:numPr>
-        <w:rPr>
-          <w:rFonts w:ascii="Times New Roman" w:hAnsi="Times New Roman" w:cs="Times New Roman"/>
-        </w:rPr>
-      </w:pPr>
-      <w:r>
-        <w:rPr>
-          <w:rFonts w:cs="Times New Roman" w:ascii="Times New Roman" w:hAnsi="Times New Roman"/>
-        </w:rPr>
-        <w:t>Ready implies that result in a tag is ready to be read</w:t>
-      </w:r>
-    </w:p>
-    <w:p>
-      <w:pPr>
-        <w:pStyle w:val="ListParagraph"/>
-        <w:numPr>
-          <w:ilvl w:val="0"/>
-          <w:numId w:val="3"/>
-        </w:numPr>
-        <w:rPr>
-          <w:rFonts w:ascii="Times New Roman" w:hAnsi="Times New Roman" w:cs="Times New Roman"/>
-        </w:rPr>
-      </w:pPr>
-      <w:r>
-        <w:rPr>
-          <w:rFonts w:cs="Times New Roman" w:ascii="Times New Roman" w:hAnsi="Times New Roman"/>
-        </w:rPr>
-        <w:t xml:space="preserve">comTag registers are free only when replaced, as discussed </w:t>
-      </w:r>
-    </w:p>
-    <w:p>
-      <w:pPr>
-        <w:pStyle w:val="ListParagraph"/>
-        <w:numPr>
-          <w:ilvl w:val="0"/>
-          <w:numId w:val="3"/>
-        </w:numPr>
-        <w:rPr>
-          <w:rFonts w:ascii="Times New Roman" w:hAnsi="Times New Roman" w:cs="Times New Roman"/>
-        </w:rPr>
-      </w:pPr>
-      <w:r>
-        <w:rPr>
-          <w:rFonts w:cs="Times New Roman" w:ascii="Times New Roman" w:hAnsi="Times New Roman"/>
-        </w:rPr>
-        <w:t xml:space="preserve">Rename table informs which tags were freed </w:t>
-      </w:r>
-    </w:p>
-    <w:p>
-      <w:pPr>
-        <w:pStyle w:val="ListParagraph"/>
-        <w:rPr>
-          <w:rFonts w:ascii="Times New Roman" w:hAnsi="Times New Roman" w:cs="Times New Roman"/>
-        </w:rPr>
-      </w:pPr>
-      <w:r>
-        <w:rPr>
-          <w:rFonts w:cs="Times New Roman" w:ascii="Times New Roman" w:hAnsi="Times New Roman"/>
+          <w:sz w:val="24"/>
+          <w:szCs w:val="24"/>
+        </w:rPr>
+      </w:pPr>
+      <w:r>
+        <w:rPr>
+          <w:rFonts w:cs="Times New Roman" w:ascii="Times New Roman" w:hAnsi="Times New Roman"/>
+          <w:sz w:val="24"/>
+          <w:szCs w:val="24"/>
         </w:rPr>
       </w:r>
     </w:p>
@@ -551,16 +1672,16 @@
         <w:pStyle w:val="ListParagraph"/>
         <w:ind w:left="0"/>
         <w:rPr>
-          <w:rFonts w:ascii="Times New Roman" w:hAnsi="Times New Roman" w:cs="Times New Roman"/>
+          <w:sz w:val="24"/>
+          <w:szCs w:val="24"/>
+        </w:rPr>
+      </w:pPr>
+      <w:r>
+        <w:rPr>
+          <w:rFonts w:cs="Times New Roman" w:ascii="Times New Roman" w:hAnsi="Times New Roman"/>
           <w:b/>
-          <w:sz w:val="28"/>
-        </w:rPr>
-      </w:pPr>
-      <w:r>
-        <w:rPr>
-          <w:rFonts w:cs="Times New Roman" w:ascii="Times New Roman" w:hAnsi="Times New Roman"/>
-          <w:b/>
-          <w:sz w:val="28"/>
+          <w:sz w:val="24"/>
+          <w:szCs w:val="24"/>
         </w:rPr>
         <w:t>Issue Buffer (Arithmetic)</w:t>
       </w:r>
@@ -568,7 +1689,7 @@
     <w:tbl>
       <w:tblPr>
         <w:tblStyle w:val="TableGrid"/>
-        <w:tblW w:w="9542" w:type="dxa"/>
+        <w:tblW w:w="9463" w:type="dxa"/>
         <w:jc w:val="left"/>
         <w:tblInd w:w="0" w:type="dxa"/>
         <w:tblLayout w:type="fixed"/>
@@ -581,27 +1702,25 @@
         <w:tblLook w:val="04a0" w:noHBand="0" w:noVBand="1" w:firstColumn="1" w:lastRow="0" w:lastColumn="0" w:firstRow="1"/>
       </w:tblPr>
       <w:tblGrid>
-        <w:gridCol w:w="536"/>
-        <w:gridCol w:w="925"/>
-        <w:gridCol w:w="924"/>
-        <w:gridCol w:w="761"/>
-        <w:gridCol w:w="721"/>
-        <w:gridCol w:w="775"/>
-        <w:gridCol w:w="547"/>
-        <w:gridCol w:w="785"/>
-        <w:gridCol w:w="818"/>
-        <w:gridCol w:w="762"/>
-        <w:gridCol w:w="721"/>
-        <w:gridCol w:w="687"/>
-        <w:gridCol w:w="579"/>
+        <w:gridCol w:w="572"/>
+        <w:gridCol w:w="442"/>
+        <w:gridCol w:w="648"/>
+        <w:gridCol w:w="604"/>
+        <w:gridCol w:w="832"/>
+        <w:gridCol w:w="789"/>
+        <w:gridCol w:w="832"/>
+        <w:gridCol w:w="789"/>
+        <w:gridCol w:w="756"/>
+        <w:gridCol w:w="843"/>
+        <w:gridCol w:w="615"/>
+        <w:gridCol w:w="854"/>
+        <w:gridCol w:w="887"/>
       </w:tblGrid>
       <w:tr>
-        <w:trPr>
-          <w:trHeight w:val="341" w:hRule="atLeast"/>
-        </w:trPr>
+        <w:trPr/>
         <w:tc>
           <w:tcPr>
-            <w:tcW w:w="536" w:type="dxa"/>
+            <w:tcW w:w="572" w:type="dxa"/>
             <w:tcBorders/>
           </w:tcPr>
           <w:p>
@@ -609,29 +1728,41 @@
               <w:pStyle w:val="ListParagraph"/>
               <w:widowControl/>
               <w:suppressAutoHyphens w:val="true"/>
-              <w:spacing w:lineRule="auto" w:line="240" w:before="0" w:after="0"/>
+              <w:spacing w:lineRule="auto" w:line="240" w:before="57" w:after="57"/>
               <w:ind w:left="0"/>
               <w:contextualSpacing/>
-              <w:jc w:val="left"/>
+              <w:jc w:val="center"/>
               <w:rPr>
-                <w:rFonts w:ascii="Times New Roman" w:hAnsi="Times New Roman" w:cs="Times New Roman"/>
+                <w:rFonts w:ascii="Times New Roman" w:hAnsi="Times New Roman"/>
+                <w:sz w:val="18"/>
+                <w:szCs w:val="18"/>
               </w:rPr>
             </w:pPr>
             <w:r>
               <w:rPr>
                 <w:rFonts w:eastAsia="Calibri" w:cs="Times New Roman" w:ascii="Times New Roman" w:hAnsi="Times New Roman"/>
                 <w:kern w:val="0"/>
-                <w:sz w:val="22"/>
-                <w:szCs w:val="22"/>
+                <w:sz w:val="18"/>
+                <w:szCs w:val="18"/>
                 <w:lang w:val="en-US" w:eastAsia="en-US" w:bidi="ar-SA"/>
               </w:rPr>
-              <w:t>SqN</w:t>
+              <w:t>s</w:t>
+            </w:r>
+            <w:r>
+              <w:rPr>
+                <w:rFonts w:eastAsia="Calibri" w:cs="Times New Roman" w:ascii="Times New Roman" w:hAnsi="Times New Roman"/>
+                <w:kern w:val="0"/>
+                <w:sz w:val="18"/>
+                <w:szCs w:val="18"/>
+                <w:lang w:val="en-US" w:eastAsia="en-US" w:bidi="ar-SA"/>
+              </w:rPr>
+              <w:t>qN</w:t>
             </w:r>
           </w:p>
         </w:tc>
         <w:tc>
           <w:tcPr>
-            <w:tcW w:w="925" w:type="dxa"/>
+            <w:tcW w:w="442" w:type="dxa"/>
             <w:tcBorders>
               <w:right w:val="nil"/>
             </w:tcBorders>
@@ -641,29 +1772,31 @@
               <w:pStyle w:val="ListParagraph"/>
               <w:widowControl/>
               <w:suppressAutoHyphens w:val="true"/>
-              <w:spacing w:lineRule="auto" w:line="240" w:before="0" w:after="0"/>
+              <w:spacing w:lineRule="auto" w:line="240" w:before="57" w:after="57"/>
               <w:ind w:left="0"/>
               <w:contextualSpacing/>
-              <w:jc w:val="left"/>
+              <w:jc w:val="center"/>
               <w:rPr>
-                <w:rFonts w:ascii="Times New Roman" w:hAnsi="Times New Roman" w:cs="Times New Roman"/>
+                <w:rFonts w:ascii="Times New Roman" w:hAnsi="Times New Roman"/>
+                <w:sz w:val="18"/>
+                <w:szCs w:val="18"/>
               </w:rPr>
             </w:pPr>
             <w:r>
               <w:rPr>
                 <w:rFonts w:eastAsia="Calibri" w:cs="Times New Roman" w:ascii="Times New Roman" w:hAnsi="Times New Roman"/>
                 <w:kern w:val="0"/>
-                <w:sz w:val="22"/>
-                <w:szCs w:val="22"/>
+                <w:sz w:val="18"/>
+                <w:szCs w:val="18"/>
                 <w:lang w:val="en-US" w:eastAsia="en-US" w:bidi="ar-SA"/>
               </w:rPr>
-              <w:t>operation</w:t>
+              <w:t>pc</w:t>
             </w:r>
           </w:p>
         </w:tc>
         <w:tc>
           <w:tcPr>
-            <w:tcW w:w="924" w:type="dxa"/>
+            <w:tcW w:w="648" w:type="dxa"/>
             <w:tcBorders/>
           </w:tcPr>
           <w:p>
@@ -671,25 +1804,29 @@
               <w:pStyle w:val="ListParagraph"/>
               <w:widowControl/>
               <w:suppressAutoHyphens w:val="true"/>
-              <w:spacing w:lineRule="auto" w:line="240" w:before="0" w:after="0"/>
+              <w:spacing w:lineRule="auto" w:line="240" w:before="57" w:after="57"/>
               <w:ind w:left="0"/>
               <w:contextualSpacing/>
-              <w:jc w:val="left"/>
+              <w:jc w:val="center"/>
               <w:rPr>
-                <w:rFonts w:ascii="Times New Roman" w:hAnsi="Times New Roman" w:cs="Times New Roman"/>
+                <w:rFonts w:ascii="Times New Roman" w:hAnsi="Times New Roman"/>
+                <w:sz w:val="18"/>
+                <w:szCs w:val="18"/>
               </w:rPr>
             </w:pPr>
             <w:r>
               <w:rPr>
                 <w:rFonts w:cs="Times New Roman" w:ascii="Times New Roman" w:hAnsi="Times New Roman"/>
+                <w:sz w:val="18"/>
+                <w:szCs w:val="18"/>
               </w:rPr>
-              <w:t>pc</w:t>
+              <w:t>valid</w:t>
             </w:r>
           </w:p>
         </w:tc>
         <w:tc>
           <w:tcPr>
-            <w:tcW w:w="761" w:type="dxa"/>
+            <w:tcW w:w="604" w:type="dxa"/>
             <w:tcBorders/>
           </w:tcPr>
           <w:p>
@@ -697,29 +1834,31 @@
               <w:pStyle w:val="ListParagraph"/>
               <w:widowControl/>
               <w:suppressAutoHyphens w:val="true"/>
-              <w:spacing w:lineRule="auto" w:line="240" w:before="0" w:after="0"/>
+              <w:spacing w:lineRule="auto" w:line="240" w:before="57" w:after="57"/>
               <w:ind w:left="0"/>
               <w:contextualSpacing/>
-              <w:jc w:val="left"/>
+              <w:jc w:val="center"/>
               <w:rPr>
-                <w:rFonts w:ascii="Times New Roman" w:hAnsi="Times New Roman" w:cs="Times New Roman"/>
+                <w:rFonts w:ascii="Times New Roman" w:hAnsi="Times New Roman"/>
+                <w:sz w:val="18"/>
+                <w:szCs w:val="18"/>
               </w:rPr>
             </w:pPr>
             <w:r>
               <w:rPr>
                 <w:rFonts w:eastAsia="Calibri" w:cs="Times New Roman" w:ascii="Times New Roman" w:hAnsi="Times New Roman"/>
                 <w:kern w:val="0"/>
-                <w:sz w:val="22"/>
-                <w:szCs w:val="22"/>
+                <w:sz w:val="18"/>
+                <w:szCs w:val="18"/>
                 <w:lang w:val="en-US" w:eastAsia="en-US" w:bidi="ar-SA"/>
               </w:rPr>
-              <w:t>rs1_tag</w:t>
+              <w:t>oper</w:t>
             </w:r>
           </w:p>
         </w:tc>
         <w:tc>
           <w:tcPr>
-            <w:tcW w:w="721" w:type="dxa"/>
+            <w:tcW w:w="832" w:type="dxa"/>
             <w:tcBorders/>
           </w:tcPr>
           <w:p>
@@ -727,20 +1866,66 @@
               <w:pStyle w:val="ListParagraph"/>
               <w:widowControl/>
               <w:suppressAutoHyphens w:val="true"/>
-              <w:spacing w:lineRule="auto" w:line="240" w:before="0" w:after="0"/>
+              <w:spacing w:lineRule="auto" w:line="240" w:before="57" w:after="57"/>
               <w:ind w:left="0"/>
               <w:contextualSpacing/>
-              <w:jc w:val="left"/>
+              <w:jc w:val="center"/>
               <w:rPr>
-                <w:rFonts w:ascii="Times New Roman" w:hAnsi="Times New Roman" w:cs="Times New Roman"/>
+                <w:rFonts w:ascii="Times New Roman" w:hAnsi="Times New Roman"/>
+                <w:sz w:val="18"/>
+                <w:szCs w:val="18"/>
               </w:rPr>
             </w:pPr>
             <w:r>
               <w:rPr>
                 <w:rFonts w:eastAsia="Calibri" w:cs="Times New Roman" w:ascii="Times New Roman" w:hAnsi="Times New Roman"/>
                 <w:kern w:val="0"/>
-                <w:sz w:val="22"/>
-                <w:szCs w:val="22"/>
+                <w:sz w:val="18"/>
+                <w:szCs w:val="18"/>
+                <w:lang w:val="en-US" w:eastAsia="en-US" w:bidi="ar-SA"/>
+              </w:rPr>
+              <w:t>r</w:t>
+            </w:r>
+            <w:r>
+              <w:rPr>
+                <w:rFonts w:eastAsia="Calibri" w:cs="Times New Roman" w:ascii="Times New Roman" w:hAnsi="Times New Roman"/>
+                <w:kern w:val="0"/>
+                <w:sz w:val="18"/>
+                <w:szCs w:val="18"/>
+                <w:lang w:val="en-US" w:eastAsia="en-US" w:bidi="ar-SA"/>
+              </w:rPr>
+              <w:t>s1_tag</w:t>
+            </w:r>
+          </w:p>
+        </w:tc>
+        <w:tc>
+          <w:tcPr>
+            <w:tcW w:w="789" w:type="dxa"/>
+            <w:tcBorders>
+              <w:right w:val="nil"/>
+            </w:tcBorders>
+          </w:tcPr>
+          <w:p>
+            <w:pPr>
+              <w:pStyle w:val="ListParagraph"/>
+              <w:widowControl/>
+              <w:suppressAutoHyphens w:val="true"/>
+              <w:spacing w:lineRule="auto" w:line="240" w:before="57" w:after="57"/>
+              <w:ind w:left="0"/>
+              <w:contextualSpacing/>
+              <w:jc w:val="center"/>
+              <w:rPr>
+                <w:rFonts w:ascii="Times New Roman" w:hAnsi="Times New Roman"/>
+                <w:sz w:val="18"/>
+                <w:szCs w:val="18"/>
+              </w:rPr>
+            </w:pPr>
+            <w:r>
+              <w:rPr>
+                <w:rFonts w:eastAsia="Calibri" w:cs="Times New Roman" w:ascii="Times New Roman" w:hAnsi="Times New Roman"/>
+                <w:kern w:val="0"/>
+                <w:sz w:val="18"/>
+                <w:szCs w:val="18"/>
                 <w:lang w:val="en-US" w:eastAsia="en-US" w:bidi="ar-SA"/>
               </w:rPr>
               <w:t>ready1</w:t>
@@ -749,7 +1934,71 @@
         </w:tc>
         <w:tc>
           <w:tcPr>
-            <w:tcW w:w="775" w:type="dxa"/>
+            <w:tcW w:w="832" w:type="dxa"/>
+            <w:tcBorders>
+              <w:right w:val="nil"/>
+            </w:tcBorders>
+          </w:tcPr>
+          <w:p>
+            <w:pPr>
+              <w:pStyle w:val="ListParagraph"/>
+              <w:widowControl/>
+              <w:suppressAutoHyphens w:val="true"/>
+              <w:spacing w:lineRule="auto" w:line="240" w:before="57" w:after="57"/>
+              <w:ind w:left="0"/>
+              <w:contextualSpacing/>
+              <w:jc w:val="center"/>
+              <w:rPr>
+                <w:rFonts w:ascii="Times New Roman" w:hAnsi="Times New Roman"/>
+                <w:sz w:val="18"/>
+                <w:szCs w:val="18"/>
+              </w:rPr>
+            </w:pPr>
+            <w:r>
+              <w:rPr>
+                <w:rFonts w:ascii="Times New Roman" w:hAnsi="Times New Roman"/>
+                <w:sz w:val="18"/>
+                <w:szCs w:val="18"/>
+              </w:rPr>
+              <w:t>rs2_tag</w:t>
+            </w:r>
+          </w:p>
+        </w:tc>
+        <w:tc>
+          <w:tcPr>
+            <w:tcW w:w="789" w:type="dxa"/>
+            <w:tcBorders>
+              <w:right w:val="nil"/>
+            </w:tcBorders>
+          </w:tcPr>
+          <w:p>
+            <w:pPr>
+              <w:pStyle w:val="ListParagraph"/>
+              <w:widowControl/>
+              <w:suppressAutoHyphens w:val="true"/>
+              <w:spacing w:lineRule="auto" w:line="240" w:before="57" w:after="57"/>
+              <w:ind w:left="0"/>
+              <w:contextualSpacing/>
+              <w:jc w:val="center"/>
+              <w:rPr>
+                <w:rFonts w:ascii="Times New Roman" w:hAnsi="Times New Roman"/>
+                <w:sz w:val="18"/>
+                <w:szCs w:val="18"/>
+              </w:rPr>
+            </w:pPr>
+            <w:r>
+              <w:rPr>
+                <w:rFonts w:ascii="Times New Roman" w:hAnsi="Times New Roman"/>
+                <w:sz w:val="18"/>
+                <w:szCs w:val="18"/>
+              </w:rPr>
+              <w:t>ready2</w:t>
+            </w:r>
+          </w:p>
+        </w:tc>
+        <w:tc>
+          <w:tcPr>
+            <w:tcW w:w="756" w:type="dxa"/>
             <w:tcBorders/>
           </w:tcPr>
           <w:p>
@@ -757,29 +2006,29 @@
               <w:pStyle w:val="ListParagraph"/>
               <w:widowControl/>
               <w:suppressAutoHyphens w:val="true"/>
-              <w:spacing w:lineRule="auto" w:line="240" w:before="0" w:after="0"/>
+              <w:spacing w:lineRule="auto" w:line="240" w:before="57" w:after="57"/>
               <w:ind w:left="0"/>
               <w:contextualSpacing/>
-              <w:jc w:val="left"/>
+              <w:jc w:val="center"/>
               <w:rPr>
-                <w:rFonts w:ascii="Times New Roman" w:hAnsi="Times New Roman" w:cs="Times New Roman"/>
+                <w:rFonts w:ascii="Times New Roman" w:hAnsi="Times New Roman"/>
+                <w:sz w:val="18"/>
+                <w:szCs w:val="18"/>
               </w:rPr>
             </w:pPr>
             <w:r>
               <w:rPr>
-                <w:rFonts w:eastAsia="Calibri" w:cs="Times New Roman" w:ascii="Times New Roman" w:hAnsi="Times New Roman"/>
-                <w:kern w:val="0"/>
-                <w:sz w:val="22"/>
-                <w:szCs w:val="22"/>
-                <w:lang w:val="en-US" w:eastAsia="en-US" w:bidi="ar-SA"/>
+                <w:rFonts w:ascii="Times New Roman" w:hAnsi="Times New Roman"/>
+                <w:sz w:val="18"/>
+                <w:szCs w:val="18"/>
               </w:rPr>
-              <w:t>is_imm</w:t>
+              <w:t>rd_tag</w:t>
             </w:r>
           </w:p>
         </w:tc>
         <w:tc>
           <w:tcPr>
-            <w:tcW w:w="547" w:type="dxa"/>
+            <w:tcW w:w="843" w:type="dxa"/>
             <w:tcBorders/>
           </w:tcPr>
           <w:p>
@@ -787,20 +2036,32 @@
               <w:pStyle w:val="ListParagraph"/>
               <w:widowControl/>
               <w:suppressAutoHyphens w:val="true"/>
-              <w:spacing w:lineRule="auto" w:line="240" w:before="0" w:after="0"/>
+              <w:spacing w:lineRule="auto" w:line="240" w:before="57" w:after="57"/>
               <w:ind w:left="0"/>
               <w:contextualSpacing/>
-              <w:jc w:val="left"/>
+              <w:jc w:val="center"/>
               <w:rPr>
-                <w:rFonts w:ascii="Times New Roman" w:hAnsi="Times New Roman" w:cs="Times New Roman"/>
+                <w:rFonts w:ascii="Times New Roman" w:hAnsi="Times New Roman"/>
+                <w:sz w:val="18"/>
+                <w:szCs w:val="18"/>
               </w:rPr>
             </w:pPr>
             <w:r>
               <w:rPr>
                 <w:rFonts w:eastAsia="Calibri" w:cs="Times New Roman" w:ascii="Times New Roman" w:hAnsi="Times New Roman"/>
                 <w:kern w:val="0"/>
-                <w:sz w:val="22"/>
-                <w:szCs w:val="22"/>
+                <w:sz w:val="18"/>
+                <w:szCs w:val="18"/>
+                <w:lang w:val="en-US" w:eastAsia="en-US" w:bidi="ar-SA"/>
+              </w:rPr>
+              <w:t>is_</w:t>
+            </w:r>
+            <w:r>
+              <w:rPr>
+                <w:rFonts w:eastAsia="Calibri" w:cs="Times New Roman" w:ascii="Times New Roman" w:hAnsi="Times New Roman"/>
+                <w:kern w:val="0"/>
+                <w:sz w:val="18"/>
+                <w:szCs w:val="18"/>
                 <w:lang w:val="en-US" w:eastAsia="en-US" w:bidi="ar-SA"/>
               </w:rPr>
               <w:t>imm</w:t>
@@ -809,7 +2070,7 @@
         </w:tc>
         <w:tc>
           <w:tcPr>
-            <w:tcW w:w="785" w:type="dxa"/>
+            <w:tcW w:w="615" w:type="dxa"/>
             <w:tcBorders/>
           </w:tcPr>
           <w:p>
@@ -817,20 +2078,54 @@
               <w:pStyle w:val="ListParagraph"/>
               <w:widowControl/>
               <w:suppressAutoHyphens w:val="true"/>
-              <w:spacing w:lineRule="auto" w:line="240" w:before="0" w:after="0"/>
+              <w:spacing w:lineRule="auto" w:line="240" w:before="57" w:after="57"/>
               <w:ind w:left="0"/>
               <w:contextualSpacing/>
-              <w:jc w:val="left"/>
+              <w:jc w:val="center"/>
               <w:rPr>
-                <w:rFonts w:ascii="Times New Roman" w:hAnsi="Times New Roman" w:cs="Times New Roman"/>
+                <w:rFonts w:ascii="Times New Roman" w:hAnsi="Times New Roman"/>
+                <w:sz w:val="18"/>
+                <w:szCs w:val="18"/>
               </w:rPr>
             </w:pPr>
             <w:r>
               <w:rPr>
                 <w:rFonts w:eastAsia="Calibri" w:cs="Times New Roman" w:ascii="Times New Roman" w:hAnsi="Times New Roman"/>
                 <w:kern w:val="0"/>
-                <w:sz w:val="22"/>
-                <w:szCs w:val="22"/>
+                <w:sz w:val="18"/>
+                <w:szCs w:val="18"/>
+                <w:lang w:val="en-US" w:eastAsia="en-US" w:bidi="ar-SA"/>
+              </w:rPr>
+              <w:t>imm</w:t>
+            </w:r>
+          </w:p>
+        </w:tc>
+        <w:tc>
+          <w:tcPr>
+            <w:tcW w:w="854" w:type="dxa"/>
+            <w:tcBorders/>
+          </w:tcPr>
+          <w:p>
+            <w:pPr>
+              <w:pStyle w:val="ListParagraph"/>
+              <w:widowControl/>
+              <w:suppressAutoHyphens w:val="true"/>
+              <w:spacing w:lineRule="auto" w:line="240" w:before="57" w:after="57"/>
+              <w:ind w:left="0"/>
+              <w:contextualSpacing/>
+              <w:jc w:val="center"/>
+              <w:rPr>
+                <w:rFonts w:ascii="Times New Roman" w:hAnsi="Times New Roman"/>
+                <w:sz w:val="18"/>
+                <w:szCs w:val="18"/>
+              </w:rPr>
+            </w:pPr>
+            <w:r>
+              <w:rPr>
+                <w:rFonts w:eastAsia="Calibri" w:cs="Times New Roman" w:ascii="Times New Roman" w:hAnsi="Times New Roman"/>
+                <w:kern w:val="0"/>
+                <w:sz w:val="18"/>
+                <w:szCs w:val="18"/>
                 <w:lang w:val="en-US" w:eastAsia="en-US" w:bidi="ar-SA"/>
               </w:rPr>
               <w:t>br_type</w:t>
@@ -839,7 +2134,7 @@
         </w:tc>
         <w:tc>
           <w:tcPr>
-            <w:tcW w:w="818" w:type="dxa"/>
+            <w:tcW w:w="887" w:type="dxa"/>
             <w:tcBorders/>
           </w:tcPr>
           <w:p>
@@ -847,146 +2142,28 @@
               <w:pStyle w:val="ListParagraph"/>
               <w:widowControl/>
               <w:suppressAutoHyphens w:val="true"/>
-              <w:spacing w:lineRule="auto" w:line="240" w:before="0" w:after="0"/>
+              <w:spacing w:lineRule="auto" w:line="240" w:before="57" w:after="57"/>
               <w:ind w:left="0"/>
               <w:contextualSpacing/>
-              <w:jc w:val="left"/>
+              <w:jc w:val="center"/>
               <w:rPr>
-                <w:rFonts w:ascii="Times New Roman" w:hAnsi="Times New Roman" w:cs="Times New Roman"/>
+                <w:rFonts w:ascii="Times New Roman" w:hAnsi="Times New Roman"/>
+                <w:sz w:val="18"/>
+                <w:szCs w:val="18"/>
               </w:rPr>
             </w:pPr>
             <w:r>
               <w:rPr>
                 <w:rFonts w:eastAsia="Calibri" w:cs="Times New Roman" w:ascii="Times New Roman" w:hAnsi="Times New Roman"/>
                 <w:kern w:val="0"/>
-                <w:sz w:val="22"/>
-                <w:szCs w:val="22"/>
+                <w:sz w:val="18"/>
+                <w:szCs w:val="18"/>
                 <w:lang w:val="en-US" w:eastAsia="en-US" w:bidi="ar-SA"/>
               </w:rPr>
               <w:t>is_jump</w:t>
             </w:r>
           </w:p>
         </w:tc>
-        <w:tc>
-          <w:tcPr>
-            <w:tcW w:w="762" w:type="dxa"/>
-            <w:tcBorders/>
-          </w:tcPr>
-          <w:p>
-            <w:pPr>
-              <w:pStyle w:val="ListParagraph"/>
-              <w:widowControl/>
-              <w:suppressAutoHyphens w:val="true"/>
-              <w:spacing w:lineRule="auto" w:line="240" w:before="0" w:after="0"/>
-              <w:ind w:left="0"/>
-              <w:contextualSpacing/>
-              <w:jc w:val="left"/>
-              <w:rPr>
-                <w:rFonts w:ascii="Times New Roman" w:hAnsi="Times New Roman" w:cs="Times New Roman"/>
-              </w:rPr>
-            </w:pPr>
-            <w:r>
-              <w:rPr>
-                <w:rFonts w:eastAsia="Calibri" w:cs="Times New Roman" w:ascii="Times New Roman" w:hAnsi="Times New Roman"/>
-                <w:kern w:val="0"/>
-                <w:sz w:val="22"/>
-                <w:szCs w:val="22"/>
-                <w:lang w:val="en-US" w:eastAsia="en-US" w:bidi="ar-SA"/>
-              </w:rPr>
-              <w:t>rs2_tag</w:t>
-            </w:r>
-          </w:p>
-        </w:tc>
-        <w:tc>
-          <w:tcPr>
-            <w:tcW w:w="721" w:type="dxa"/>
-            <w:tcBorders/>
-          </w:tcPr>
-          <w:p>
-            <w:pPr>
-              <w:pStyle w:val="ListParagraph"/>
-              <w:widowControl/>
-              <w:suppressAutoHyphens w:val="true"/>
-              <w:spacing w:lineRule="auto" w:line="240" w:before="0" w:after="0"/>
-              <w:ind w:left="0"/>
-              <w:contextualSpacing/>
-              <w:jc w:val="left"/>
-              <w:rPr>
-                <w:rFonts w:ascii="Times New Roman" w:hAnsi="Times New Roman" w:cs="Times New Roman"/>
-              </w:rPr>
-            </w:pPr>
-            <w:r>
-              <w:rPr>
-                <w:rFonts w:eastAsia="Calibri" w:cs="Times New Roman" w:ascii="Times New Roman" w:hAnsi="Times New Roman"/>
-                <w:kern w:val="0"/>
-                <w:sz w:val="22"/>
-                <w:szCs w:val="22"/>
-                <w:lang w:val="en-US" w:eastAsia="en-US" w:bidi="ar-SA"/>
-              </w:rPr>
-              <w:t>ready2</w:t>
-            </w:r>
-          </w:p>
-        </w:tc>
-        <w:tc>
-          <w:tcPr>
-            <w:tcW w:w="687" w:type="dxa"/>
-            <w:tcBorders/>
-          </w:tcPr>
-          <w:p>
-            <w:pPr>
-              <w:pStyle w:val="ListParagraph"/>
-              <w:widowControl/>
-              <w:suppressAutoHyphens w:val="true"/>
-              <w:spacing w:lineRule="auto" w:line="240" w:before="0" w:after="0"/>
-              <w:ind w:left="0"/>
-              <w:contextualSpacing/>
-              <w:jc w:val="left"/>
-              <w:rPr>
-                <w:rFonts w:ascii="Times New Roman" w:hAnsi="Times New Roman" w:cs="Times New Roman"/>
-              </w:rPr>
-            </w:pPr>
-            <w:r>
-              <w:rPr>
-                <w:rFonts w:eastAsia="Calibri" w:cs="Times New Roman" w:ascii="Times New Roman" w:hAnsi="Times New Roman"/>
-                <w:kern w:val="0"/>
-                <w:sz w:val="22"/>
-                <w:szCs w:val="22"/>
-                <w:lang w:val="en-US" w:eastAsia="en-US" w:bidi="ar-SA"/>
-              </w:rPr>
-              <w:t>rd_tag</w:t>
-            </w:r>
-          </w:p>
-        </w:tc>
-        <w:tc>
-          <w:tcPr>
-            <w:tcW w:w="579" w:type="dxa"/>
-            <w:tcBorders/>
-          </w:tcPr>
-          <w:p>
-            <w:pPr>
-              <w:pStyle w:val="ListParagraph"/>
-              <w:widowControl/>
-              <w:suppressAutoHyphens w:val="true"/>
-              <w:spacing w:lineRule="auto" w:line="240" w:before="0" w:after="0"/>
-              <w:ind w:left="0"/>
-              <w:contextualSpacing/>
-              <w:jc w:val="left"/>
-              <w:rPr>
-                <w:rFonts w:ascii="Times New Roman" w:hAnsi="Times New Roman" w:cs="Times New Roman"/>
-              </w:rPr>
-            </w:pPr>
-            <w:r>
-              <w:rPr>
-                <w:rFonts w:eastAsia="Calibri" w:cs="Times New Roman" w:ascii="Times New Roman" w:hAnsi="Times New Roman"/>
-                <w:kern w:val="0"/>
-                <w:sz w:val="22"/>
-                <w:szCs w:val="22"/>
-                <w:lang w:val="en-US" w:eastAsia="en-US" w:bidi="ar-SA"/>
-              </w:rPr>
-              <w:t>valid</w:t>
-            </w:r>
-          </w:p>
-        </w:tc>
       </w:tr>
     </w:tbl>
     <w:p>
@@ -995,11 +2172,15 @@
         <w:ind w:left="0"/>
         <w:rPr>
           <w:rFonts w:ascii="Times New Roman" w:hAnsi="Times New Roman" w:cs="Times New Roman"/>
-        </w:rPr>
-      </w:pPr>
-      <w:r>
-        <w:rPr>
-          <w:rFonts w:cs="Times New Roman" w:ascii="Times New Roman" w:hAnsi="Times New Roman"/>
+          <w:sz w:val="24"/>
+          <w:szCs w:val="24"/>
+        </w:rPr>
+      </w:pPr>
+      <w:r>
+        <w:rPr>
+          <w:rFonts w:cs="Times New Roman" w:ascii="Times New Roman" w:hAnsi="Times New Roman"/>
+          <w:sz w:val="24"/>
+          <w:szCs w:val="24"/>
         </w:rPr>
       </w:r>
     </w:p>
@@ -1008,152 +2189,395 @@
         <w:pStyle w:val="ListParagraph"/>
         <w:ind w:left="0"/>
         <w:rPr>
+          <w:sz w:val="24"/>
+          <w:szCs w:val="24"/>
+        </w:rPr>
+      </w:pPr>
+      <w:r>
+        <w:rPr>
+          <w:rFonts w:cs="Times New Roman" w:ascii="Times New Roman" w:hAnsi="Times New Roman"/>
+          <w:sz w:val="24"/>
+          <w:szCs w:val="24"/>
+        </w:rPr>
+        <w:t>Holds an instruction’s</w:t>
+      </w:r>
+    </w:p>
+    <w:p>
+      <w:pPr>
+        <w:pStyle w:val="ListParagraph"/>
+        <w:numPr>
+          <w:ilvl w:val="0"/>
+          <w:numId w:val="4"/>
+        </w:numPr>
+        <w:rPr>
+          <w:sz w:val="24"/>
+          <w:szCs w:val="24"/>
+        </w:rPr>
+      </w:pPr>
+      <w:r>
+        <w:rPr>
+          <w:rFonts w:cs="Times New Roman" w:ascii="Times New Roman" w:hAnsi="Times New Roman"/>
+          <w:sz w:val="24"/>
+          <w:szCs w:val="24"/>
+        </w:rPr>
+        <w:t>Sequence number</w:t>
+      </w:r>
+    </w:p>
+    <w:p>
+      <w:pPr>
+        <w:pStyle w:val="ListParagraph"/>
+        <w:numPr>
+          <w:ilvl w:val="0"/>
+          <w:numId w:val="4"/>
+        </w:numPr>
+        <w:rPr>
+          <w:sz w:val="24"/>
+          <w:szCs w:val="24"/>
+        </w:rPr>
+      </w:pPr>
+      <w:r>
+        <w:rPr>
+          <w:rFonts w:cs="Times New Roman" w:ascii="Times New Roman" w:hAnsi="Times New Roman"/>
+          <w:sz w:val="24"/>
+          <w:szCs w:val="24"/>
+        </w:rPr>
+        <w:t>The operation for ALU</w:t>
+      </w:r>
+    </w:p>
+    <w:p>
+      <w:pPr>
+        <w:pStyle w:val="ListParagraph"/>
+        <w:numPr>
+          <w:ilvl w:val="0"/>
+          <w:numId w:val="4"/>
+        </w:numPr>
+        <w:rPr>
+          <w:sz w:val="24"/>
+          <w:szCs w:val="24"/>
+        </w:rPr>
+      </w:pPr>
+      <w:r>
+        <w:rPr>
+          <w:rFonts w:cs="Times New Roman" w:ascii="Times New Roman" w:hAnsi="Times New Roman"/>
+          <w:sz w:val="24"/>
+          <w:szCs w:val="24"/>
+        </w:rPr>
+        <w:t xml:space="preserve">Type of possible instruction. Based on the type </w:t>
+      </w:r>
+      <w:r>
+        <w:rPr>
+          <w:rFonts w:cs="Times New Roman" w:ascii="Times New Roman" w:hAnsi="Times New Roman"/>
+          <w:sz w:val="24"/>
+          <w:szCs w:val="24"/>
+        </w:rPr>
+        <w:t>of the instruction,</w:t>
+      </w:r>
+      <w:r>
+        <w:rPr>
+          <w:rFonts w:cs="Times New Roman" w:ascii="Times New Roman" w:hAnsi="Times New Roman"/>
+          <w:sz w:val="24"/>
+          <w:szCs w:val="24"/>
+        </w:rPr>
+        <w:t xml:space="preserve"> decisions for oper 1 and 2 are taken. For instance, if it is a jump type. oper1 = pc and oper2 = 4, so </w:t>
+      </w:r>
+      <w:r>
+        <w:rPr>
+          <w:rFonts w:cs="Times New Roman" w:ascii="Times New Roman" w:hAnsi="Times New Roman"/>
+          <w:sz w:val="24"/>
+          <w:szCs w:val="24"/>
+        </w:rPr>
+        <w:t>ready</w:t>
+      </w:r>
+      <w:r>
+        <w:rPr>
+          <w:rFonts w:cs="Times New Roman" w:ascii="Times New Roman" w:hAnsi="Times New Roman"/>
+          <w:sz w:val="24"/>
+          <w:szCs w:val="24"/>
+        </w:rPr>
+        <w:t xml:space="preserve">1 and </w:t>
+      </w:r>
+      <w:r>
+        <w:rPr>
+          <w:rFonts w:cs="Times New Roman" w:ascii="Times New Roman" w:hAnsi="Times New Roman"/>
+          <w:sz w:val="24"/>
+          <w:szCs w:val="24"/>
+        </w:rPr>
+        <w:t>ready</w:t>
+      </w:r>
+      <w:r>
+        <w:rPr>
+          <w:rFonts w:cs="Times New Roman" w:ascii="Times New Roman" w:hAnsi="Times New Roman"/>
+          <w:sz w:val="24"/>
+          <w:szCs w:val="24"/>
+        </w:rPr>
+        <w:t xml:space="preserve">2 will be </w:t>
+      </w:r>
+      <w:r>
+        <w:rPr>
+          <w:rFonts w:cs="Times New Roman" w:ascii="Times New Roman" w:hAnsi="Times New Roman"/>
+          <w:sz w:val="24"/>
+          <w:szCs w:val="24"/>
+        </w:rPr>
+        <w:t>set automatically</w:t>
+      </w:r>
+    </w:p>
+    <w:p>
+      <w:pPr>
+        <w:pStyle w:val="ListParagraph"/>
+        <w:numPr>
+          <w:ilvl w:val="0"/>
+          <w:numId w:val="4"/>
+        </w:numPr>
+        <w:rPr>
+          <w:sz w:val="24"/>
+          <w:szCs w:val="24"/>
+        </w:rPr>
+      </w:pPr>
+      <w:r>
+        <w:rPr>
+          <w:rFonts w:cs="Times New Roman" w:ascii="Times New Roman" w:hAnsi="Times New Roman"/>
+          <w:sz w:val="24"/>
+          <w:szCs w:val="24"/>
+        </w:rPr>
+        <w:t>Tags of operands</w:t>
+      </w:r>
+    </w:p>
+    <w:p>
+      <w:pPr>
+        <w:pStyle w:val="ListParagraph"/>
+        <w:numPr>
+          <w:ilvl w:val="0"/>
+          <w:numId w:val="4"/>
+        </w:numPr>
+        <w:rPr>
+          <w:sz w:val="24"/>
+          <w:szCs w:val="24"/>
+        </w:rPr>
+      </w:pPr>
+      <w:r>
+        <w:rPr>
+          <w:rFonts w:cs="Times New Roman" w:ascii="Times New Roman" w:hAnsi="Times New Roman"/>
+          <w:sz w:val="24"/>
+          <w:szCs w:val="24"/>
+        </w:rPr>
+        <w:t>r</w:t>
+      </w:r>
+      <w:r>
+        <w:rPr>
+          <w:rFonts w:cs="Times New Roman" w:ascii="Times New Roman" w:hAnsi="Times New Roman"/>
+          <w:sz w:val="24"/>
+          <w:szCs w:val="24"/>
+        </w:rPr>
+        <w:t>eady</w:t>
+      </w:r>
+      <w:r>
+        <w:rPr>
+          <w:rFonts w:cs="Times New Roman" w:ascii="Times New Roman" w:hAnsi="Times New Roman"/>
+          <w:sz w:val="24"/>
+          <w:szCs w:val="24"/>
+        </w:rPr>
+        <w:t>1 and ready2,</w:t>
+      </w:r>
+      <w:r>
+        <w:rPr>
+          <w:rFonts w:cs="Times New Roman" w:ascii="Times New Roman" w:hAnsi="Times New Roman"/>
+          <w:sz w:val="24"/>
+          <w:szCs w:val="24"/>
+        </w:rPr>
+        <w:t xml:space="preserve"> if the corresponding operand is available </w:t>
+      </w:r>
+    </w:p>
+    <w:p>
+      <w:pPr>
+        <w:pStyle w:val="ListParagraph"/>
+        <w:numPr>
+          <w:ilvl w:val="0"/>
+          <w:numId w:val="4"/>
+        </w:numPr>
+        <w:rPr>
+          <w:sz w:val="24"/>
+          <w:szCs w:val="24"/>
+        </w:rPr>
+      </w:pPr>
+      <w:r>
+        <w:rPr>
+          <w:rFonts w:cs="Times New Roman" w:ascii="Times New Roman" w:hAnsi="Times New Roman"/>
+          <w:sz w:val="24"/>
+          <w:szCs w:val="24"/>
+        </w:rPr>
+        <w:t>Destination tag</w:t>
+      </w:r>
+    </w:p>
+    <w:p>
+      <w:pPr>
+        <w:pStyle w:val="ListParagraph"/>
+        <w:numPr>
+          <w:ilvl w:val="0"/>
+          <w:numId w:val="4"/>
+        </w:numPr>
+        <w:rPr>
+          <w:sz w:val="24"/>
+          <w:szCs w:val="24"/>
+        </w:rPr>
+      </w:pPr>
+      <w:r>
+        <w:rPr>
+          <w:rFonts w:cs="Times New Roman" w:ascii="Times New Roman" w:hAnsi="Times New Roman"/>
+          <w:sz w:val="24"/>
+          <w:szCs w:val="24"/>
+        </w:rPr>
+        <w:t xml:space="preserve">Valid tells if </w:t>
+      </w:r>
+      <w:r>
+        <w:rPr>
+          <w:rFonts w:cs="Times New Roman" w:ascii="Times New Roman" w:hAnsi="Times New Roman"/>
+          <w:sz w:val="24"/>
+          <w:szCs w:val="24"/>
+        </w:rPr>
+        <w:t>entry</w:t>
+      </w:r>
+      <w:r>
+        <w:rPr>
+          <w:rFonts w:cs="Times New Roman" w:ascii="Times New Roman" w:hAnsi="Times New Roman"/>
+          <w:sz w:val="24"/>
+          <w:szCs w:val="24"/>
+        </w:rPr>
+        <w:t xml:space="preserve"> is valid </w:t>
+      </w:r>
+    </w:p>
+    <w:p>
+      <w:pPr>
+        <w:pStyle w:val="ListParagraph"/>
+        <w:rPr>
           <w:rFonts w:ascii="Times New Roman" w:hAnsi="Times New Roman" w:cs="Times New Roman"/>
-        </w:rPr>
-      </w:pPr>
-      <w:r>
-        <w:rPr>
-          <w:rFonts w:cs="Times New Roman" w:ascii="Times New Roman" w:hAnsi="Times New Roman"/>
-        </w:rPr>
-        <w:t>Holds an instruction’s</w:t>
-      </w:r>
-    </w:p>
-    <w:p>
-      <w:pPr>
-        <w:pStyle w:val="ListParagraph"/>
-        <w:numPr>
-          <w:ilvl w:val="0"/>
-          <w:numId w:val="4"/>
-        </w:numPr>
+          <w:sz w:val="24"/>
+          <w:szCs w:val="24"/>
+        </w:rPr>
+      </w:pPr>
+      <w:r>
+        <w:rPr>
+          <w:rFonts w:cs="Times New Roman" w:ascii="Times New Roman" w:hAnsi="Times New Roman"/>
+          <w:sz w:val="24"/>
+          <w:szCs w:val="24"/>
+        </w:rPr>
+      </w:r>
+    </w:p>
+    <w:p>
+      <w:pPr>
+        <w:pStyle w:val="ListParagraph"/>
+        <w:ind w:left="0"/>
+        <w:rPr>
+          <w:sz w:val="24"/>
+          <w:szCs w:val="24"/>
+        </w:rPr>
+      </w:pPr>
+      <w:r>
+        <w:rPr>
+          <w:rFonts w:cs="Times New Roman" w:ascii="Times New Roman" w:hAnsi="Times New Roman"/>
+          <w:sz w:val="24"/>
+          <w:szCs w:val="24"/>
+        </w:rPr>
+        <w:t>Purpose:</w:t>
+      </w:r>
+    </w:p>
+    <w:p>
+      <w:pPr>
+        <w:pStyle w:val="ListParagraph"/>
+        <w:numPr>
+          <w:ilvl w:val="0"/>
+          <w:numId w:val="5"/>
+        </w:numPr>
+        <w:rPr>
+          <w:sz w:val="24"/>
+          <w:szCs w:val="24"/>
+        </w:rPr>
+      </w:pPr>
+      <w:r>
+        <w:rPr>
+          <w:rFonts w:cs="Times New Roman" w:ascii="Times New Roman" w:hAnsi="Times New Roman"/>
+          <w:sz w:val="24"/>
+          <w:szCs w:val="24"/>
+        </w:rPr>
+        <w:t>Holds instructions until both operands valid (result becomes available)</w:t>
+      </w:r>
+    </w:p>
+    <w:p>
+      <w:pPr>
+        <w:pStyle w:val="ListParagraph"/>
+        <w:numPr>
+          <w:ilvl w:val="0"/>
+          <w:numId w:val="5"/>
+        </w:numPr>
+        <w:rPr>
+          <w:sz w:val="24"/>
+          <w:szCs w:val="24"/>
+        </w:rPr>
+      </w:pPr>
+      <w:r>
+        <w:rPr>
+          <w:rFonts w:cs="Times New Roman" w:ascii="Times New Roman" w:hAnsi="Times New Roman"/>
+          <w:sz w:val="24"/>
+          <w:szCs w:val="24"/>
+        </w:rPr>
+        <w:t>When both valids are set, instruction is issued without consideration of program order</w:t>
+      </w:r>
+    </w:p>
+    <w:p>
+      <w:pPr>
+        <w:pStyle w:val="ListParagraph"/>
+        <w:numPr>
+          <w:ilvl w:val="0"/>
+          <w:numId w:val="5"/>
+        </w:numPr>
+        <w:rPr>
+          <w:sz w:val="24"/>
+          <w:szCs w:val="24"/>
+        </w:rPr>
+      </w:pPr>
+      <w:r>
+        <w:rPr>
+          <w:rFonts w:cs="Times New Roman" w:ascii="Times New Roman" w:hAnsi="Times New Roman"/>
+          <w:sz w:val="24"/>
+          <w:szCs w:val="24"/>
+        </w:rPr>
+        <w:t>Allows OoO issue</w:t>
+      </w:r>
+    </w:p>
+    <w:p>
+      <w:pPr>
+        <w:pStyle w:val="ListParagraph"/>
+        <w:numPr>
+          <w:ilvl w:val="0"/>
+          <w:numId w:val="5"/>
+        </w:numPr>
+        <w:rPr>
+          <w:sz w:val="24"/>
+          <w:szCs w:val="24"/>
+        </w:rPr>
+      </w:pPr>
+      <w:r>
+        <w:rPr>
+          <w:rFonts w:cs="Times New Roman" w:ascii="Times New Roman" w:hAnsi="Times New Roman"/>
+          <w:sz w:val="24"/>
+          <w:szCs w:val="24"/>
+        </w:rPr>
+        <w:t>In case of stall, previous stages can continue to work unless the buffer is full</w:t>
+      </w:r>
+    </w:p>
+    <w:p>
+      <w:pPr>
+        <w:pStyle w:val="ListParagraph"/>
         <w:rPr>
           <w:rFonts w:ascii="Times New Roman" w:hAnsi="Times New Roman" w:cs="Times New Roman"/>
-        </w:rPr>
-      </w:pPr>
-      <w:r>
-        <w:rPr>
-          <w:rFonts w:cs="Times New Roman" w:ascii="Times New Roman" w:hAnsi="Times New Roman"/>
-        </w:rPr>
-        <w:t>Sequence number</w:t>
-      </w:r>
-    </w:p>
-    <w:p>
-      <w:pPr>
-        <w:pStyle w:val="ListParagraph"/>
-        <w:numPr>
-          <w:ilvl w:val="0"/>
-          <w:numId w:val="4"/>
-        </w:numPr>
-        <w:rPr>
-          <w:rFonts w:ascii="Times New Roman" w:hAnsi="Times New Roman" w:cs="Times New Roman"/>
-        </w:rPr>
-      </w:pPr>
-      <w:r>
-        <w:rPr>
-          <w:rFonts w:cs="Times New Roman" w:ascii="Times New Roman" w:hAnsi="Times New Roman"/>
-        </w:rPr>
-        <w:t>The operation for ALU</w:t>
-      </w:r>
-    </w:p>
-    <w:p>
-      <w:pPr>
-        <w:pStyle w:val="ListParagraph"/>
-        <w:numPr>
-          <w:ilvl w:val="0"/>
-          <w:numId w:val="4"/>
-        </w:numPr>
-        <w:rPr>
-          <w:rFonts w:ascii="Times New Roman" w:hAnsi="Times New Roman" w:cs="Times New Roman"/>
-        </w:rPr>
-      </w:pPr>
-      <w:r>
-        <w:rPr>
-          <w:rFonts w:cs="Times New Roman" w:ascii="Times New Roman" w:hAnsi="Times New Roman"/>
-        </w:rPr>
-        <w:t>Type of possible instruction. Based on the type decisions for oper 1 and 2 are taken. For instance, if it is a jump type. oper 1 = pc and oper 2 = 4, so valid1 and 2 will be ready instantly</w:t>
-      </w:r>
-    </w:p>
-    <w:p>
-      <w:pPr>
-        <w:pStyle w:val="ListParagraph"/>
-        <w:numPr>
-          <w:ilvl w:val="0"/>
-          <w:numId w:val="4"/>
-        </w:numPr>
-        <w:rPr>
-          <w:rFonts w:ascii="Times New Roman" w:hAnsi="Times New Roman" w:cs="Times New Roman"/>
-        </w:rPr>
-      </w:pPr>
-      <w:r>
-        <w:rPr>
-          <w:rFonts w:cs="Times New Roman" w:ascii="Times New Roman" w:hAnsi="Times New Roman"/>
-        </w:rPr>
-        <w:t>Tags of operands</w:t>
-      </w:r>
-    </w:p>
-    <w:p>
-      <w:pPr>
-        <w:pStyle w:val="ListParagraph"/>
-        <w:numPr>
-          <w:ilvl w:val="0"/>
-          <w:numId w:val="4"/>
-        </w:numPr>
-        <w:rPr>
-          <w:rFonts w:ascii="Times New Roman" w:hAnsi="Times New Roman" w:cs="Times New Roman"/>
-        </w:rPr>
-      </w:pPr>
-      <w:r>
-        <w:rPr>
-          <w:rFonts w:cs="Times New Roman" w:ascii="Times New Roman" w:hAnsi="Times New Roman"/>
-        </w:rPr>
-        <w:t xml:space="preserve">Ready if the corresponding operand is available </w:t>
-      </w:r>
-    </w:p>
-    <w:p>
-      <w:pPr>
-        <w:pStyle w:val="ListParagraph"/>
-        <w:numPr>
-          <w:ilvl w:val="0"/>
-          <w:numId w:val="4"/>
-        </w:numPr>
-        <w:rPr>
-          <w:rFonts w:ascii="Times New Roman" w:hAnsi="Times New Roman" w:cs="Times New Roman"/>
-        </w:rPr>
-      </w:pPr>
-      <w:r>
-        <w:rPr>
-          <w:rFonts w:cs="Times New Roman" w:ascii="Times New Roman" w:hAnsi="Times New Roman"/>
-        </w:rPr>
-        <w:t>Destination tag</w:t>
-      </w:r>
-    </w:p>
-    <w:p>
-      <w:pPr>
-        <w:pStyle w:val="ListParagraph"/>
-        <w:numPr>
-          <w:ilvl w:val="0"/>
-          <w:numId w:val="4"/>
-        </w:numPr>
-        <w:rPr>
-          <w:rFonts w:ascii="Times New Roman" w:hAnsi="Times New Roman" w:cs="Times New Roman"/>
-        </w:rPr>
-      </w:pPr>
-      <w:r>
-        <w:rPr>
-          <w:rFonts w:cs="Times New Roman" w:ascii="Times New Roman" w:hAnsi="Times New Roman"/>
-        </w:rPr>
-        <w:t xml:space="preserve">Valid tells if instruction is valid </w:t>
-      </w:r>
-    </w:p>
-    <w:p>
-      <w:pPr>
-        <w:pStyle w:val="ListParagraph"/>
-        <w:rPr>
-          <w:rFonts w:ascii="Times New Roman" w:hAnsi="Times New Roman" w:cs="Times New Roman"/>
-        </w:rPr>
-      </w:pPr>
-      <w:r>
-        <w:rPr>
-          <w:rFonts w:cs="Times New Roman" w:ascii="Times New Roman" w:hAnsi="Times New Roman"/>
+          <w:sz w:val="24"/>
+          <w:szCs w:val="24"/>
+        </w:rPr>
+      </w:pPr>
+      <w:r>
+        <w:rPr>
+          <w:rFonts w:cs="Times New Roman" w:ascii="Times New Roman" w:hAnsi="Times New Roman"/>
+          <w:sz w:val="24"/>
+          <w:szCs w:val="24"/>
         </w:rPr>
       </w:r>
     </w:p>
@@ -1162,116 +2586,16 @@
         <w:pStyle w:val="ListParagraph"/>
         <w:ind w:left="0"/>
         <w:rPr>
-          <w:rFonts w:ascii="Times New Roman" w:hAnsi="Times New Roman" w:cs="Times New Roman"/>
-        </w:rPr>
-      </w:pPr>
-      <w:r>
-        <w:rPr>
-          <w:rFonts w:cs="Times New Roman" w:ascii="Times New Roman" w:hAnsi="Times New Roman"/>
-        </w:rPr>
-        <w:t>Purpose:</w:t>
-      </w:r>
-    </w:p>
-    <w:p>
-      <w:pPr>
-        <w:pStyle w:val="ListParagraph"/>
-        <w:numPr>
-          <w:ilvl w:val="0"/>
-          <w:numId w:val="5"/>
-        </w:numPr>
-        <w:rPr>
-          <w:rFonts w:ascii="Times New Roman" w:hAnsi="Times New Roman" w:cs="Times New Roman"/>
-        </w:rPr>
-      </w:pPr>
-      <w:r>
-        <w:rPr>
-          <w:rFonts w:cs="Times New Roman" w:ascii="Times New Roman" w:hAnsi="Times New Roman"/>
-        </w:rPr>
-        <w:t>Holds instructions until both operands valid (result becomes available)</w:t>
-      </w:r>
-    </w:p>
-    <w:p>
-      <w:pPr>
-        <w:pStyle w:val="ListParagraph"/>
-        <w:numPr>
-          <w:ilvl w:val="0"/>
-          <w:numId w:val="5"/>
-        </w:numPr>
-        <w:rPr>
-          <w:rFonts w:ascii="Times New Roman" w:hAnsi="Times New Roman" w:cs="Times New Roman"/>
-        </w:rPr>
-      </w:pPr>
-      <w:r>
-        <w:rPr>
-          <w:rFonts w:cs="Times New Roman" w:ascii="Times New Roman" w:hAnsi="Times New Roman"/>
-        </w:rPr>
-        <w:t>When both valids are set, instruction is issued without consideration of program order</w:t>
-      </w:r>
-    </w:p>
-    <w:p>
-      <w:pPr>
-        <w:pStyle w:val="ListParagraph"/>
-        <w:numPr>
-          <w:ilvl w:val="0"/>
-          <w:numId w:val="5"/>
-        </w:numPr>
-        <w:rPr>
-          <w:rFonts w:ascii="Times New Roman" w:hAnsi="Times New Roman" w:cs="Times New Roman"/>
-        </w:rPr>
-      </w:pPr>
-      <w:r>
-        <w:rPr>
-          <w:rFonts w:cs="Times New Roman" w:ascii="Times New Roman" w:hAnsi="Times New Roman"/>
-        </w:rPr>
-        <w:t>Allows OoO issue</w:t>
-      </w:r>
-    </w:p>
-    <w:p>
-      <w:pPr>
-        <w:pStyle w:val="ListParagraph"/>
-        <w:numPr>
-          <w:ilvl w:val="0"/>
-          <w:numId w:val="5"/>
-        </w:numPr>
-        <w:rPr>
-          <w:rFonts w:ascii="Times New Roman" w:hAnsi="Times New Roman" w:cs="Times New Roman"/>
-        </w:rPr>
-      </w:pPr>
-      <w:r>
-        <w:rPr>
-          <w:rFonts w:cs="Times New Roman" w:ascii="Times New Roman" w:hAnsi="Times New Roman"/>
-        </w:rPr>
-        <w:t>In case of stall, previous stages can continue to work unless the buffer is full</w:t>
-      </w:r>
-    </w:p>
-    <w:p>
-      <w:pPr>
-        <w:pStyle w:val="ListParagraph"/>
-        <w:rPr>
-          <w:rFonts w:ascii="Times New Roman" w:hAnsi="Times New Roman" w:cs="Times New Roman"/>
-        </w:rPr>
-      </w:pPr>
-      <w:r>
-        <w:rPr>
-          <w:rFonts w:cs="Times New Roman" w:ascii="Times New Roman" w:hAnsi="Times New Roman"/>
-        </w:rPr>
-      </w:r>
-    </w:p>
-    <w:p>
-      <w:pPr>
-        <w:pStyle w:val="ListParagraph"/>
-        <w:ind w:left="0"/>
-        <w:rPr>
-          <w:rFonts w:ascii="Times New Roman" w:hAnsi="Times New Roman" w:cs="Times New Roman"/>
+          <w:sz w:val="24"/>
+          <w:szCs w:val="24"/>
+        </w:rPr>
+      </w:pPr>
+      <w:r>
+        <w:rPr>
+          <w:rFonts w:cs="Times New Roman" w:ascii="Times New Roman" w:hAnsi="Times New Roman"/>
           <w:b/>
-          <w:sz w:val="28"/>
-        </w:rPr>
-      </w:pPr>
-      <w:r>
-        <w:rPr>
-          <w:rFonts w:cs="Times New Roman" w:ascii="Times New Roman" w:hAnsi="Times New Roman"/>
-          <w:b/>
-          <w:sz w:val="28"/>
+          <w:sz w:val="24"/>
+          <w:szCs w:val="24"/>
         </w:rPr>
         <w:t>Reorder Buffer (ROB)</w:t>
       </w:r>
@@ -1316,18 +2640,29 @@
               <w:contextualSpacing/>
               <w:jc w:val="left"/>
               <w:rPr>
-                <w:rFonts w:ascii="Times New Roman" w:hAnsi="Times New Roman" w:cs="Times New Roman"/>
+                <w:sz w:val="24"/>
+                <w:szCs w:val="24"/>
               </w:rPr>
             </w:pPr>
             <w:r>
               <w:rPr>
                 <w:rFonts w:eastAsia="Calibri" w:cs="Times New Roman" w:ascii="Times New Roman" w:hAnsi="Times New Roman"/>
                 <w:kern w:val="0"/>
-                <w:sz w:val="22"/>
-                <w:szCs w:val="22"/>
+                <w:sz w:val="24"/>
+                <w:szCs w:val="24"/>
                 <w:lang w:val="en-US" w:eastAsia="en-US" w:bidi="ar-SA"/>
               </w:rPr>
-              <w:t>SqN</w:t>
+              <w:t>s</w:t>
+            </w:r>
+            <w:r>
+              <w:rPr>
+                <w:rFonts w:eastAsia="Calibri" w:cs="Times New Roman" w:ascii="Times New Roman" w:hAnsi="Times New Roman"/>
+                <w:kern w:val="0"/>
+                <w:sz w:val="24"/>
+                <w:szCs w:val="24"/>
+                <w:lang w:val="en-US" w:eastAsia="en-US" w:bidi="ar-SA"/>
+              </w:rPr>
+              <w:t>qN</w:t>
             </w:r>
           </w:p>
         </w:tc>
@@ -1346,15 +2681,16 @@
               <w:contextualSpacing/>
               <w:jc w:val="left"/>
               <w:rPr>
-                <w:rFonts w:ascii="Times New Roman" w:hAnsi="Times New Roman" w:cs="Times New Roman"/>
+                <w:sz w:val="24"/>
+                <w:szCs w:val="24"/>
               </w:rPr>
             </w:pPr>
             <w:r>
               <w:rPr>
                 <w:rFonts w:eastAsia="Calibri" w:cs="Times New Roman" w:ascii="Times New Roman" w:hAnsi="Times New Roman"/>
                 <w:kern w:val="0"/>
-                <w:sz w:val="22"/>
-                <w:szCs w:val="22"/>
+                <w:sz w:val="24"/>
+                <w:szCs w:val="24"/>
                 <w:lang w:val="en-US" w:eastAsia="en-US" w:bidi="ar-SA"/>
               </w:rPr>
               <w:t>pc</w:t>
@@ -1376,18 +2712,19 @@
               <w:contextualSpacing/>
               <w:jc w:val="left"/>
               <w:rPr>
-                <w:rFonts w:ascii="Times New Roman" w:hAnsi="Times New Roman" w:cs="Times New Roman"/>
+                <w:sz w:val="24"/>
+                <w:szCs w:val="24"/>
               </w:rPr>
             </w:pPr>
             <w:r>
               <w:rPr>
                 <w:rFonts w:eastAsia="Calibri" w:cs="Times New Roman" w:ascii="Times New Roman" w:hAnsi="Times New Roman"/>
                 <w:kern w:val="0"/>
-                <w:sz w:val="22"/>
-                <w:szCs w:val="22"/>
+                <w:sz w:val="24"/>
+                <w:szCs w:val="24"/>
                 <w:lang w:val="en-US" w:eastAsia="en-US" w:bidi="ar-SA"/>
               </w:rPr>
-              <w:t>rd</w:t>
+              <w:t>arch_tag</w:t>
             </w:r>
           </w:p>
         </w:tc>
@@ -1406,15 +2743,16 @@
               <w:contextualSpacing/>
               <w:jc w:val="left"/>
               <w:rPr>
-                <w:rFonts w:ascii="Times New Roman" w:hAnsi="Times New Roman" w:cs="Times New Roman"/>
+                <w:sz w:val="24"/>
+                <w:szCs w:val="24"/>
               </w:rPr>
             </w:pPr>
             <w:r>
               <w:rPr>
                 <w:rFonts w:eastAsia="Calibri" w:cs="Times New Roman" w:ascii="Times New Roman" w:hAnsi="Times New Roman"/>
                 <w:kern w:val="0"/>
-                <w:sz w:val="22"/>
-                <w:szCs w:val="22"/>
+                <w:sz w:val="24"/>
+                <w:szCs w:val="24"/>
                 <w:lang w:val="en-US" w:eastAsia="en-US" w:bidi="ar-SA"/>
               </w:rPr>
               <w:t>rd_tag</w:t>
@@ -1436,15 +2774,16 @@
               <w:contextualSpacing/>
               <w:jc w:val="left"/>
               <w:rPr>
-                <w:rFonts w:ascii="Times New Roman" w:hAnsi="Times New Roman" w:cs="Times New Roman"/>
+                <w:sz w:val="24"/>
+                <w:szCs w:val="24"/>
               </w:rPr>
             </w:pPr>
             <w:r>
               <w:rPr>
                 <w:rFonts w:eastAsia="Calibri" w:cs="Times New Roman" w:ascii="Times New Roman" w:hAnsi="Times New Roman"/>
                 <w:kern w:val="0"/>
-                <w:sz w:val="22"/>
-                <w:szCs w:val="22"/>
+                <w:sz w:val="24"/>
+                <w:szCs w:val="24"/>
                 <w:lang w:val="en-US" w:eastAsia="en-US" w:bidi="ar-SA"/>
               </w:rPr>
               <w:t>ready</w:t>
@@ -1466,15 +2805,16 @@
               <w:contextualSpacing/>
               <w:jc w:val="left"/>
               <w:rPr>
-                <w:rFonts w:ascii="Times New Roman" w:hAnsi="Times New Roman" w:cs="Times New Roman"/>
+                <w:sz w:val="24"/>
+                <w:szCs w:val="24"/>
               </w:rPr>
             </w:pPr>
             <w:r>
               <w:rPr>
                 <w:rFonts w:eastAsia="Calibri" w:cs="Times New Roman" w:ascii="Times New Roman" w:hAnsi="Times New Roman"/>
                 <w:kern w:val="0"/>
-                <w:sz w:val="22"/>
-                <w:szCs w:val="22"/>
+                <w:sz w:val="24"/>
+                <w:szCs w:val="24"/>
                 <w:lang w:val="en-US" w:eastAsia="en-US" w:bidi="ar-SA"/>
               </w:rPr>
               <w:t>valid</w:t>
@@ -1489,11 +2829,15 @@
         <w:ind w:left="0"/>
         <w:rPr>
           <w:rFonts w:ascii="Times New Roman" w:hAnsi="Times New Roman" w:cs="Times New Roman"/>
-        </w:rPr>
-      </w:pPr>
-      <w:r>
-        <w:rPr>
-          <w:rFonts w:cs="Times New Roman" w:ascii="Times New Roman" w:hAnsi="Times New Roman"/>
+          <w:sz w:val="24"/>
+          <w:szCs w:val="24"/>
+        </w:rPr>
+      </w:pPr>
+      <w:r>
+        <w:rPr>
+          <w:rFonts w:cs="Times New Roman" w:ascii="Times New Roman" w:hAnsi="Times New Roman"/>
+          <w:sz w:val="24"/>
+          <w:szCs w:val="24"/>
         </w:rPr>
       </w:r>
     </w:p>
@@ -1502,387 +2846,1150 @@
         <w:pStyle w:val="ListParagraph"/>
         <w:ind w:left="0"/>
         <w:rPr>
+          <w:sz w:val="24"/>
+          <w:szCs w:val="24"/>
+        </w:rPr>
+      </w:pPr>
+      <w:r>
+        <w:rPr>
+          <w:rFonts w:cs="Times New Roman" w:ascii="Times New Roman" w:hAnsi="Times New Roman"/>
+          <w:sz w:val="24"/>
+          <w:szCs w:val="24"/>
+        </w:rPr>
+        <w:t>When an instruction enters ROB, its</w:t>
+      </w:r>
+    </w:p>
+    <w:p>
+      <w:pPr>
+        <w:pStyle w:val="ListParagraph"/>
+        <w:numPr>
+          <w:ilvl w:val="0"/>
+          <w:numId w:val="6"/>
+        </w:numPr>
+        <w:rPr>
+          <w:sz w:val="24"/>
+          <w:szCs w:val="24"/>
+        </w:rPr>
+      </w:pPr>
+      <w:r>
+        <w:rPr>
+          <w:rFonts w:cs="Times New Roman" w:ascii="Times New Roman" w:hAnsi="Times New Roman"/>
+          <w:sz w:val="24"/>
+          <w:szCs w:val="24"/>
+        </w:rPr>
+        <w:t>Sequence number (SqN)</w:t>
+      </w:r>
+    </w:p>
+    <w:p>
+      <w:pPr>
+        <w:pStyle w:val="ListParagraph"/>
+        <w:numPr>
+          <w:ilvl w:val="0"/>
+          <w:numId w:val="6"/>
+        </w:numPr>
+        <w:rPr>
+          <w:sz w:val="24"/>
+          <w:szCs w:val="24"/>
+        </w:rPr>
+      </w:pPr>
+      <w:r>
+        <w:rPr>
+          <w:rFonts w:cs="Times New Roman" w:ascii="Times New Roman" w:hAnsi="Times New Roman"/>
+          <w:sz w:val="24"/>
+          <w:szCs w:val="24"/>
+        </w:rPr>
+        <w:t>Architectural Destination Register (</w:t>
+      </w:r>
+      <w:r>
+        <w:rPr>
+          <w:rFonts w:cs="Times New Roman" w:ascii="Times New Roman" w:hAnsi="Times New Roman"/>
+          <w:sz w:val="24"/>
+          <w:szCs w:val="24"/>
+        </w:rPr>
+        <w:t>arch_tag</w:t>
+      </w:r>
+      <w:r>
+        <w:rPr>
+          <w:rFonts w:cs="Times New Roman" w:ascii="Times New Roman" w:hAnsi="Times New Roman"/>
+          <w:sz w:val="24"/>
+          <w:szCs w:val="24"/>
+        </w:rPr>
+        <w:t>)</w:t>
+      </w:r>
+    </w:p>
+    <w:p>
+      <w:pPr>
+        <w:pStyle w:val="ListParagraph"/>
+        <w:numPr>
+          <w:ilvl w:val="0"/>
+          <w:numId w:val="6"/>
+        </w:numPr>
+        <w:rPr>
+          <w:sz w:val="24"/>
+          <w:szCs w:val="24"/>
+        </w:rPr>
+      </w:pPr>
+      <w:r>
+        <w:rPr>
+          <w:rFonts w:cs="Times New Roman" w:ascii="Times New Roman" w:hAnsi="Times New Roman"/>
+          <w:sz w:val="24"/>
+          <w:szCs w:val="24"/>
+        </w:rPr>
+        <w:t>Physical Destination Register (rd_tag)</w:t>
+      </w:r>
+    </w:p>
+    <w:p>
+      <w:pPr>
+        <w:pStyle w:val="ListParagraph"/>
+        <w:numPr>
+          <w:ilvl w:val="0"/>
+          <w:numId w:val="6"/>
+        </w:numPr>
+        <w:rPr>
+          <w:sz w:val="24"/>
+          <w:szCs w:val="24"/>
+        </w:rPr>
+      </w:pPr>
+      <w:r>
+        <w:rPr>
+          <w:rFonts w:cs="Times New Roman" w:ascii="Times New Roman" w:hAnsi="Times New Roman"/>
+          <w:sz w:val="24"/>
+          <w:szCs w:val="24"/>
+        </w:rPr>
+        <w:t>p</w:t>
+      </w:r>
+      <w:r>
+        <w:rPr>
+          <w:rFonts w:cs="Times New Roman" w:ascii="Times New Roman" w:hAnsi="Times New Roman"/>
+          <w:sz w:val="24"/>
+          <w:szCs w:val="24"/>
+        </w:rPr>
+        <w:t xml:space="preserve">c of that instruction, which can be used to restore program order in case of a flush </w:t>
+      </w:r>
+      <w:r>
+        <w:rPr>
+          <w:rFonts w:cs="Times New Roman" w:ascii="Times New Roman" w:hAnsi="Times New Roman"/>
+          <w:sz w:val="24"/>
+          <w:szCs w:val="24"/>
+        </w:rPr>
+        <w:t>a</w:t>
+      </w:r>
+      <w:r>
+        <w:rPr>
+          <w:rFonts w:cs="Times New Roman" w:ascii="Times New Roman" w:hAnsi="Times New Roman"/>
+          <w:sz w:val="24"/>
+          <w:szCs w:val="24"/>
+        </w:rPr>
+        <w:t>re stored</w:t>
+      </w:r>
+    </w:p>
+    <w:p>
+      <w:pPr>
+        <w:pStyle w:val="ListParagraph"/>
+        <w:numPr>
+          <w:ilvl w:val="0"/>
+          <w:numId w:val="9"/>
+        </w:numPr>
+        <w:rPr>
+          <w:sz w:val="24"/>
+          <w:szCs w:val="24"/>
+        </w:rPr>
+      </w:pPr>
+      <w:r>
+        <w:rPr>
+          <w:rFonts w:cs="Times New Roman" w:ascii="Times New Roman" w:hAnsi="Times New Roman"/>
+          <w:sz w:val="24"/>
+          <w:szCs w:val="24"/>
+        </w:rPr>
+        <w:t>ready bit signifies that instruction is ready for commit</w:t>
+      </w:r>
+    </w:p>
+    <w:p>
+      <w:pPr>
+        <w:pStyle w:val="ListParagraph"/>
+        <w:numPr>
+          <w:ilvl w:val="0"/>
+          <w:numId w:val="9"/>
+        </w:numPr>
+        <w:rPr>
+          <w:sz w:val="24"/>
+          <w:szCs w:val="24"/>
+        </w:rPr>
+      </w:pPr>
+      <w:r>
+        <w:rPr>
+          <w:rFonts w:cs="Times New Roman" w:ascii="Times New Roman" w:hAnsi="Times New Roman"/>
+          <w:sz w:val="24"/>
+          <w:szCs w:val="24"/>
+        </w:rPr>
+        <w:t xml:space="preserve">valid bit signifies if </w:t>
+      </w:r>
+      <w:r>
+        <w:rPr>
+          <w:rFonts w:cs="Times New Roman" w:ascii="Times New Roman" w:hAnsi="Times New Roman"/>
+          <w:sz w:val="24"/>
+          <w:szCs w:val="24"/>
+        </w:rPr>
+        <w:t>entry</w:t>
+      </w:r>
+      <w:r>
+        <w:rPr>
+          <w:rFonts w:cs="Times New Roman" w:ascii="Times New Roman" w:hAnsi="Times New Roman"/>
+          <w:sz w:val="24"/>
+          <w:szCs w:val="24"/>
+        </w:rPr>
+        <w:t xml:space="preserve"> is valid </w:t>
+      </w:r>
+    </w:p>
+    <w:p>
+      <w:pPr>
+        <w:pStyle w:val="ListParagraph"/>
+        <w:ind w:left="360"/>
+        <w:rPr>
           <w:rFonts w:ascii="Times New Roman" w:hAnsi="Times New Roman" w:cs="Times New Roman"/>
-        </w:rPr>
-      </w:pPr>
-      <w:r>
-        <w:rPr>
-          <w:rFonts w:cs="Times New Roman" w:ascii="Times New Roman" w:hAnsi="Times New Roman"/>
-        </w:rPr>
-        <w:t>When an instruction enters ROB, its</w:t>
-      </w:r>
-    </w:p>
-    <w:p>
-      <w:pPr>
-        <w:pStyle w:val="ListParagraph"/>
-        <w:numPr>
-          <w:ilvl w:val="0"/>
-          <w:numId w:val="6"/>
-        </w:numPr>
+          <w:sz w:val="24"/>
+          <w:szCs w:val="24"/>
+        </w:rPr>
+      </w:pPr>
+      <w:r>
+        <w:rPr>
+          <w:rFonts w:cs="Times New Roman" w:ascii="Times New Roman" w:hAnsi="Times New Roman"/>
+          <w:sz w:val="24"/>
+          <w:szCs w:val="24"/>
+        </w:rPr>
+      </w:r>
+    </w:p>
+    <w:p>
+      <w:pPr>
+        <w:pStyle w:val="ListParagraph"/>
+        <w:ind w:left="0"/>
+        <w:rPr>
+          <w:sz w:val="24"/>
+          <w:szCs w:val="24"/>
+        </w:rPr>
+      </w:pPr>
+      <w:r>
+        <w:rPr>
+          <w:rFonts w:cs="Times New Roman" w:ascii="Times New Roman" w:hAnsi="Times New Roman"/>
+          <w:sz w:val="24"/>
+          <w:szCs w:val="24"/>
+        </w:rPr>
+        <w:t>Working:</w:t>
+      </w:r>
+    </w:p>
+    <w:p>
+      <w:pPr>
+        <w:pStyle w:val="ListParagraph"/>
+        <w:numPr>
+          <w:ilvl w:val="0"/>
+          <w:numId w:val="7"/>
+        </w:numPr>
+        <w:rPr>
+          <w:sz w:val="24"/>
+          <w:szCs w:val="24"/>
+        </w:rPr>
+      </w:pPr>
+      <w:r>
+        <w:rPr>
+          <w:rFonts w:cs="Times New Roman" w:ascii="Times New Roman" w:hAnsi="Times New Roman"/>
+          <w:sz w:val="24"/>
+          <w:szCs w:val="24"/>
+        </w:rPr>
+        <w:t>ready bit for an instruction is set when result is broadcasted and its rd_tag matches with broadcasted tag</w:t>
+      </w:r>
+    </w:p>
+    <w:p>
+      <w:pPr>
+        <w:pStyle w:val="ListParagraph"/>
+        <w:numPr>
+          <w:ilvl w:val="0"/>
+          <w:numId w:val="7"/>
+        </w:numPr>
+        <w:rPr>
+          <w:sz w:val="24"/>
+          <w:szCs w:val="24"/>
+        </w:rPr>
+      </w:pPr>
+      <w:r>
+        <w:rPr>
+          <w:rFonts w:cs="Times New Roman" w:ascii="Times New Roman" w:hAnsi="Times New Roman"/>
+          <w:sz w:val="24"/>
+          <w:szCs w:val="24"/>
+        </w:rPr>
+        <w:t>The two instructions at the head of ROB are committed in each cycle</w:t>
+      </w:r>
+    </w:p>
+    <w:p>
+      <w:pPr>
+        <w:pStyle w:val="ListParagraph"/>
+        <w:numPr>
+          <w:ilvl w:val="0"/>
+          <w:numId w:val="7"/>
+        </w:numPr>
+        <w:rPr>
+          <w:sz w:val="24"/>
+          <w:szCs w:val="24"/>
+        </w:rPr>
+      </w:pPr>
+      <w:r>
+        <w:rPr>
+          <w:rFonts w:cs="Times New Roman" w:ascii="Times New Roman" w:hAnsi="Times New Roman"/>
+          <w:sz w:val="24"/>
+          <w:szCs w:val="24"/>
+        </w:rPr>
+        <w:t>After commit the comTag mapping changes</w:t>
+      </w:r>
+    </w:p>
+    <w:p>
+      <w:pPr>
+        <w:pStyle w:val="ListParagraph"/>
+        <w:numPr>
+          <w:ilvl w:val="0"/>
+          <w:numId w:val="7"/>
+        </w:numPr>
+        <w:rPr>
+          <w:sz w:val="24"/>
+          <w:szCs w:val="24"/>
+        </w:rPr>
+      </w:pPr>
+      <w:r>
+        <w:rPr>
+          <w:rFonts w:cs="Times New Roman" w:ascii="Times New Roman" w:hAnsi="Times New Roman"/>
+          <w:sz w:val="24"/>
+          <w:szCs w:val="24"/>
+        </w:rPr>
+        <w:t xml:space="preserve">ROB allows instructions to be committed in order </w:t>
+      </w:r>
+    </w:p>
+    <w:p>
+      <w:pPr>
+        <w:pStyle w:val="ListParagraph"/>
         <w:rPr>
           <w:rFonts w:ascii="Times New Roman" w:hAnsi="Times New Roman" w:cs="Times New Roman"/>
-        </w:rPr>
-      </w:pPr>
-      <w:r>
-        <w:rPr>
-          <w:rFonts w:cs="Times New Roman" w:ascii="Times New Roman" w:hAnsi="Times New Roman"/>
-        </w:rPr>
-        <w:t>Sequence number (SqN)</w:t>
-      </w:r>
-    </w:p>
-    <w:p>
-      <w:pPr>
-        <w:pStyle w:val="ListParagraph"/>
-        <w:numPr>
-          <w:ilvl w:val="0"/>
-          <w:numId w:val="6"/>
-        </w:numPr>
+          <w:sz w:val="24"/>
+          <w:szCs w:val="24"/>
+        </w:rPr>
+      </w:pPr>
+      <w:r>
+        <w:rPr>
+          <w:rFonts w:cs="Times New Roman" w:ascii="Times New Roman" w:hAnsi="Times New Roman"/>
+          <w:sz w:val="24"/>
+          <w:szCs w:val="24"/>
+        </w:rPr>
+      </w:r>
+    </w:p>
+    <w:p>
+      <w:pPr>
+        <w:pStyle w:val="ListParagraph"/>
+        <w:ind w:left="0"/>
+        <w:rPr>
+          <w:sz w:val="24"/>
+          <w:szCs w:val="24"/>
+        </w:rPr>
+      </w:pPr>
+      <w:r>
+        <w:rPr>
+          <w:rFonts w:cs="Times New Roman" w:ascii="Times New Roman" w:hAnsi="Times New Roman"/>
+          <w:b/>
+          <w:sz w:val="24"/>
+          <w:szCs w:val="24"/>
+        </w:rPr>
+        <w:t>Register File:</w:t>
+      </w:r>
+    </w:p>
+    <w:p>
+      <w:pPr>
+        <w:pStyle w:val="ListParagraph"/>
+        <w:numPr>
+          <w:ilvl w:val="0"/>
+          <w:numId w:val="8"/>
+        </w:numPr>
+        <w:rPr>
+          <w:sz w:val="24"/>
+          <w:szCs w:val="24"/>
+        </w:rPr>
+      </w:pPr>
+      <w:r>
+        <w:rPr>
+          <w:rFonts w:cs="Times New Roman" w:ascii="Times New Roman" w:hAnsi="Times New Roman"/>
+          <w:sz w:val="24"/>
+          <w:szCs w:val="24"/>
+        </w:rPr>
+        <w:t>Single register file in the core that only contains physical registers</w:t>
+      </w:r>
+    </w:p>
+    <w:p>
+      <w:pPr>
+        <w:pStyle w:val="ListParagraph"/>
+        <w:numPr>
+          <w:ilvl w:val="0"/>
+          <w:numId w:val="8"/>
+        </w:numPr>
+        <w:rPr>
+          <w:sz w:val="24"/>
+          <w:szCs w:val="24"/>
+        </w:rPr>
+      </w:pPr>
+      <w:r>
+        <w:rPr>
+          <w:rFonts w:cs="Times New Roman" w:ascii="Times New Roman" w:hAnsi="Times New Roman"/>
+          <w:sz w:val="24"/>
+          <w:szCs w:val="24"/>
+        </w:rPr>
+        <w:t>Architectural registers are just a concept. They don’t exist physically</w:t>
+      </w:r>
+    </w:p>
+    <w:p>
+      <w:pPr>
+        <w:pStyle w:val="ListParagraph"/>
+        <w:numPr>
+          <w:ilvl w:val="0"/>
+          <w:numId w:val="8"/>
+        </w:numPr>
+        <w:rPr>
+          <w:sz w:val="24"/>
+          <w:szCs w:val="24"/>
+        </w:rPr>
+      </w:pPr>
+      <w:r>
+        <w:rPr>
+          <w:rFonts w:cs="Times New Roman" w:ascii="Times New Roman" w:hAnsi="Times New Roman"/>
+          <w:sz w:val="24"/>
+          <w:szCs w:val="24"/>
+        </w:rPr>
+        <w:t>Result is written to this RF once computed</w:t>
+      </w:r>
+    </w:p>
+    <w:p>
+      <w:pPr>
+        <w:pStyle w:val="ListParagraph"/>
+        <w:numPr>
+          <w:ilvl w:val="0"/>
+          <w:numId w:val="8"/>
+        </w:numPr>
+        <w:rPr>
+          <w:sz w:val="24"/>
+          <w:szCs w:val="24"/>
+        </w:rPr>
+      </w:pPr>
+      <w:r>
+        <w:rPr>
+          <w:rFonts w:cs="Times New Roman" w:ascii="Times New Roman" w:hAnsi="Times New Roman"/>
+          <w:sz w:val="24"/>
+          <w:szCs w:val="24"/>
+        </w:rPr>
+        <w:t xml:space="preserve">Commit in this case implies a particular register becoming comTag for an architectural register </w:t>
+      </w:r>
+    </w:p>
+    <w:p>
+      <w:pPr>
+        <w:pStyle w:val="ListParagraph"/>
+        <w:numPr>
+          <w:ilvl w:val="0"/>
+          <w:numId w:val="8"/>
+        </w:numPr>
+        <w:rPr>
+          <w:sz w:val="24"/>
+          <w:szCs w:val="24"/>
+        </w:rPr>
+      </w:pPr>
+      <w:r>
+        <w:rPr>
+          <w:rFonts w:cs="Times New Roman" w:ascii="Times New Roman" w:hAnsi="Times New Roman"/>
+          <w:sz w:val="24"/>
+          <w:szCs w:val="24"/>
+        </w:rPr>
+        <w:t xml:space="preserve">For instance, if p5 is the comTag of x3, then p5 can be considered an architectural register </w:t>
+      </w:r>
+    </w:p>
+    <w:p>
+      <w:pPr>
+        <w:pStyle w:val="ListParagraph"/>
         <w:rPr>
           <w:rFonts w:ascii="Times New Roman" w:hAnsi="Times New Roman" w:cs="Times New Roman"/>
         </w:rPr>
       </w:pPr>
       <w:r>
         <w:rPr>
-          <w:rFonts w:cs="Times New Roman" w:ascii="Times New Roman" w:hAnsi="Times New Roman"/>
-        </w:rPr>
-        <w:t>Architectural Destination Register (rd)</w:t>
-      </w:r>
-    </w:p>
-    <w:p>
-      <w:pPr>
-        <w:pStyle w:val="ListParagraph"/>
-        <w:numPr>
-          <w:ilvl w:val="0"/>
-          <w:numId w:val="6"/>
-        </w:numPr>
+          <w:sz w:val="24"/>
+          <w:szCs w:val="24"/>
+        </w:rPr>
+      </w:r>
+    </w:p>
+    <w:p>
+      <w:pPr>
+        <w:pStyle w:val="ListParagraph"/>
+        <w:ind w:hanging="0" w:left="0"/>
+        <w:rPr>
+          <w:b/>
+          <w:bCs/>
+          <w:sz w:val="28"/>
+          <w:szCs w:val="28"/>
+        </w:rPr>
+      </w:pPr>
+      <w:r>
+        <w:rPr>
+          <w:rFonts w:cs="Times New Roman" w:ascii="Times New Roman" w:hAnsi="Times New Roman"/>
+          <w:b/>
+          <w:bCs/>
+          <w:sz w:val="28"/>
+          <w:szCs w:val="28"/>
+        </w:rPr>
+        <w:t>Instruction Flow</w:t>
+      </w:r>
+    </w:p>
+    <w:p>
+      <w:pPr>
+        <w:pStyle w:val="ListParagraph"/>
+        <w:numPr>
+          <w:ilvl w:val="0"/>
+          <w:numId w:val="13"/>
+        </w:numPr>
+        <w:rPr>
+          <w:b w:val="false"/>
+          <w:bCs w:val="false"/>
+          <w:sz w:val="24"/>
+          <w:szCs w:val="24"/>
+        </w:rPr>
+      </w:pPr>
+      <w:r>
+        <w:rPr>
+          <w:rFonts w:cs="Times New Roman" w:ascii="Times New Roman" w:hAnsi="Times New Roman"/>
+          <w:b w:val="false"/>
+          <w:bCs w:val="false"/>
+          <w:sz w:val="24"/>
+          <w:szCs w:val="24"/>
+        </w:rPr>
+        <w:t>A valid pc is passed to instruction aligner</w:t>
+      </w:r>
+    </w:p>
+    <w:p>
+      <w:pPr>
+        <w:pStyle w:val="ListParagraph"/>
+        <w:numPr>
+          <w:ilvl w:val="1"/>
+          <w:numId w:val="13"/>
+        </w:numPr>
+        <w:rPr>
+          <w:b w:val="false"/>
+          <w:bCs w:val="false"/>
+          <w:sz w:val="24"/>
+          <w:szCs w:val="24"/>
+        </w:rPr>
+      </w:pPr>
+      <w:r>
+        <w:rPr>
+          <w:rFonts w:cs="Times New Roman" w:ascii="Times New Roman" w:hAnsi="Times New Roman"/>
+          <w:b w:val="false"/>
+          <w:bCs w:val="false"/>
+          <w:sz w:val="24"/>
+          <w:szCs w:val="24"/>
+        </w:rPr>
+        <w:t>It checks if the pc is 4 or 8 bit aligned</w:t>
+      </w:r>
+    </w:p>
+    <w:p>
+      <w:pPr>
+        <w:pStyle w:val="ListParagraph"/>
+        <w:numPr>
+          <w:ilvl w:val="1"/>
+          <w:numId w:val="13"/>
+        </w:numPr>
+        <w:rPr>
+          <w:b w:val="false"/>
+          <w:bCs w:val="false"/>
+          <w:sz w:val="24"/>
+          <w:szCs w:val="24"/>
+        </w:rPr>
+      </w:pPr>
+      <w:r>
+        <w:rPr>
+          <w:rFonts w:cs="Times New Roman" w:ascii="Times New Roman" w:hAnsi="Times New Roman"/>
+          <w:b w:val="false"/>
+          <w:bCs w:val="false"/>
+          <w:sz w:val="24"/>
+          <w:szCs w:val="24"/>
+        </w:rPr>
+        <w:t>If 4 bit aligned, out of the 2 instructions from instruction memory, only the second instruction is passed as valid and consumed = 1</w:t>
+      </w:r>
+    </w:p>
+    <w:p>
+      <w:pPr>
+        <w:pStyle w:val="ListParagraph"/>
+        <w:numPr>
+          <w:ilvl w:val="1"/>
+          <w:numId w:val="13"/>
+        </w:numPr>
+        <w:rPr>
+          <w:b w:val="false"/>
+          <w:bCs w:val="false"/>
+          <w:sz w:val="24"/>
+          <w:szCs w:val="24"/>
+        </w:rPr>
+      </w:pPr>
+      <w:r>
+        <w:rPr>
+          <w:rFonts w:cs="Times New Roman" w:ascii="Times New Roman" w:hAnsi="Times New Roman"/>
+          <w:b w:val="false"/>
+          <w:bCs w:val="false"/>
+          <w:sz w:val="24"/>
+          <w:szCs w:val="24"/>
+        </w:rPr>
+        <w:t>If 8 bit aligned, both instructions from instruction memory are passed as valid, and consumed = 2</w:t>
+      </w:r>
+    </w:p>
+    <w:p>
+      <w:pPr>
+        <w:pStyle w:val="ListParagraph"/>
+        <w:numPr>
+          <w:ilvl w:val="1"/>
+          <w:numId w:val="13"/>
+        </w:numPr>
+        <w:rPr>
+          <w:b w:val="false"/>
+          <w:bCs w:val="false"/>
+          <w:sz w:val="24"/>
+          <w:szCs w:val="24"/>
+        </w:rPr>
+      </w:pPr>
+      <w:r>
+        <w:rPr>
+          <w:rFonts w:cs="Times New Roman" w:ascii="Times New Roman" w:hAnsi="Times New Roman"/>
+          <w:b w:val="false"/>
+          <w:bCs w:val="false"/>
+          <w:sz w:val="24"/>
+          <w:szCs w:val="24"/>
+        </w:rPr>
+        <w:t>Based on whether 1 or 2 instructions are passed as valid, the pc jumps by 4 or 8, respectively</w:t>
+      </w:r>
+    </w:p>
+    <w:p>
+      <w:pPr>
+        <w:pStyle w:val="ListParagraph"/>
+        <w:numPr>
+          <w:ilvl w:val="1"/>
+          <w:numId w:val="13"/>
+        </w:numPr>
+        <w:rPr>
+          <w:b w:val="false"/>
+          <w:bCs w:val="false"/>
+          <w:sz w:val="24"/>
+          <w:szCs w:val="24"/>
+        </w:rPr>
+      </w:pPr>
+      <w:r>
+        <w:rPr>
+          <w:rFonts w:cs="Times New Roman" w:ascii="Times New Roman" w:hAnsi="Times New Roman"/>
+          <w:b w:val="false"/>
+          <w:bCs w:val="false"/>
+          <w:sz w:val="24"/>
+          <w:szCs w:val="24"/>
+        </w:rPr>
+        <w:t>First 8 bits of pc are set as 0, and passed as fetch_base to instruction memory, to keep the address 8 bit aligned</w:t>
+      </w:r>
+    </w:p>
+    <w:p>
+      <w:pPr>
+        <w:pStyle w:val="ListParagraph"/>
+        <w:numPr>
+          <w:ilvl w:val="1"/>
+          <w:numId w:val="13"/>
+        </w:numPr>
+        <w:rPr>
+          <w:b w:val="false"/>
+          <w:bCs w:val="false"/>
+          <w:sz w:val="24"/>
+          <w:szCs w:val="24"/>
+        </w:rPr>
+      </w:pPr>
+      <w:r>
+        <w:rPr>
+          <w:rFonts w:cs="Times New Roman" w:ascii="Times New Roman" w:hAnsi="Times New Roman"/>
+          <w:b w:val="false"/>
+          <w:bCs w:val="false"/>
+          <w:sz w:val="24"/>
+          <w:szCs w:val="24"/>
+        </w:rPr>
+        <w:t>Then, the instruction aligner forwards 1 or 2 valid instructions to the fetch buffer</w:t>
+      </w:r>
+    </w:p>
+    <w:p>
+      <w:pPr>
+        <w:pStyle w:val="ListParagraph"/>
+        <w:numPr>
+          <w:ilvl w:val="0"/>
+          <w:numId w:val="13"/>
+        </w:numPr>
+        <w:rPr>
+          <w:b w:val="false"/>
+          <w:bCs w:val="false"/>
+          <w:sz w:val="24"/>
+          <w:szCs w:val="24"/>
+        </w:rPr>
+      </w:pPr>
+      <w:r>
+        <w:rPr>
+          <w:rFonts w:cs="Times New Roman" w:ascii="Times New Roman" w:hAnsi="Times New Roman"/>
+          <w:b w:val="false"/>
+          <w:bCs w:val="false"/>
+          <w:sz w:val="24"/>
+          <w:szCs w:val="24"/>
+        </w:rPr>
+        <w:t>Fetch buffer forwards at most two instructions from its head to decode</w:t>
+      </w:r>
+    </w:p>
+    <w:p>
+      <w:pPr>
+        <w:pStyle w:val="ListParagraph"/>
+        <w:numPr>
+          <w:ilvl w:val="0"/>
+          <w:numId w:val="13"/>
+        </w:numPr>
+        <w:rPr>
+          <w:b w:val="false"/>
+          <w:bCs w:val="false"/>
+          <w:sz w:val="24"/>
+          <w:szCs w:val="24"/>
+        </w:rPr>
+      </w:pPr>
+      <w:r>
+        <w:rPr>
+          <w:rFonts w:cs="Times New Roman" w:ascii="Times New Roman" w:hAnsi="Times New Roman"/>
+          <w:b w:val="false"/>
+          <w:bCs w:val="false"/>
+          <w:sz w:val="24"/>
+          <w:szCs w:val="24"/>
+        </w:rPr>
+        <w:t>In decode</w:t>
+      </w:r>
+    </w:p>
+    <w:p>
+      <w:pPr>
+        <w:pStyle w:val="ListParagraph"/>
+        <w:numPr>
+          <w:ilvl w:val="1"/>
+          <w:numId w:val="13"/>
+        </w:numPr>
+        <w:rPr>
+          <w:b w:val="false"/>
+          <w:bCs w:val="false"/>
+          <w:sz w:val="24"/>
+          <w:szCs w:val="24"/>
+        </w:rPr>
+      </w:pPr>
+      <w:r>
+        <w:rPr>
+          <w:rFonts w:cs="Times New Roman" w:ascii="Times New Roman" w:hAnsi="Times New Roman"/>
+          <w:b w:val="false"/>
+          <w:bCs w:val="false"/>
+          <w:sz w:val="24"/>
+          <w:szCs w:val="24"/>
+        </w:rPr>
+        <w:t>If instruction is branch or jumpy type, the simple predictor always generates a jump signal</w:t>
+      </w:r>
+    </w:p>
+    <w:p>
+      <w:pPr>
+        <w:pStyle w:val="ListParagraph"/>
+        <w:numPr>
+          <w:ilvl w:val="1"/>
+          <w:numId w:val="13"/>
+        </w:numPr>
+        <w:rPr>
+          <w:b w:val="false"/>
+          <w:bCs w:val="false"/>
+          <w:sz w:val="24"/>
+          <w:szCs w:val="24"/>
+        </w:rPr>
+      </w:pPr>
+      <w:r>
+        <w:rPr>
+          <w:rFonts w:cs="Times New Roman" w:ascii="Times New Roman" w:hAnsi="Times New Roman"/>
+          <w:b w:val="false"/>
+          <w:bCs w:val="false"/>
+          <w:sz w:val="24"/>
+          <w:szCs w:val="24"/>
+        </w:rPr>
+        <w:t>Based on the pc and immediate of that instruction, a target address is calculated for the jump</w:t>
+      </w:r>
+    </w:p>
+    <w:p>
+      <w:pPr>
+        <w:pStyle w:val="ListParagraph"/>
+        <w:numPr>
+          <w:ilvl w:val="1"/>
+          <w:numId w:val="13"/>
+        </w:numPr>
+        <w:rPr>
+          <w:b w:val="false"/>
+          <w:bCs w:val="false"/>
+          <w:sz w:val="24"/>
+          <w:szCs w:val="24"/>
+        </w:rPr>
+      </w:pPr>
+      <w:r>
+        <w:rPr>
+          <w:rFonts w:cs="Times New Roman" w:ascii="Times New Roman" w:hAnsi="Times New Roman"/>
+          <w:b w:val="false"/>
+          <w:bCs w:val="false"/>
+          <w:sz w:val="24"/>
+          <w:szCs w:val="24"/>
+        </w:rPr>
+        <w:t>In case, if both instructions are jump/branch, the first one is given priority</w:t>
+      </w:r>
+    </w:p>
+    <w:p>
+      <w:pPr>
+        <w:pStyle w:val="ListParagraph"/>
+        <w:numPr>
+          <w:ilvl w:val="1"/>
+          <w:numId w:val="13"/>
+        </w:numPr>
+        <w:rPr>
+          <w:b w:val="false"/>
+          <w:bCs w:val="false"/>
+          <w:sz w:val="24"/>
+          <w:szCs w:val="24"/>
+        </w:rPr>
+      </w:pPr>
+      <w:r>
+        <w:rPr>
+          <w:rFonts w:cs="Times New Roman" w:ascii="Times New Roman" w:hAnsi="Times New Roman"/>
+          <w:b w:val="false"/>
+          <w:bCs w:val="false"/>
+          <w:sz w:val="24"/>
+          <w:szCs w:val="24"/>
+        </w:rPr>
+        <w:t>This target address and jump signal, are forwarded to pc, bypassing pipeline register</w:t>
+      </w:r>
+    </w:p>
+    <w:p>
+      <w:pPr>
+        <w:pStyle w:val="ListParagraph"/>
+        <w:numPr>
+          <w:ilvl w:val="1"/>
+          <w:numId w:val="13"/>
+        </w:numPr>
+        <w:rPr>
+          <w:b w:val="false"/>
+          <w:bCs w:val="false"/>
+          <w:sz w:val="24"/>
+          <w:szCs w:val="24"/>
+        </w:rPr>
+      </w:pPr>
+      <w:r>
+        <w:rPr>
+          <w:rFonts w:cs="Times New Roman" w:ascii="Times New Roman" w:hAnsi="Times New Roman"/>
+          <w:b w:val="false"/>
+          <w:bCs w:val="false"/>
+          <w:sz w:val="24"/>
+          <w:szCs w:val="24"/>
+        </w:rPr>
+        <w:t xml:space="preserve">jump signal also acts as flush for fetch buffer, clearing any pre-loaded instructions </w:t>
+      </w:r>
+    </w:p>
+    <w:p>
+      <w:pPr>
+        <w:pStyle w:val="ListParagraph"/>
+        <w:numPr>
+          <w:ilvl w:val="0"/>
+          <w:numId w:val="13"/>
+        </w:numPr>
+        <w:rPr>
+          <w:b w:val="false"/>
+          <w:bCs w:val="false"/>
+          <w:sz w:val="24"/>
+          <w:szCs w:val="24"/>
+        </w:rPr>
+      </w:pPr>
+      <w:r>
+        <w:rPr>
+          <w:rFonts w:cs="Times New Roman" w:ascii="Times New Roman" w:hAnsi="Times New Roman"/>
+          <w:b w:val="false"/>
+          <w:bCs w:val="false"/>
+          <w:sz w:val="24"/>
+          <w:szCs w:val="24"/>
+        </w:rPr>
+        <w:t>Decode stage register forwards at most two instructions to rename table</w:t>
+      </w:r>
+    </w:p>
+    <w:p>
+      <w:pPr>
+        <w:pStyle w:val="ListParagraph"/>
+        <w:numPr>
+          <w:ilvl w:val="0"/>
+          <w:numId w:val="13"/>
+        </w:numPr>
+        <w:rPr>
+          <w:b w:val="false"/>
+          <w:bCs w:val="false"/>
+          <w:sz w:val="24"/>
+          <w:szCs w:val="24"/>
+        </w:rPr>
+      </w:pPr>
+      <w:r>
+        <w:rPr>
+          <w:rFonts w:cs="Times New Roman" w:ascii="Times New Roman" w:hAnsi="Times New Roman"/>
+          <w:b w:val="false"/>
+          <w:bCs w:val="false"/>
+          <w:sz w:val="24"/>
+          <w:szCs w:val="24"/>
+        </w:rPr>
+        <w:t>In rename table</w:t>
+      </w:r>
+    </w:p>
+    <w:p>
+      <w:pPr>
+        <w:pStyle w:val="ListParagraph"/>
+        <w:numPr>
+          <w:ilvl w:val="1"/>
+          <w:numId w:val="13"/>
+        </w:numPr>
+        <w:rPr>
+          <w:b w:val="false"/>
+          <w:bCs w:val="false"/>
+          <w:sz w:val="24"/>
+          <w:szCs w:val="24"/>
+        </w:rPr>
+      </w:pPr>
+      <w:r>
+        <w:rPr>
+          <w:rFonts w:cs="Times New Roman" w:ascii="Times New Roman" w:hAnsi="Times New Roman"/>
+          <w:b w:val="false"/>
+          <w:bCs w:val="false"/>
+          <w:sz w:val="24"/>
+          <w:szCs w:val="24"/>
+        </w:rPr>
+        <w:t>For the two instructions received, their rs (read) registers are checked against the archReg, in rename table → Corresponding specTags become rs_tags for that instruction</w:t>
+      </w:r>
+    </w:p>
+    <w:p>
+      <w:pPr>
+        <w:pStyle w:val="ListParagraph"/>
+        <w:numPr>
+          <w:ilvl w:val="1"/>
+          <w:numId w:val="13"/>
+        </w:numPr>
+        <w:rPr>
+          <w:b w:val="false"/>
+          <w:bCs w:val="false"/>
+          <w:sz w:val="24"/>
+          <w:szCs w:val="24"/>
+        </w:rPr>
+      </w:pPr>
+      <w:r>
+        <w:rPr>
+          <w:rFonts w:cs="Times New Roman" w:ascii="Times New Roman" w:hAnsi="Times New Roman"/>
+          <w:b w:val="false"/>
+          <w:bCs w:val="false"/>
+          <w:sz w:val="24"/>
+          <w:szCs w:val="24"/>
+        </w:rPr>
+        <w:t>Tag buffer sends two free tags to rename table, which assigns those tags to the rd registers as rd_tags. Correspondingly, those tags are stored as specTags for that rd (archReg)</w:t>
+      </w:r>
+    </w:p>
+    <w:p>
+      <w:pPr>
+        <w:pStyle w:val="ListParagraph"/>
+        <w:numPr>
+          <w:ilvl w:val="1"/>
+          <w:numId w:val="13"/>
+        </w:numPr>
+        <w:rPr>
+          <w:b w:val="false"/>
+          <w:bCs w:val="false"/>
+          <w:sz w:val="24"/>
+          <w:szCs w:val="24"/>
+        </w:rPr>
+      </w:pPr>
+      <w:r>
+        <w:rPr>
+          <w:rFonts w:cs="Times New Roman" w:ascii="Times New Roman" w:hAnsi="Times New Roman"/>
+          <w:b w:val="false"/>
+          <w:bCs w:val="false"/>
+          <w:sz w:val="24"/>
+          <w:szCs w:val="24"/>
+        </w:rPr>
+        <w:t>When a tag is set as specTag in rename table, its free is marked 0 in the tag buffer</w:t>
+      </w:r>
+    </w:p>
+    <w:p>
+      <w:pPr>
+        <w:pStyle w:val="ListParagraph"/>
+        <w:numPr>
+          <w:ilvl w:val="1"/>
+          <w:numId w:val="13"/>
+        </w:numPr>
+        <w:rPr>
+          <w:b w:val="false"/>
+          <w:bCs w:val="false"/>
+          <w:sz w:val="24"/>
+          <w:szCs w:val="24"/>
+        </w:rPr>
+      </w:pPr>
+      <w:r>
+        <w:rPr>
+          <w:rFonts w:cs="Times New Roman" w:ascii="Times New Roman" w:hAnsi="Times New Roman"/>
+          <w:b w:val="false"/>
+          <w:bCs w:val="false"/>
+          <w:sz w:val="24"/>
+          <w:szCs w:val="24"/>
+        </w:rPr>
+        <w:t>The renamed instructions are forwarded to dispatch unit</w:t>
+      </w:r>
+    </w:p>
+    <w:p>
+      <w:pPr>
+        <w:pStyle w:val="ListParagraph"/>
+        <w:numPr>
+          <w:ilvl w:val="1"/>
+          <w:numId w:val="13"/>
+        </w:numPr>
+        <w:rPr>
+          <w:b w:val="false"/>
+          <w:bCs w:val="false"/>
+          <w:sz w:val="24"/>
+          <w:szCs w:val="24"/>
+        </w:rPr>
+      </w:pPr>
+      <w:r>
+        <w:rPr>
+          <w:rFonts w:cs="Times New Roman" w:ascii="Times New Roman" w:hAnsi="Times New Roman"/>
+          <w:b w:val="false"/>
+          <w:bCs w:val="false"/>
+          <w:sz w:val="24"/>
+          <w:szCs w:val="24"/>
+        </w:rPr>
+        <w:t>For each valid instruction, we forward its sqN, pc, rd (arch_reg) and rd_tag to ROB, so it is stored there in program order</w:t>
+      </w:r>
+    </w:p>
+    <w:p>
+      <w:pPr>
+        <w:pStyle w:val="ListParagraph"/>
+        <w:numPr>
+          <w:ilvl w:val="1"/>
+          <w:numId w:val="13"/>
+        </w:numPr>
+        <w:rPr>
+          <w:b w:val="false"/>
+          <w:bCs w:val="false"/>
+          <w:sz w:val="24"/>
+          <w:szCs w:val="24"/>
+        </w:rPr>
+      </w:pPr>
+      <w:r>
+        <w:rPr>
+          <w:rFonts w:cs="Times New Roman" w:ascii="Times New Roman" w:hAnsi="Times New Roman"/>
+          <w:b w:val="false"/>
+          <w:bCs w:val="false"/>
+          <w:sz w:val="24"/>
+          <w:szCs w:val="24"/>
+        </w:rPr>
+        <w:t>If the renamed instruction is a branch type, in that case, a snapshot of rename table and tag buffer is forwarded and stored in a branch checkpoint unit, along with that instructions sqN</w:t>
+      </w:r>
+    </w:p>
+    <w:p>
+      <w:pPr>
+        <w:pStyle w:val="ListParagraph"/>
+        <w:numPr>
+          <w:ilvl w:val="1"/>
+          <w:numId w:val="13"/>
+        </w:numPr>
+        <w:rPr>
+          <w:b w:val="false"/>
+          <w:bCs w:val="false"/>
+          <w:sz w:val="24"/>
+          <w:szCs w:val="24"/>
+        </w:rPr>
+      </w:pPr>
+      <w:r>
+        <w:rPr>
+          <w:rFonts w:cs="Times New Roman" w:ascii="Times New Roman" w:hAnsi="Times New Roman"/>
+          <w:b w:val="false"/>
+          <w:bCs w:val="false"/>
+          <w:sz w:val="24"/>
+          <w:szCs w:val="24"/>
+        </w:rPr>
+        <w:t>At anytime, there can be no more than 8 branch instructions in the proceeding pipeline</w:t>
+      </w:r>
+    </w:p>
+    <w:p>
+      <w:pPr>
+        <w:pStyle w:val="ListParagraph"/>
+        <w:numPr>
+          <w:ilvl w:val="1"/>
+          <w:numId w:val="13"/>
+        </w:numPr>
+        <w:rPr>
+          <w:b w:val="false"/>
+          <w:bCs w:val="false"/>
+          <w:sz w:val="24"/>
+          <w:szCs w:val="24"/>
+        </w:rPr>
+      </w:pPr>
+      <w:r>
+        <w:rPr>
+          <w:rFonts w:cs="Times New Roman" w:ascii="Times New Roman" w:hAnsi="Times New Roman"/>
+          <w:b w:val="false"/>
+          <w:bCs w:val="false"/>
+          <w:sz w:val="24"/>
+          <w:szCs w:val="24"/>
+        </w:rPr>
+        <w:t>If a 9</w:t>
+      </w:r>
+      <w:r>
+        <w:rPr>
+          <w:rFonts w:cs="Times New Roman" w:ascii="Times New Roman" w:hAnsi="Times New Roman"/>
+          <w:b w:val="false"/>
+          <w:bCs w:val="false"/>
+          <w:sz w:val="24"/>
+          <w:szCs w:val="24"/>
+          <w:vertAlign w:val="superscript"/>
+        </w:rPr>
+        <w:t>th</w:t>
+      </w:r>
+      <w:r>
+        <w:rPr>
+          <w:rFonts w:cs="Times New Roman" w:ascii="Times New Roman" w:hAnsi="Times New Roman"/>
+          <w:b w:val="false"/>
+          <w:bCs w:val="false"/>
+          <w:sz w:val="24"/>
+          <w:szCs w:val="24"/>
+        </w:rPr>
+        <w:t xml:space="preserve"> branch instruction comes to rename table, then the preceding pipeline is to be stalled</w:t>
+      </w:r>
+    </w:p>
+    <w:p>
+      <w:pPr>
+        <w:pStyle w:val="Normal"/>
         <w:rPr>
           <w:rFonts w:ascii="Times New Roman" w:hAnsi="Times New Roman" w:cs="Times New Roman"/>
-        </w:rPr>
-      </w:pPr>
-      <w:r>
-        <w:rPr>
-          <w:rFonts w:cs="Times New Roman" w:ascii="Times New Roman" w:hAnsi="Times New Roman"/>
-        </w:rPr>
-        <w:t>Physical Destination Register (rd_tag)</w:t>
-      </w:r>
-    </w:p>
-    <w:p>
-      <w:pPr>
-        <w:pStyle w:val="ListParagraph"/>
-        <w:numPr>
-          <w:ilvl w:val="0"/>
-          <w:numId w:val="6"/>
-        </w:numPr>
+          <w:sz w:val="24"/>
+          <w:szCs w:val="24"/>
+        </w:rPr>
+      </w:pPr>
+      <w:r>
+        <w:rPr>
+          <w:rFonts w:cs="Times New Roman" w:ascii="Times New Roman" w:hAnsi="Times New Roman"/>
+          <w:sz w:val="24"/>
+          <w:szCs w:val="24"/>
+        </w:rPr>
+      </w:r>
+    </w:p>
+    <w:p>
+      <w:pPr>
+        <w:pStyle w:val="Normal"/>
         <w:rPr>
           <w:rFonts w:ascii="Times New Roman" w:hAnsi="Times New Roman" w:cs="Times New Roman"/>
-        </w:rPr>
-      </w:pPr>
-      <w:r>
-        <w:rPr>
-          <w:rFonts w:cs="Times New Roman" w:ascii="Times New Roman" w:hAnsi="Times New Roman"/>
-        </w:rPr>
-        <w:t>Pc of that instruction, which can be used to restore program order in case of a flush</w:t>
-      </w:r>
-      <w:bookmarkStart w:id="0" w:name="_GoBack"/>
-      <w:bookmarkEnd w:id="0"/>
-    </w:p>
-    <w:p>
-      <w:pPr>
-        <w:pStyle w:val="ListParagraph"/>
-        <w:ind w:left="360"/>
-        <w:rPr>
-          <w:rFonts w:ascii="Times New Roman" w:hAnsi="Times New Roman" w:cs="Times New Roman"/>
-        </w:rPr>
-      </w:pPr>
-      <w:r>
-        <w:rPr>
-          <w:rFonts w:cs="Times New Roman" w:ascii="Times New Roman" w:hAnsi="Times New Roman"/>
-        </w:rPr>
-        <w:t>Are stored.</w:t>
-      </w:r>
-    </w:p>
-    <w:p>
-      <w:pPr>
-        <w:pStyle w:val="ListParagraph"/>
-        <w:numPr>
-          <w:ilvl w:val="0"/>
-          <w:numId w:val="11"/>
-        </w:numPr>
-        <w:rPr>
-          <w:rFonts w:ascii="Times New Roman" w:hAnsi="Times New Roman" w:cs="Times New Roman"/>
-        </w:rPr>
-      </w:pPr>
-      <w:r>
-        <w:rPr>
-          <w:rFonts w:cs="Times New Roman" w:ascii="Times New Roman" w:hAnsi="Times New Roman"/>
-        </w:rPr>
-        <w:t>ready bit signifies that instruction is ready for commit</w:t>
-      </w:r>
-    </w:p>
-    <w:p>
-      <w:pPr>
-        <w:pStyle w:val="ListParagraph"/>
-        <w:numPr>
-          <w:ilvl w:val="0"/>
-          <w:numId w:val="11"/>
-        </w:numPr>
-        <w:rPr>
-          <w:rFonts w:ascii="Times New Roman" w:hAnsi="Times New Roman" w:cs="Times New Roman"/>
-        </w:rPr>
-      </w:pPr>
-      <w:r>
-        <w:rPr>
-          <w:rFonts w:cs="Times New Roman" w:ascii="Times New Roman" w:hAnsi="Times New Roman"/>
-        </w:rPr>
-        <w:t xml:space="preserve">valid bit signifies if instruction is valid </w:t>
-      </w:r>
-    </w:p>
-    <w:p>
-      <w:pPr>
-        <w:pStyle w:val="ListParagraph"/>
-        <w:ind w:left="360"/>
-        <w:rPr>
-          <w:rFonts w:ascii="Times New Roman" w:hAnsi="Times New Roman" w:cs="Times New Roman"/>
-        </w:rPr>
-      </w:pPr>
-      <w:r>
-        <w:rPr>
-          <w:rFonts w:cs="Times New Roman" w:ascii="Times New Roman" w:hAnsi="Times New Roman"/>
-        </w:rPr>
-      </w:r>
-    </w:p>
-    <w:p>
-      <w:pPr>
-        <w:pStyle w:val="ListParagraph"/>
-        <w:ind w:left="0"/>
-        <w:rPr>
-          <w:rFonts w:ascii="Times New Roman" w:hAnsi="Times New Roman" w:cs="Times New Roman"/>
-        </w:rPr>
-      </w:pPr>
-      <w:r>
-        <w:rPr>
-          <w:rFonts w:cs="Times New Roman" w:ascii="Times New Roman" w:hAnsi="Times New Roman"/>
-        </w:rPr>
-        <w:t>Working:</w:t>
-      </w:r>
-    </w:p>
-    <w:p>
-      <w:pPr>
-        <w:pStyle w:val="ListParagraph"/>
-        <w:numPr>
-          <w:ilvl w:val="0"/>
-          <w:numId w:val="7"/>
-        </w:numPr>
-        <w:rPr>
-          <w:rFonts w:ascii="Times New Roman" w:hAnsi="Times New Roman" w:cs="Times New Roman"/>
-        </w:rPr>
-      </w:pPr>
-      <w:r>
-        <w:rPr>
-          <w:rFonts w:cs="Times New Roman" w:ascii="Times New Roman" w:hAnsi="Times New Roman"/>
-        </w:rPr>
-        <w:t>ready bit for an instruction is set when result is broadcasted and its rd_tag matches with broadcasted tag</w:t>
-      </w:r>
-    </w:p>
-    <w:p>
-      <w:pPr>
-        <w:pStyle w:val="ListParagraph"/>
-        <w:numPr>
-          <w:ilvl w:val="0"/>
-          <w:numId w:val="7"/>
-        </w:numPr>
-        <w:rPr>
-          <w:rFonts w:ascii="Times New Roman" w:hAnsi="Times New Roman" w:cs="Times New Roman"/>
-        </w:rPr>
-      </w:pPr>
-      <w:r>
-        <w:rPr>
-          <w:rFonts w:cs="Times New Roman" w:ascii="Times New Roman" w:hAnsi="Times New Roman"/>
-        </w:rPr>
-        <w:t>The two instructions at the head of ROB are committed in each cycle</w:t>
-      </w:r>
-    </w:p>
-    <w:p>
-      <w:pPr>
-        <w:pStyle w:val="ListParagraph"/>
-        <w:numPr>
-          <w:ilvl w:val="0"/>
-          <w:numId w:val="7"/>
-        </w:numPr>
-        <w:rPr>
-          <w:rFonts w:ascii="Times New Roman" w:hAnsi="Times New Roman" w:cs="Times New Roman"/>
-        </w:rPr>
-      </w:pPr>
-      <w:r>
-        <w:rPr>
-          <w:rFonts w:cs="Times New Roman" w:ascii="Times New Roman" w:hAnsi="Times New Roman"/>
-        </w:rPr>
-        <w:t>After commit the comTag mapping changes</w:t>
-      </w:r>
-    </w:p>
-    <w:p>
-      <w:pPr>
-        <w:pStyle w:val="ListParagraph"/>
-        <w:numPr>
-          <w:ilvl w:val="0"/>
-          <w:numId w:val="7"/>
-        </w:numPr>
-        <w:rPr>
-          <w:rFonts w:ascii="Times New Roman" w:hAnsi="Times New Roman" w:cs="Times New Roman"/>
-        </w:rPr>
-      </w:pPr>
-      <w:r>
-        <w:rPr>
-          <w:rFonts w:cs="Times New Roman" w:ascii="Times New Roman" w:hAnsi="Times New Roman"/>
-        </w:rPr>
-        <w:t xml:space="preserve">ROB allows instructions to be committed in order </w:t>
-      </w:r>
-    </w:p>
-    <w:p>
-      <w:pPr>
-        <w:pStyle w:val="ListParagraph"/>
-        <w:rPr>
-          <w:rFonts w:ascii="Times New Roman" w:hAnsi="Times New Roman" w:cs="Times New Roman"/>
-        </w:rPr>
-      </w:pPr>
-      <w:r>
-        <w:rPr>
-          <w:rFonts w:cs="Times New Roman" w:ascii="Times New Roman" w:hAnsi="Times New Roman"/>
-        </w:rPr>
-      </w:r>
-    </w:p>
-    <w:p>
-      <w:pPr>
-        <w:pStyle w:val="ListParagraph"/>
-        <w:ind w:left="0"/>
-        <w:rPr>
-          <w:rFonts w:ascii="Times New Roman" w:hAnsi="Times New Roman" w:cs="Times New Roman"/>
-          <w:b/>
-          <w:sz w:val="28"/>
-        </w:rPr>
-      </w:pPr>
-      <w:r>
-        <w:rPr>
-          <w:rFonts w:cs="Times New Roman" w:ascii="Times New Roman" w:hAnsi="Times New Roman"/>
-          <w:b/>
-          <w:sz w:val="28"/>
-        </w:rPr>
-        <w:t>Register File:</w:t>
-      </w:r>
-    </w:p>
-    <w:p>
-      <w:pPr>
-        <w:pStyle w:val="ListParagraph"/>
-        <w:numPr>
-          <w:ilvl w:val="0"/>
-          <w:numId w:val="8"/>
-        </w:numPr>
-        <w:rPr>
-          <w:rFonts w:ascii="Times New Roman" w:hAnsi="Times New Roman" w:cs="Times New Roman"/>
-        </w:rPr>
-      </w:pPr>
-      <w:r>
-        <w:rPr>
-          <w:rFonts w:cs="Times New Roman" w:ascii="Times New Roman" w:hAnsi="Times New Roman"/>
-        </w:rPr>
-        <w:t>Single register file in the core that only contains physical registers</w:t>
-      </w:r>
-    </w:p>
-    <w:p>
-      <w:pPr>
-        <w:pStyle w:val="ListParagraph"/>
-        <w:numPr>
-          <w:ilvl w:val="0"/>
-          <w:numId w:val="8"/>
-        </w:numPr>
-        <w:rPr>
-          <w:rFonts w:ascii="Times New Roman" w:hAnsi="Times New Roman" w:cs="Times New Roman"/>
-        </w:rPr>
-      </w:pPr>
-      <w:r>
-        <w:rPr>
-          <w:rFonts w:cs="Times New Roman" w:ascii="Times New Roman" w:hAnsi="Times New Roman"/>
-        </w:rPr>
-        <w:t>Architectural registers are just a concept. They don’t exist physically</w:t>
-      </w:r>
-    </w:p>
-    <w:p>
-      <w:pPr>
-        <w:pStyle w:val="ListParagraph"/>
-        <w:numPr>
-          <w:ilvl w:val="0"/>
-          <w:numId w:val="8"/>
-        </w:numPr>
-        <w:rPr>
-          <w:rFonts w:ascii="Times New Roman" w:hAnsi="Times New Roman" w:cs="Times New Roman"/>
-        </w:rPr>
-      </w:pPr>
-      <w:r>
-        <w:rPr>
-          <w:rFonts w:cs="Times New Roman" w:ascii="Times New Roman" w:hAnsi="Times New Roman"/>
-        </w:rPr>
-        <w:t>Result is written to this RF once computed</w:t>
-      </w:r>
-    </w:p>
-    <w:p>
-      <w:pPr>
-        <w:pStyle w:val="ListParagraph"/>
-        <w:numPr>
-          <w:ilvl w:val="0"/>
-          <w:numId w:val="8"/>
-        </w:numPr>
-        <w:rPr>
-          <w:rFonts w:ascii="Times New Roman" w:hAnsi="Times New Roman" w:cs="Times New Roman"/>
-        </w:rPr>
-      </w:pPr>
-      <w:r>
-        <w:rPr>
-          <w:rFonts w:cs="Times New Roman" w:ascii="Times New Roman" w:hAnsi="Times New Roman"/>
-        </w:rPr>
-        <w:t xml:space="preserve">Commit in this case implies a particular register becoming comTag for an architectural register </w:t>
-      </w:r>
-    </w:p>
-    <w:p>
-      <w:pPr>
-        <w:pStyle w:val="ListParagraph"/>
-        <w:numPr>
-          <w:ilvl w:val="0"/>
-          <w:numId w:val="8"/>
-        </w:numPr>
-        <w:rPr>
-          <w:rFonts w:ascii="Times New Roman" w:hAnsi="Times New Roman" w:cs="Times New Roman"/>
-        </w:rPr>
-      </w:pPr>
-      <w:r>
-        <w:rPr>
-          <w:rFonts w:cs="Times New Roman" w:ascii="Times New Roman" w:hAnsi="Times New Roman"/>
-        </w:rPr>
-        <w:t xml:space="preserve">For instance, if p5 is the comTag of x3, then p5 can be considered an architectural register </w:t>
-      </w:r>
-    </w:p>
-    <w:p>
-      <w:pPr>
-        <w:pStyle w:val="Normal"/>
-        <w:rPr>
-          <w:rFonts w:ascii="Times New Roman" w:hAnsi="Times New Roman" w:cs="Times New Roman"/>
-        </w:rPr>
-      </w:pPr>
-      <w:r>
-        <w:rPr>
-          <w:rFonts w:cs="Times New Roman" w:ascii="Times New Roman" w:hAnsi="Times New Roman"/>
-        </w:rPr>
-      </w:r>
-    </w:p>
-    <w:p>
-      <w:pPr>
-        <w:pStyle w:val="Normal"/>
-        <w:rPr>
-          <w:rFonts w:ascii="Times New Roman" w:hAnsi="Times New Roman" w:cs="Times New Roman"/>
-        </w:rPr>
-      </w:pPr>
-      <w:r>
-        <w:rPr>
-          <w:rFonts w:cs="Times New Roman" w:ascii="Times New Roman" w:hAnsi="Times New Roman"/>
+          <w:sz w:val="24"/>
+          <w:szCs w:val="24"/>
+        </w:rPr>
+      </w:pPr>
+      <w:r>
+        <w:rPr>
+          <w:rFonts w:cs="Times New Roman" w:ascii="Times New Roman" w:hAnsi="Times New Roman"/>
+          <w:sz w:val="24"/>
+          <w:szCs w:val="24"/>
         </w:rPr>
       </w:r>
     </w:p>
@@ -1922,802 +4029,7 @@
         </w:rPr>
       </w:pPr>
       <w:r>
-        <w:rPr>
-          <w:rFonts w:cs="Times New Roman" w:ascii="Times New Roman" w:hAnsi="Times New Roman"/>
-          <w:b/>
-          <w:sz w:val="32"/>
-        </w:rPr>
-        <w:t>Instructions:</w:t>
-      </w:r>
-    </w:p>
-    <w:p>
-      <w:pPr>
-        <w:pStyle w:val="Normal"/>
-        <w:rPr>
-          <w:rFonts w:ascii="Times New Roman" w:hAnsi="Times New Roman" w:cs="Times New Roman"/>
-          <w:b/>
-          <w:sz w:val="28"/>
-        </w:rPr>
-      </w:pPr>
-      <w:r>
-        <w:rPr>
-          <w:rFonts w:cs="Times New Roman" w:ascii="Times New Roman" w:hAnsi="Times New Roman"/>
-          <w:b/>
-          <w:sz w:val="28"/>
-        </w:rPr>
-        <w:t>decode_instr:</w:t>
-      </w:r>
-    </w:p>
-    <w:p>
-      <w:pPr>
-        <w:pStyle w:val="ListParagraph"/>
-        <w:numPr>
-          <w:ilvl w:val="0"/>
-          <w:numId w:val="9"/>
-        </w:numPr>
-        <w:rPr>
-          <w:rFonts w:ascii="Times New Roman" w:hAnsi="Times New Roman" w:cs="Times New Roman"/>
-          <w:sz w:val="24"/>
-        </w:rPr>
-      </w:pPr>
-      <w:r>
-        <w:rPr>
-          <w:rFonts w:cs="Times New Roman" w:ascii="Times New Roman" w:hAnsi="Times New Roman"/>
-          <w:sz w:val="24"/>
-        </w:rPr>
-        <w:t>rs1</w:t>
-      </w:r>
-    </w:p>
-    <w:p>
-      <w:pPr>
-        <w:pStyle w:val="ListParagraph"/>
-        <w:numPr>
-          <w:ilvl w:val="0"/>
-          <w:numId w:val="9"/>
-        </w:numPr>
-        <w:rPr>
-          <w:rFonts w:ascii="Times New Roman" w:hAnsi="Times New Roman" w:cs="Times New Roman"/>
-          <w:sz w:val="24"/>
-        </w:rPr>
-      </w:pPr>
-      <w:r>
-        <w:rPr>
-          <w:rFonts w:cs="Times New Roman" w:ascii="Times New Roman" w:hAnsi="Times New Roman"/>
-          <w:sz w:val="24"/>
-        </w:rPr>
-        <w:t>rs2</w:t>
-      </w:r>
-    </w:p>
-    <w:p>
-      <w:pPr>
-        <w:pStyle w:val="ListParagraph"/>
-        <w:numPr>
-          <w:ilvl w:val="0"/>
-          <w:numId w:val="9"/>
-        </w:numPr>
-        <w:rPr>
-          <w:rFonts w:ascii="Times New Roman" w:hAnsi="Times New Roman" w:cs="Times New Roman"/>
-          <w:sz w:val="24"/>
-        </w:rPr>
-      </w:pPr>
-      <w:r>
-        <w:rPr>
-          <w:rFonts w:cs="Times New Roman" w:ascii="Times New Roman" w:hAnsi="Times New Roman"/>
-          <w:sz w:val="24"/>
-        </w:rPr>
-        <w:t>rd</w:t>
-      </w:r>
-    </w:p>
-    <w:p>
-      <w:pPr>
-        <w:pStyle w:val="ListParagraph"/>
-        <w:numPr>
-          <w:ilvl w:val="0"/>
-          <w:numId w:val="9"/>
-        </w:numPr>
-        <w:rPr>
-          <w:rFonts w:ascii="Times New Roman" w:hAnsi="Times New Roman" w:cs="Times New Roman"/>
-          <w:sz w:val="24"/>
-        </w:rPr>
-      </w:pPr>
-      <w:r>
-        <w:rPr>
-          <w:rFonts w:cs="Times New Roman" w:ascii="Times New Roman" w:hAnsi="Times New Roman"/>
-          <w:sz w:val="24"/>
-        </w:rPr>
-        <w:t>oper</w:t>
-      </w:r>
-    </w:p>
-    <w:p>
-      <w:pPr>
-        <w:pStyle w:val="ListParagraph"/>
-        <w:numPr>
-          <w:ilvl w:val="0"/>
-          <w:numId w:val="9"/>
-        </w:numPr>
-        <w:rPr>
-          <w:rFonts w:ascii="Times New Roman" w:hAnsi="Times New Roman" w:cs="Times New Roman"/>
-          <w:sz w:val="24"/>
-        </w:rPr>
-      </w:pPr>
-      <w:r>
-        <w:rPr>
-          <w:rFonts w:cs="Times New Roman" w:ascii="Times New Roman" w:hAnsi="Times New Roman"/>
-          <w:sz w:val="24"/>
-        </w:rPr>
-        <w:t>f_unit[0:1]</w:t>
-      </w:r>
-    </w:p>
-    <w:p>
-      <w:pPr>
-        <w:pStyle w:val="ListParagraph"/>
-        <w:numPr>
-          <w:ilvl w:val="0"/>
-          <w:numId w:val="9"/>
-        </w:numPr>
-        <w:rPr>
-          <w:rFonts w:ascii="Times New Roman" w:hAnsi="Times New Roman" w:cs="Times New Roman"/>
-          <w:sz w:val="24"/>
-        </w:rPr>
-      </w:pPr>
-      <w:r>
-        <w:rPr>
-          <w:rFonts w:cs="Times New Roman" w:ascii="Times New Roman" w:hAnsi="Times New Roman"/>
-          <w:sz w:val="24"/>
-        </w:rPr>
-        <w:t>sqN</w:t>
-      </w:r>
-    </w:p>
-    <w:p>
-      <w:pPr>
-        <w:pStyle w:val="ListParagraph"/>
-        <w:numPr>
-          <w:ilvl w:val="0"/>
-          <w:numId w:val="9"/>
-        </w:numPr>
-        <w:rPr>
-          <w:rFonts w:ascii="Times New Roman" w:hAnsi="Times New Roman" w:cs="Times New Roman"/>
-          <w:sz w:val="24"/>
-        </w:rPr>
-      </w:pPr>
-      <w:r>
-        <w:rPr>
-          <w:rFonts w:cs="Times New Roman" w:ascii="Times New Roman" w:hAnsi="Times New Roman"/>
-          <w:sz w:val="24"/>
-        </w:rPr>
-        <w:t>imm</w:t>
-      </w:r>
-    </w:p>
-    <w:p>
-      <w:pPr>
-        <w:pStyle w:val="ListParagraph"/>
-        <w:numPr>
-          <w:ilvl w:val="0"/>
-          <w:numId w:val="9"/>
-        </w:numPr>
-        <w:rPr>
-          <w:rFonts w:ascii="Times New Roman" w:hAnsi="Times New Roman" w:cs="Times New Roman"/>
-          <w:sz w:val="24"/>
-        </w:rPr>
-      </w:pPr>
-      <w:r>
-        <w:rPr>
-          <w:rFonts w:cs="Times New Roman" w:ascii="Times New Roman" w:hAnsi="Times New Roman"/>
-          <w:sz w:val="24"/>
-        </w:rPr>
-        <w:t>is_imm</w:t>
-      </w:r>
-    </w:p>
-    <w:p>
-      <w:pPr>
-        <w:pStyle w:val="ListParagraph"/>
-        <w:numPr>
-          <w:ilvl w:val="0"/>
-          <w:numId w:val="9"/>
-        </w:numPr>
-        <w:rPr>
-          <w:rFonts w:ascii="Times New Roman" w:hAnsi="Times New Roman" w:cs="Times New Roman"/>
-          <w:sz w:val="24"/>
-        </w:rPr>
-      </w:pPr>
-      <w:r>
-        <w:rPr>
-          <w:rFonts w:cs="Times New Roman" w:ascii="Times New Roman" w:hAnsi="Times New Roman"/>
-          <w:sz w:val="24"/>
-        </w:rPr>
-        <w:t>br_type (0 for non-branch instructions)</w:t>
-      </w:r>
-    </w:p>
-    <w:p>
-      <w:pPr>
-        <w:pStyle w:val="ListParagraph"/>
-        <w:numPr>
-          <w:ilvl w:val="0"/>
-          <w:numId w:val="9"/>
-        </w:numPr>
-        <w:rPr>
-          <w:rFonts w:ascii="Times New Roman" w:hAnsi="Times New Roman" w:cs="Times New Roman"/>
-          <w:sz w:val="24"/>
-        </w:rPr>
-      </w:pPr>
-      <w:r>
-        <w:rPr>
-          <w:rFonts w:cs="Times New Roman" w:ascii="Times New Roman" w:hAnsi="Times New Roman"/>
-          <w:sz w:val="24"/>
-        </w:rPr>
-        <w:t>is_jump</w:t>
-      </w:r>
-    </w:p>
-    <w:p>
-      <w:pPr>
-        <w:pStyle w:val="ListParagraph"/>
-        <w:numPr>
-          <w:ilvl w:val="0"/>
-          <w:numId w:val="9"/>
-        </w:numPr>
-        <w:rPr>
-          <w:rFonts w:ascii="Times New Roman" w:hAnsi="Times New Roman" w:cs="Times New Roman"/>
-          <w:sz w:val="24"/>
-        </w:rPr>
-      </w:pPr>
-      <w:r>
-        <w:rPr>
-          <w:rFonts w:cs="Times New Roman" w:ascii="Times New Roman" w:hAnsi="Times New Roman"/>
-          <w:sz w:val="24"/>
-        </w:rPr>
-        <w:t>pc</w:t>
-      </w:r>
-    </w:p>
-    <w:p>
-      <w:pPr>
-        <w:pStyle w:val="ListParagraph"/>
-        <w:numPr>
-          <w:ilvl w:val="0"/>
-          <w:numId w:val="9"/>
-        </w:numPr>
-        <w:rPr>
-          <w:rFonts w:ascii="Times New Roman" w:hAnsi="Times New Roman" w:cs="Times New Roman"/>
-          <w:sz w:val="24"/>
-        </w:rPr>
-      </w:pPr>
-      <w:r>
-        <w:rPr>
-          <w:rFonts w:cs="Times New Roman" w:ascii="Times New Roman" w:hAnsi="Times New Roman"/>
-          <w:sz w:val="24"/>
-        </w:rPr>
-        <w:t>valid</w:t>
-      </w:r>
-    </w:p>
-    <w:p>
-      <w:pPr>
-        <w:pStyle w:val="ListParagraph"/>
-        <w:rPr>
-          <w:rFonts w:ascii="Times New Roman" w:hAnsi="Times New Roman" w:cs="Times New Roman"/>
-          <w:b/>
-          <w:sz w:val="24"/>
-        </w:rPr>
-      </w:pPr>
-      <w:r>
-        <w:rPr>
-          <w:rFonts w:cs="Times New Roman" w:ascii="Times New Roman" w:hAnsi="Times New Roman"/>
-          <w:b/>
-          <w:sz w:val="24"/>
-        </w:rPr>
-      </w:r>
-    </w:p>
-    <w:p>
-      <w:pPr>
-        <w:pStyle w:val="ListParagraph"/>
-        <w:ind w:left="0"/>
-        <w:rPr>
-          <w:rFonts w:ascii="Times New Roman" w:hAnsi="Times New Roman" w:cs="Times New Roman"/>
-          <w:b/>
-          <w:sz w:val="28"/>
-        </w:rPr>
-      </w:pPr>
-      <w:r>
-        <w:rPr>
-          <w:rFonts w:cs="Times New Roman" w:ascii="Times New Roman" w:hAnsi="Times New Roman"/>
-          <w:b/>
-          <w:sz w:val="28"/>
-        </w:rPr>
-        <w:t>rename_instr:</w:t>
-      </w:r>
-    </w:p>
-    <w:p>
-      <w:pPr>
-        <w:pStyle w:val="ListParagraph"/>
-        <w:numPr>
-          <w:ilvl w:val="0"/>
-          <w:numId w:val="9"/>
-        </w:numPr>
-        <w:rPr>
-          <w:rFonts w:ascii="Times New Roman" w:hAnsi="Times New Roman" w:cs="Times New Roman"/>
-          <w:sz w:val="24"/>
-        </w:rPr>
-      </w:pPr>
-      <w:r>
-        <w:rPr>
-          <w:rFonts w:cs="Times New Roman" w:ascii="Times New Roman" w:hAnsi="Times New Roman"/>
-          <w:sz w:val="24"/>
-        </w:rPr>
-        <w:t>rs1_tag</w:t>
-      </w:r>
-    </w:p>
-    <w:p>
-      <w:pPr>
-        <w:pStyle w:val="ListParagraph"/>
-        <w:numPr>
-          <w:ilvl w:val="0"/>
-          <w:numId w:val="9"/>
-        </w:numPr>
-        <w:rPr>
-          <w:rFonts w:ascii="Times New Roman" w:hAnsi="Times New Roman" w:cs="Times New Roman"/>
-          <w:sz w:val="24"/>
-        </w:rPr>
-      </w:pPr>
-      <w:r>
-        <w:rPr>
-          <w:rFonts w:cs="Times New Roman" w:ascii="Times New Roman" w:hAnsi="Times New Roman"/>
-          <w:sz w:val="24"/>
-        </w:rPr>
-        <w:t>rs2_tag</w:t>
-      </w:r>
-    </w:p>
-    <w:p>
-      <w:pPr>
-        <w:pStyle w:val="ListParagraph"/>
-        <w:numPr>
-          <w:ilvl w:val="0"/>
-          <w:numId w:val="9"/>
-        </w:numPr>
-        <w:rPr>
-          <w:rFonts w:ascii="Times New Roman" w:hAnsi="Times New Roman" w:cs="Times New Roman"/>
-          <w:sz w:val="24"/>
-        </w:rPr>
-      </w:pPr>
-      <w:r>
-        <w:rPr>
-          <w:rFonts w:cs="Times New Roman" w:ascii="Times New Roman" w:hAnsi="Times New Roman"/>
-          <w:sz w:val="24"/>
-        </w:rPr>
-        <w:t>rd_tag</w:t>
-      </w:r>
-    </w:p>
-    <w:p>
-      <w:pPr>
-        <w:pStyle w:val="ListParagraph"/>
-        <w:numPr>
-          <w:ilvl w:val="0"/>
-          <w:numId w:val="9"/>
-        </w:numPr>
-        <w:rPr>
-          <w:rFonts w:ascii="Times New Roman" w:hAnsi="Times New Roman" w:cs="Times New Roman"/>
-          <w:sz w:val="24"/>
-        </w:rPr>
-      </w:pPr>
-      <w:r>
-        <w:rPr>
-          <w:rFonts w:cs="Times New Roman" w:ascii="Times New Roman" w:hAnsi="Times New Roman"/>
-          <w:sz w:val="24"/>
-        </w:rPr>
-        <w:t>oper</w:t>
-      </w:r>
-    </w:p>
-    <w:p>
-      <w:pPr>
-        <w:pStyle w:val="ListParagraph"/>
-        <w:numPr>
-          <w:ilvl w:val="0"/>
-          <w:numId w:val="9"/>
-        </w:numPr>
-        <w:rPr>
-          <w:rFonts w:ascii="Times New Roman" w:hAnsi="Times New Roman" w:cs="Times New Roman"/>
-          <w:sz w:val="24"/>
-        </w:rPr>
-      </w:pPr>
-      <w:r>
-        <w:rPr>
-          <w:rFonts w:cs="Times New Roman" w:ascii="Times New Roman" w:hAnsi="Times New Roman"/>
-          <w:sz w:val="24"/>
-        </w:rPr>
-        <w:t>f_unit[0:1]</w:t>
-      </w:r>
-    </w:p>
-    <w:p>
-      <w:pPr>
-        <w:pStyle w:val="ListParagraph"/>
-        <w:numPr>
-          <w:ilvl w:val="0"/>
-          <w:numId w:val="9"/>
-        </w:numPr>
-        <w:rPr>
-          <w:rFonts w:ascii="Times New Roman" w:hAnsi="Times New Roman" w:cs="Times New Roman"/>
-          <w:sz w:val="24"/>
-        </w:rPr>
-      </w:pPr>
-      <w:r>
-        <w:rPr>
-          <w:rFonts w:cs="Times New Roman" w:ascii="Times New Roman" w:hAnsi="Times New Roman"/>
-          <w:sz w:val="24"/>
-        </w:rPr>
-        <w:t>sqN</w:t>
-      </w:r>
-    </w:p>
-    <w:p>
-      <w:pPr>
-        <w:pStyle w:val="ListParagraph"/>
-        <w:numPr>
-          <w:ilvl w:val="0"/>
-          <w:numId w:val="9"/>
-        </w:numPr>
-        <w:rPr>
-          <w:rFonts w:ascii="Times New Roman" w:hAnsi="Times New Roman" w:cs="Times New Roman"/>
-          <w:sz w:val="24"/>
-        </w:rPr>
-      </w:pPr>
-      <w:r>
-        <w:rPr>
-          <w:rFonts w:cs="Times New Roman" w:ascii="Times New Roman" w:hAnsi="Times New Roman"/>
-          <w:sz w:val="24"/>
-        </w:rPr>
-        <w:t>imm</w:t>
-      </w:r>
-    </w:p>
-    <w:p>
-      <w:pPr>
-        <w:pStyle w:val="ListParagraph"/>
-        <w:numPr>
-          <w:ilvl w:val="0"/>
-          <w:numId w:val="9"/>
-        </w:numPr>
-        <w:rPr>
-          <w:rFonts w:ascii="Times New Roman" w:hAnsi="Times New Roman" w:cs="Times New Roman"/>
-          <w:sz w:val="24"/>
-        </w:rPr>
-      </w:pPr>
-      <w:r>
-        <w:rPr>
-          <w:rFonts w:cs="Times New Roman" w:ascii="Times New Roman" w:hAnsi="Times New Roman"/>
-          <w:sz w:val="24"/>
-        </w:rPr>
-        <w:t>is_imm</w:t>
-      </w:r>
-    </w:p>
-    <w:p>
-      <w:pPr>
-        <w:pStyle w:val="ListParagraph"/>
-        <w:numPr>
-          <w:ilvl w:val="0"/>
-          <w:numId w:val="9"/>
-        </w:numPr>
-        <w:rPr>
-          <w:rFonts w:ascii="Times New Roman" w:hAnsi="Times New Roman" w:cs="Times New Roman"/>
-          <w:sz w:val="24"/>
-        </w:rPr>
-      </w:pPr>
-      <w:r>
-        <w:rPr>
-          <w:rFonts w:cs="Times New Roman" w:ascii="Times New Roman" w:hAnsi="Times New Roman"/>
-          <w:sz w:val="24"/>
-        </w:rPr>
-        <w:t>br_type</w:t>
-      </w:r>
-    </w:p>
-    <w:p>
-      <w:pPr>
-        <w:pStyle w:val="ListParagraph"/>
-        <w:numPr>
-          <w:ilvl w:val="0"/>
-          <w:numId w:val="9"/>
-        </w:numPr>
-        <w:rPr>
-          <w:rFonts w:ascii="Times New Roman" w:hAnsi="Times New Roman" w:cs="Times New Roman"/>
-          <w:sz w:val="24"/>
-        </w:rPr>
-      </w:pPr>
-      <w:r>
-        <w:rPr>
-          <w:rFonts w:cs="Times New Roman" w:ascii="Times New Roman" w:hAnsi="Times New Roman"/>
-          <w:sz w:val="24"/>
-        </w:rPr>
-        <w:t>is_jump</w:t>
-      </w:r>
-    </w:p>
-    <w:p>
-      <w:pPr>
-        <w:pStyle w:val="ListParagraph"/>
-        <w:numPr>
-          <w:ilvl w:val="0"/>
-          <w:numId w:val="9"/>
-        </w:numPr>
-        <w:rPr>
-          <w:rFonts w:ascii="Times New Roman" w:hAnsi="Times New Roman" w:cs="Times New Roman"/>
-          <w:sz w:val="24"/>
-        </w:rPr>
-      </w:pPr>
-      <w:r>
-        <w:rPr>
-          <w:rFonts w:cs="Times New Roman" w:ascii="Times New Roman" w:hAnsi="Times New Roman"/>
-          <w:sz w:val="24"/>
-        </w:rPr>
-        <w:t>pc</w:t>
-      </w:r>
-    </w:p>
-    <w:p>
-      <w:pPr>
-        <w:pStyle w:val="ListParagraph"/>
-        <w:numPr>
-          <w:ilvl w:val="0"/>
-          <w:numId w:val="9"/>
-        </w:numPr>
-        <w:rPr>
-          <w:rFonts w:ascii="Times New Roman" w:hAnsi="Times New Roman" w:cs="Times New Roman"/>
-          <w:sz w:val="24"/>
-        </w:rPr>
-      </w:pPr>
-      <w:r>
-        <w:rPr>
-          <w:rFonts w:cs="Times New Roman" w:ascii="Times New Roman" w:hAnsi="Times New Roman"/>
-          <w:sz w:val="24"/>
-        </w:rPr>
-        <w:t>valid</w:t>
-      </w:r>
-    </w:p>
-    <w:p>
-      <w:pPr>
-        <w:pStyle w:val="ListParagraph"/>
-        <w:rPr>
-          <w:rFonts w:ascii="Times New Roman" w:hAnsi="Times New Roman" w:cs="Times New Roman"/>
-          <w:b/>
-          <w:sz w:val="24"/>
-        </w:rPr>
-      </w:pPr>
-      <w:r>
-        <w:rPr>
-          <w:rFonts w:cs="Times New Roman" w:ascii="Times New Roman" w:hAnsi="Times New Roman"/>
-          <w:b/>
-          <w:sz w:val="24"/>
-        </w:rPr>
-      </w:r>
-    </w:p>
-    <w:p>
-      <w:pPr>
-        <w:pStyle w:val="ListParagraph"/>
-        <w:ind w:left="360"/>
-        <w:rPr>
-          <w:rFonts w:ascii="Times New Roman" w:hAnsi="Times New Roman" w:cs="Times New Roman"/>
-          <w:b/>
-          <w:sz w:val="28"/>
-        </w:rPr>
-      </w:pPr>
-      <w:r>
-        <w:rPr>
-          <w:rFonts w:cs="Times New Roman" w:ascii="Times New Roman" w:hAnsi="Times New Roman"/>
-          <w:b/>
-          <w:sz w:val="28"/>
-        </w:rPr>
-        <w:t>dispatch_instr:</w:t>
-      </w:r>
-    </w:p>
-    <w:p>
-      <w:pPr>
-        <w:pStyle w:val="ListParagraph"/>
-        <w:numPr>
-          <w:ilvl w:val="0"/>
-          <w:numId w:val="10"/>
-        </w:numPr>
-        <w:rPr>
-          <w:rFonts w:ascii="Times New Roman" w:hAnsi="Times New Roman" w:cs="Times New Roman"/>
-          <w:sz w:val="24"/>
-        </w:rPr>
-      </w:pPr>
-      <w:r>
-        <w:rPr>
-          <w:rFonts w:cs="Times New Roman" w:ascii="Times New Roman" w:hAnsi="Times New Roman"/>
-          <w:sz w:val="24"/>
-        </w:rPr>
-        <w:t>rs1_tag</w:t>
-      </w:r>
-    </w:p>
-    <w:p>
-      <w:pPr>
-        <w:pStyle w:val="ListParagraph"/>
-        <w:numPr>
-          <w:ilvl w:val="0"/>
-          <w:numId w:val="10"/>
-        </w:numPr>
-        <w:rPr>
-          <w:rFonts w:ascii="Times New Roman" w:hAnsi="Times New Roman" w:cs="Times New Roman"/>
-          <w:sz w:val="24"/>
-        </w:rPr>
-      </w:pPr>
-      <w:r>
-        <w:rPr>
-          <w:rFonts w:cs="Times New Roman" w:ascii="Times New Roman" w:hAnsi="Times New Roman"/>
-          <w:sz w:val="24"/>
-        </w:rPr>
-        <w:t>rs2_tag</w:t>
-      </w:r>
-    </w:p>
-    <w:p>
-      <w:pPr>
-        <w:pStyle w:val="ListParagraph"/>
-        <w:numPr>
-          <w:ilvl w:val="0"/>
-          <w:numId w:val="10"/>
-        </w:numPr>
-        <w:rPr>
-          <w:rFonts w:ascii="Times New Roman" w:hAnsi="Times New Roman" w:cs="Times New Roman"/>
-          <w:sz w:val="24"/>
-        </w:rPr>
-      </w:pPr>
-      <w:r>
-        <w:rPr>
-          <w:rFonts w:cs="Times New Roman" w:ascii="Times New Roman" w:hAnsi="Times New Roman"/>
-          <w:sz w:val="24"/>
-        </w:rPr>
-        <w:t>rd_tag</w:t>
-      </w:r>
-    </w:p>
-    <w:p>
-      <w:pPr>
-        <w:pStyle w:val="ListParagraph"/>
-        <w:numPr>
-          <w:ilvl w:val="0"/>
-          <w:numId w:val="10"/>
-        </w:numPr>
-        <w:rPr>
-          <w:rFonts w:ascii="Times New Roman" w:hAnsi="Times New Roman" w:cs="Times New Roman"/>
-          <w:sz w:val="24"/>
-        </w:rPr>
-      </w:pPr>
-      <w:r>
-        <w:rPr>
-          <w:rFonts w:cs="Times New Roman" w:ascii="Times New Roman" w:hAnsi="Times New Roman"/>
-          <w:sz w:val="24"/>
-        </w:rPr>
-        <w:t>oper</w:t>
-      </w:r>
-    </w:p>
-    <w:p>
-      <w:pPr>
-        <w:pStyle w:val="ListParagraph"/>
-        <w:numPr>
-          <w:ilvl w:val="0"/>
-          <w:numId w:val="10"/>
-        </w:numPr>
-        <w:rPr>
-          <w:rFonts w:ascii="Times New Roman" w:hAnsi="Times New Roman" w:cs="Times New Roman"/>
-          <w:sz w:val="24"/>
-        </w:rPr>
-      </w:pPr>
-      <w:r>
-        <w:rPr>
-          <w:rFonts w:cs="Times New Roman" w:ascii="Times New Roman" w:hAnsi="Times New Roman"/>
-          <w:sz w:val="24"/>
-        </w:rPr>
-        <w:t>sqN</w:t>
-      </w:r>
-    </w:p>
-    <w:p>
-      <w:pPr>
-        <w:pStyle w:val="ListParagraph"/>
-        <w:numPr>
-          <w:ilvl w:val="0"/>
-          <w:numId w:val="10"/>
-        </w:numPr>
-        <w:rPr>
-          <w:rFonts w:ascii="Times New Roman" w:hAnsi="Times New Roman" w:cs="Times New Roman"/>
-          <w:sz w:val="24"/>
-        </w:rPr>
-      </w:pPr>
-      <w:r>
-        <w:rPr>
-          <w:rFonts w:cs="Times New Roman" w:ascii="Times New Roman" w:hAnsi="Times New Roman"/>
-          <w:sz w:val="24"/>
-        </w:rPr>
-        <w:t>imm  (only for ALU and LSU)</w:t>
-      </w:r>
-    </w:p>
-    <w:p>
-      <w:pPr>
-        <w:pStyle w:val="ListParagraph"/>
-        <w:numPr>
-          <w:ilvl w:val="0"/>
-          <w:numId w:val="10"/>
-        </w:numPr>
-        <w:rPr>
-          <w:rFonts w:ascii="Times New Roman" w:hAnsi="Times New Roman" w:cs="Times New Roman"/>
-          <w:sz w:val="24"/>
-        </w:rPr>
-      </w:pPr>
-      <w:r>
-        <w:rPr>
-          <w:rFonts w:cs="Times New Roman" w:ascii="Times New Roman" w:hAnsi="Times New Roman"/>
-          <w:sz w:val="24"/>
-        </w:rPr>
-        <w:t>is_imm (only for ALU and LSU)</w:t>
-      </w:r>
-    </w:p>
-    <w:p>
-      <w:pPr>
-        <w:pStyle w:val="ListParagraph"/>
-        <w:numPr>
-          <w:ilvl w:val="0"/>
-          <w:numId w:val="10"/>
-        </w:numPr>
-        <w:rPr>
-          <w:rFonts w:ascii="Times New Roman" w:hAnsi="Times New Roman" w:cs="Times New Roman"/>
-          <w:sz w:val="24"/>
-        </w:rPr>
-      </w:pPr>
-      <w:r>
-        <w:rPr>
-          <w:rFonts w:cs="Times New Roman" w:ascii="Times New Roman" w:hAnsi="Times New Roman"/>
-          <w:sz w:val="24"/>
-        </w:rPr>
-        <w:t>br_type (only for ALU)</w:t>
-      </w:r>
-    </w:p>
-    <w:p>
-      <w:pPr>
-        <w:pStyle w:val="ListParagraph"/>
-        <w:numPr>
-          <w:ilvl w:val="0"/>
-          <w:numId w:val="10"/>
-        </w:numPr>
-        <w:rPr>
-          <w:rFonts w:ascii="Times New Roman" w:hAnsi="Times New Roman" w:cs="Times New Roman"/>
-          <w:sz w:val="24"/>
-        </w:rPr>
-      </w:pPr>
-      <w:r>
-        <w:rPr>
-          <w:rFonts w:cs="Times New Roman" w:ascii="Times New Roman" w:hAnsi="Times New Roman"/>
-          <w:sz w:val="24"/>
-        </w:rPr>
-        <w:t>is_jump</w:t>
-      </w:r>
-    </w:p>
-    <w:p>
-      <w:pPr>
-        <w:pStyle w:val="ListParagraph"/>
-        <w:numPr>
-          <w:ilvl w:val="0"/>
-          <w:numId w:val="10"/>
-        </w:numPr>
-        <w:rPr>
-          <w:rFonts w:ascii="Times New Roman" w:hAnsi="Times New Roman" w:cs="Times New Roman"/>
-          <w:sz w:val="24"/>
-        </w:rPr>
-      </w:pPr>
-      <w:r>
-        <w:rPr>
-          <w:rFonts w:cs="Times New Roman" w:ascii="Times New Roman" w:hAnsi="Times New Roman"/>
-          <w:sz w:val="24"/>
-        </w:rPr>
-        <w:t>pc</w:t>
-      </w:r>
-    </w:p>
-    <w:p>
-      <w:pPr>
-        <w:pStyle w:val="ListParagraph"/>
-        <w:numPr>
-          <w:ilvl w:val="0"/>
-          <w:numId w:val="10"/>
-        </w:numPr>
-        <w:rPr>
-          <w:rFonts w:ascii="Times New Roman" w:hAnsi="Times New Roman" w:cs="Times New Roman"/>
-          <w:sz w:val="24"/>
-        </w:rPr>
-      </w:pPr>
-      <w:r>
-        <w:rPr>
-          <w:rFonts w:cs="Times New Roman" w:ascii="Times New Roman" w:hAnsi="Times New Roman"/>
-          <w:sz w:val="24"/>
-        </w:rPr>
-        <w:t>valid</w:t>
+        <w:rPr/>
       </w:r>
     </w:p>
     <w:p>
@@ -4009,9 +5321,9 @@
       <w:lvlJc w:val="left"/>
       <w:pPr>
         <w:tabs>
-          <w:tab w:val="num" w:pos="0"/>
-        </w:tabs>
-        <w:ind w:left="1080" w:hanging="360"/>
+          <w:tab w:val="num" w:pos="1440"/>
+        </w:tabs>
+        <w:ind w:left="1440" w:hanging="360"/>
       </w:pPr>
       <w:rPr>
         <w:rFonts w:ascii="Symbol" w:hAnsi="Symbol" w:cs="Symbol" w:hint="default"/>
@@ -4020,121 +5332,121 @@
     <w:lvl w:ilvl="1">
       <w:start w:val="1"/>
       <w:numFmt w:val="bullet"/>
-      <w:lvlText w:val="o"/>
-      <w:lvlJc w:val="left"/>
-      <w:pPr>
-        <w:tabs>
-          <w:tab w:val="num" w:pos="0"/>
+      <w:lvlText w:val="◦"/>
+      <w:lvlJc w:val="left"/>
+      <w:pPr>
+        <w:tabs>
+          <w:tab w:val="num" w:pos="1800"/>
         </w:tabs>
         <w:ind w:left="1800" w:hanging="360"/>
       </w:pPr>
       <w:rPr>
-        <w:rFonts w:ascii="Courier New" w:hAnsi="Courier New" w:cs="Courier New" w:hint="default"/>
+        <w:rFonts w:ascii="OpenSymbol" w:hAnsi="OpenSymbol" w:cs="OpenSymbol" w:hint="default"/>
       </w:rPr>
     </w:lvl>
     <w:lvl w:ilvl="2">
       <w:start w:val="1"/>
       <w:numFmt w:val="bullet"/>
-      <w:lvlText w:val=""/>
-      <w:lvlJc w:val="left"/>
-      <w:pPr>
-        <w:tabs>
-          <w:tab w:val="num" w:pos="0"/>
+      <w:lvlText w:val="▪"/>
+      <w:lvlJc w:val="left"/>
+      <w:pPr>
+        <w:tabs>
+          <w:tab w:val="num" w:pos="2160"/>
+        </w:tabs>
+        <w:ind w:left="2160" w:hanging="360"/>
+      </w:pPr>
+      <w:rPr>
+        <w:rFonts w:ascii="OpenSymbol" w:hAnsi="OpenSymbol" w:cs="OpenSymbol" w:hint="default"/>
+      </w:rPr>
+    </w:lvl>
+    <w:lvl w:ilvl="3">
+      <w:start w:val="1"/>
+      <w:numFmt w:val="bullet"/>
+      <w:lvlText w:val=""/>
+      <w:lvlJc w:val="left"/>
+      <w:pPr>
+        <w:tabs>
+          <w:tab w:val="num" w:pos="2520"/>
         </w:tabs>
         <w:ind w:left="2520" w:hanging="360"/>
       </w:pPr>
       <w:rPr>
-        <w:rFonts w:ascii="Wingdings" w:hAnsi="Wingdings" w:cs="Wingdings" w:hint="default"/>
-      </w:rPr>
-    </w:lvl>
-    <w:lvl w:ilvl="3">
+        <w:rFonts w:ascii="Symbol" w:hAnsi="Symbol" w:cs="Symbol" w:hint="default"/>
+      </w:rPr>
+    </w:lvl>
+    <w:lvl w:ilvl="4">
+      <w:start w:val="1"/>
+      <w:numFmt w:val="bullet"/>
+      <w:lvlText w:val="◦"/>
+      <w:lvlJc w:val="left"/>
+      <w:pPr>
+        <w:tabs>
+          <w:tab w:val="num" w:pos="2880"/>
+        </w:tabs>
+        <w:ind w:left="2880" w:hanging="360"/>
+      </w:pPr>
+      <w:rPr>
+        <w:rFonts w:ascii="OpenSymbol" w:hAnsi="OpenSymbol" w:cs="OpenSymbol" w:hint="default"/>
+      </w:rPr>
+    </w:lvl>
+    <w:lvl w:ilvl="5">
+      <w:start w:val="1"/>
+      <w:numFmt w:val="bullet"/>
+      <w:lvlText w:val="▪"/>
+      <w:lvlJc w:val="left"/>
+      <w:pPr>
+        <w:tabs>
+          <w:tab w:val="num" w:pos="3240"/>
+        </w:tabs>
+        <w:ind w:left="3240" w:hanging="360"/>
+      </w:pPr>
+      <w:rPr>
+        <w:rFonts w:ascii="OpenSymbol" w:hAnsi="OpenSymbol" w:cs="OpenSymbol" w:hint="default"/>
+      </w:rPr>
+    </w:lvl>
+    <w:lvl w:ilvl="6">
       <w:start w:val="1"/>
       <w:numFmt w:val="bullet"/>
       <w:lvlText w:val=""/>
       <w:lvlJc w:val="left"/>
       <w:pPr>
         <w:tabs>
-          <w:tab w:val="num" w:pos="0"/>
-        </w:tabs>
-        <w:ind w:left="3240" w:hanging="360"/>
+          <w:tab w:val="num" w:pos="3600"/>
+        </w:tabs>
+        <w:ind w:left="3600" w:hanging="360"/>
       </w:pPr>
       <w:rPr>
         <w:rFonts w:ascii="Symbol" w:hAnsi="Symbol" w:cs="Symbol" w:hint="default"/>
       </w:rPr>
     </w:lvl>
-    <w:lvl w:ilvl="4">
-      <w:start w:val="1"/>
-      <w:numFmt w:val="bullet"/>
-      <w:lvlText w:val="o"/>
-      <w:lvlJc w:val="left"/>
-      <w:pPr>
-        <w:tabs>
-          <w:tab w:val="num" w:pos="0"/>
+    <w:lvl w:ilvl="7">
+      <w:start w:val="1"/>
+      <w:numFmt w:val="bullet"/>
+      <w:lvlText w:val="◦"/>
+      <w:lvlJc w:val="left"/>
+      <w:pPr>
+        <w:tabs>
+          <w:tab w:val="num" w:pos="3960"/>
         </w:tabs>
         <w:ind w:left="3960" w:hanging="360"/>
       </w:pPr>
       <w:rPr>
-        <w:rFonts w:ascii="Courier New" w:hAnsi="Courier New" w:cs="Courier New" w:hint="default"/>
-      </w:rPr>
-    </w:lvl>
-    <w:lvl w:ilvl="5">
-      <w:start w:val="1"/>
-      <w:numFmt w:val="bullet"/>
-      <w:lvlText w:val=""/>
-      <w:lvlJc w:val="left"/>
-      <w:pPr>
-        <w:tabs>
-          <w:tab w:val="num" w:pos="0"/>
-        </w:tabs>
-        <w:ind w:left="4680" w:hanging="360"/>
-      </w:pPr>
-      <w:rPr>
-        <w:rFonts w:ascii="Wingdings" w:hAnsi="Wingdings" w:cs="Wingdings" w:hint="default"/>
-      </w:rPr>
-    </w:lvl>
-    <w:lvl w:ilvl="6">
-      <w:start w:val="1"/>
-      <w:numFmt w:val="bullet"/>
-      <w:lvlText w:val=""/>
-      <w:lvlJc w:val="left"/>
-      <w:pPr>
-        <w:tabs>
-          <w:tab w:val="num" w:pos="0"/>
-        </w:tabs>
-        <w:ind w:left="5400" w:hanging="360"/>
-      </w:pPr>
-      <w:rPr>
-        <w:rFonts w:ascii="Symbol" w:hAnsi="Symbol" w:cs="Symbol" w:hint="default"/>
-      </w:rPr>
-    </w:lvl>
-    <w:lvl w:ilvl="7">
-      <w:start w:val="1"/>
-      <w:numFmt w:val="bullet"/>
-      <w:lvlText w:val="o"/>
-      <w:lvlJc w:val="left"/>
-      <w:pPr>
-        <w:tabs>
-          <w:tab w:val="num" w:pos="0"/>
-        </w:tabs>
-        <w:ind w:left="6120" w:hanging="360"/>
-      </w:pPr>
-      <w:rPr>
-        <w:rFonts w:ascii="Courier New" w:hAnsi="Courier New" w:cs="Courier New" w:hint="default"/>
+        <w:rFonts w:ascii="OpenSymbol" w:hAnsi="OpenSymbol" w:cs="OpenSymbol" w:hint="default"/>
       </w:rPr>
     </w:lvl>
     <w:lvl w:ilvl="8">
       <w:start w:val="1"/>
       <w:numFmt w:val="bullet"/>
-      <w:lvlText w:val=""/>
-      <w:lvlJc w:val="left"/>
-      <w:pPr>
-        <w:tabs>
-          <w:tab w:val="num" w:pos="0"/>
-        </w:tabs>
-        <w:ind w:left="6840" w:hanging="360"/>
-      </w:pPr>
-      <w:rPr>
-        <w:rFonts w:ascii="Wingdings" w:hAnsi="Wingdings" w:cs="Wingdings" w:hint="default"/>
+      <w:lvlText w:val="▪"/>
+      <w:lvlJc w:val="left"/>
+      <w:pPr>
+        <w:tabs>
+          <w:tab w:val="num" w:pos="4320"/>
+        </w:tabs>
+        <w:ind w:left="4320" w:hanging="360"/>
+      </w:pPr>
+      <w:rPr>
+        <w:rFonts w:ascii="OpenSymbol" w:hAnsi="OpenSymbol" w:cs="OpenSymbol" w:hint="default"/>
       </w:rPr>
     </w:lvl>
   </w:abstractNum>
@@ -4146,9 +5458,9 @@
       <w:lvlJc w:val="left"/>
       <w:pPr>
         <w:tabs>
-          <w:tab w:val="num" w:pos="0"/>
-        </w:tabs>
-        <w:ind w:left="720" w:hanging="360"/>
+          <w:tab w:val="num" w:pos="1440"/>
+        </w:tabs>
+        <w:ind w:left="1440" w:hanging="360"/>
       </w:pPr>
       <w:rPr>
         <w:rFonts w:ascii="Symbol" w:hAnsi="Symbol" w:cs="Symbol" w:hint="default"/>
@@ -4157,31 +5469,31 @@
     <w:lvl w:ilvl="1">
       <w:start w:val="1"/>
       <w:numFmt w:val="bullet"/>
-      <w:lvlText w:val="o"/>
-      <w:lvlJc w:val="left"/>
-      <w:pPr>
-        <w:tabs>
-          <w:tab w:val="num" w:pos="0"/>
-        </w:tabs>
-        <w:ind w:left="1440" w:hanging="360"/>
-      </w:pPr>
-      <w:rPr>
-        <w:rFonts w:ascii="Courier New" w:hAnsi="Courier New" w:cs="Courier New" w:hint="default"/>
+      <w:lvlText w:val="◦"/>
+      <w:lvlJc w:val="left"/>
+      <w:pPr>
+        <w:tabs>
+          <w:tab w:val="num" w:pos="1800"/>
+        </w:tabs>
+        <w:ind w:left="1800" w:hanging="360"/>
+      </w:pPr>
+      <w:rPr>
+        <w:rFonts w:ascii="OpenSymbol" w:hAnsi="OpenSymbol" w:cs="OpenSymbol" w:hint="default"/>
       </w:rPr>
     </w:lvl>
     <w:lvl w:ilvl="2">
       <w:start w:val="1"/>
       <w:numFmt w:val="bullet"/>
-      <w:lvlText w:val=""/>
-      <w:lvlJc w:val="left"/>
-      <w:pPr>
-        <w:tabs>
-          <w:tab w:val="num" w:pos="0"/>
+      <w:lvlText w:val="▪"/>
+      <w:lvlJc w:val="left"/>
+      <w:pPr>
+        <w:tabs>
+          <w:tab w:val="num" w:pos="2160"/>
         </w:tabs>
         <w:ind w:left="2160" w:hanging="360"/>
       </w:pPr>
       <w:rPr>
-        <w:rFonts w:ascii="Wingdings" w:hAnsi="Wingdings" w:cs="Wingdings" w:hint="default"/>
+        <w:rFonts w:ascii="OpenSymbol" w:hAnsi="OpenSymbol" w:cs="OpenSymbol" w:hint="default"/>
       </w:rPr>
     </w:lvl>
     <w:lvl w:ilvl="3">
@@ -4191,91 +5503,365 @@
       <w:lvlJc w:val="left"/>
       <w:pPr>
         <w:tabs>
-          <w:tab w:val="num" w:pos="0"/>
+          <w:tab w:val="num" w:pos="2520"/>
+        </w:tabs>
+        <w:ind w:left="2520" w:hanging="360"/>
+      </w:pPr>
+      <w:rPr>
+        <w:rFonts w:ascii="Symbol" w:hAnsi="Symbol" w:cs="Symbol" w:hint="default"/>
+      </w:rPr>
+    </w:lvl>
+    <w:lvl w:ilvl="4">
+      <w:start w:val="1"/>
+      <w:numFmt w:val="bullet"/>
+      <w:lvlText w:val="◦"/>
+      <w:lvlJc w:val="left"/>
+      <w:pPr>
+        <w:tabs>
+          <w:tab w:val="num" w:pos="2880"/>
         </w:tabs>
         <w:ind w:left="2880" w:hanging="360"/>
       </w:pPr>
       <w:rPr>
+        <w:rFonts w:ascii="OpenSymbol" w:hAnsi="OpenSymbol" w:cs="OpenSymbol" w:hint="default"/>
+      </w:rPr>
+    </w:lvl>
+    <w:lvl w:ilvl="5">
+      <w:start w:val="1"/>
+      <w:numFmt w:val="bullet"/>
+      <w:lvlText w:val="▪"/>
+      <w:lvlJc w:val="left"/>
+      <w:pPr>
+        <w:tabs>
+          <w:tab w:val="num" w:pos="3240"/>
+        </w:tabs>
+        <w:ind w:left="3240" w:hanging="360"/>
+      </w:pPr>
+      <w:rPr>
+        <w:rFonts w:ascii="OpenSymbol" w:hAnsi="OpenSymbol" w:cs="OpenSymbol" w:hint="default"/>
+      </w:rPr>
+    </w:lvl>
+    <w:lvl w:ilvl="6">
+      <w:start w:val="1"/>
+      <w:numFmt w:val="bullet"/>
+      <w:lvlText w:val=""/>
+      <w:lvlJc w:val="left"/>
+      <w:pPr>
+        <w:tabs>
+          <w:tab w:val="num" w:pos="3600"/>
+        </w:tabs>
+        <w:ind w:left="3600" w:hanging="360"/>
+      </w:pPr>
+      <w:rPr>
         <w:rFonts w:ascii="Symbol" w:hAnsi="Symbol" w:cs="Symbol" w:hint="default"/>
       </w:rPr>
     </w:lvl>
-    <w:lvl w:ilvl="4">
-      <w:start w:val="1"/>
-      <w:numFmt w:val="bullet"/>
-      <w:lvlText w:val="o"/>
-      <w:lvlJc w:val="left"/>
-      <w:pPr>
-        <w:tabs>
-          <w:tab w:val="num" w:pos="0"/>
-        </w:tabs>
-        <w:ind w:left="3600" w:hanging="360"/>
-      </w:pPr>
-      <w:rPr>
-        <w:rFonts w:ascii="Courier New" w:hAnsi="Courier New" w:cs="Courier New" w:hint="default"/>
-      </w:rPr>
-    </w:lvl>
-    <w:lvl w:ilvl="5">
-      <w:start w:val="1"/>
-      <w:numFmt w:val="bullet"/>
-      <w:lvlText w:val=""/>
-      <w:lvlJc w:val="left"/>
-      <w:pPr>
-        <w:tabs>
-          <w:tab w:val="num" w:pos="0"/>
+    <w:lvl w:ilvl="7">
+      <w:start w:val="1"/>
+      <w:numFmt w:val="bullet"/>
+      <w:lvlText w:val="◦"/>
+      <w:lvlJc w:val="left"/>
+      <w:pPr>
+        <w:tabs>
+          <w:tab w:val="num" w:pos="3960"/>
+        </w:tabs>
+        <w:ind w:left="3960" w:hanging="360"/>
+      </w:pPr>
+      <w:rPr>
+        <w:rFonts w:ascii="OpenSymbol" w:hAnsi="OpenSymbol" w:cs="OpenSymbol" w:hint="default"/>
+      </w:rPr>
+    </w:lvl>
+    <w:lvl w:ilvl="8">
+      <w:start w:val="1"/>
+      <w:numFmt w:val="bullet"/>
+      <w:lvlText w:val="▪"/>
+      <w:lvlJc w:val="left"/>
+      <w:pPr>
+        <w:tabs>
+          <w:tab w:val="num" w:pos="4320"/>
         </w:tabs>
         <w:ind w:left="4320" w:hanging="360"/>
       </w:pPr>
       <w:rPr>
-        <w:rFonts w:ascii="Wingdings" w:hAnsi="Wingdings" w:cs="Wingdings" w:hint="default"/>
-      </w:rPr>
-    </w:lvl>
-    <w:lvl w:ilvl="6">
-      <w:start w:val="1"/>
-      <w:numFmt w:val="bullet"/>
-      <w:lvlText w:val=""/>
-      <w:lvlJc w:val="left"/>
-      <w:pPr>
-        <w:tabs>
-          <w:tab w:val="num" w:pos="0"/>
-        </w:tabs>
-        <w:ind w:left="5040" w:hanging="360"/>
-      </w:pPr>
-      <w:rPr>
-        <w:rFonts w:ascii="Symbol" w:hAnsi="Symbol" w:cs="Symbol" w:hint="default"/>
-      </w:rPr>
-    </w:lvl>
-    <w:lvl w:ilvl="7">
-      <w:start w:val="1"/>
-      <w:numFmt w:val="bullet"/>
-      <w:lvlText w:val="o"/>
-      <w:lvlJc w:val="left"/>
-      <w:pPr>
-        <w:tabs>
-          <w:tab w:val="num" w:pos="0"/>
-        </w:tabs>
-        <w:ind w:left="5760" w:hanging="360"/>
-      </w:pPr>
-      <w:rPr>
-        <w:rFonts w:ascii="Courier New" w:hAnsi="Courier New" w:cs="Courier New" w:hint="default"/>
-      </w:rPr>
-    </w:lvl>
-    <w:lvl w:ilvl="8">
-      <w:start w:val="1"/>
-      <w:numFmt w:val="bullet"/>
-      <w:lvlText w:val=""/>
-      <w:lvlJc w:val="left"/>
-      <w:pPr>
-        <w:tabs>
-          <w:tab w:val="num" w:pos="0"/>
-        </w:tabs>
-        <w:ind w:left="6480" w:hanging="360"/>
-      </w:pPr>
-      <w:rPr>
-        <w:rFonts w:ascii="Wingdings" w:hAnsi="Wingdings" w:cs="Wingdings" w:hint="default"/>
+        <w:rFonts w:ascii="OpenSymbol" w:hAnsi="OpenSymbol" w:cs="OpenSymbol" w:hint="default"/>
       </w:rPr>
     </w:lvl>
   </w:abstractNum>
   <w:abstractNum w:abstractNumId="12">
+    <w:lvl w:ilvl="0">
+      <w:start w:val="1"/>
+      <w:numFmt w:val="bullet"/>
+      <w:lvlText w:val=""/>
+      <w:lvlJc w:val="left"/>
+      <w:pPr>
+        <w:tabs>
+          <w:tab w:val="num" w:pos="1440"/>
+        </w:tabs>
+        <w:ind w:left="1440" w:hanging="360"/>
+      </w:pPr>
+      <w:rPr>
+        <w:rFonts w:ascii="Symbol" w:hAnsi="Symbol" w:cs="Symbol" w:hint="default"/>
+      </w:rPr>
+    </w:lvl>
+    <w:lvl w:ilvl="1">
+      <w:start w:val="1"/>
+      <w:numFmt w:val="bullet"/>
+      <w:lvlText w:val="◦"/>
+      <w:lvlJc w:val="left"/>
+      <w:pPr>
+        <w:tabs>
+          <w:tab w:val="num" w:pos="1800"/>
+        </w:tabs>
+        <w:ind w:left="1800" w:hanging="360"/>
+      </w:pPr>
+      <w:rPr>
+        <w:rFonts w:ascii="OpenSymbol" w:hAnsi="OpenSymbol" w:cs="OpenSymbol" w:hint="default"/>
+      </w:rPr>
+    </w:lvl>
+    <w:lvl w:ilvl="2">
+      <w:start w:val="1"/>
+      <w:numFmt w:val="bullet"/>
+      <w:lvlText w:val="▪"/>
+      <w:lvlJc w:val="left"/>
+      <w:pPr>
+        <w:tabs>
+          <w:tab w:val="num" w:pos="2160"/>
+        </w:tabs>
+        <w:ind w:left="2160" w:hanging="360"/>
+      </w:pPr>
+      <w:rPr>
+        <w:rFonts w:ascii="OpenSymbol" w:hAnsi="OpenSymbol" w:cs="OpenSymbol" w:hint="default"/>
+      </w:rPr>
+    </w:lvl>
+    <w:lvl w:ilvl="3">
+      <w:start w:val="1"/>
+      <w:numFmt w:val="bullet"/>
+      <w:lvlText w:val=""/>
+      <w:lvlJc w:val="left"/>
+      <w:pPr>
+        <w:tabs>
+          <w:tab w:val="num" w:pos="2520"/>
+        </w:tabs>
+        <w:ind w:left="2520" w:hanging="360"/>
+      </w:pPr>
+      <w:rPr>
+        <w:rFonts w:ascii="Symbol" w:hAnsi="Symbol" w:cs="Symbol" w:hint="default"/>
+      </w:rPr>
+    </w:lvl>
+    <w:lvl w:ilvl="4">
+      <w:start w:val="1"/>
+      <w:numFmt w:val="bullet"/>
+      <w:lvlText w:val="◦"/>
+      <w:lvlJc w:val="left"/>
+      <w:pPr>
+        <w:tabs>
+          <w:tab w:val="num" w:pos="2880"/>
+        </w:tabs>
+        <w:ind w:left="2880" w:hanging="360"/>
+      </w:pPr>
+      <w:rPr>
+        <w:rFonts w:ascii="OpenSymbol" w:hAnsi="OpenSymbol" w:cs="OpenSymbol" w:hint="default"/>
+      </w:rPr>
+    </w:lvl>
+    <w:lvl w:ilvl="5">
+      <w:start w:val="1"/>
+      <w:numFmt w:val="bullet"/>
+      <w:lvlText w:val="▪"/>
+      <w:lvlJc w:val="left"/>
+      <w:pPr>
+        <w:tabs>
+          <w:tab w:val="num" w:pos="3240"/>
+        </w:tabs>
+        <w:ind w:left="3240" w:hanging="360"/>
+      </w:pPr>
+      <w:rPr>
+        <w:rFonts w:ascii="OpenSymbol" w:hAnsi="OpenSymbol" w:cs="OpenSymbol" w:hint="default"/>
+      </w:rPr>
+    </w:lvl>
+    <w:lvl w:ilvl="6">
+      <w:start w:val="1"/>
+      <w:numFmt w:val="bullet"/>
+      <w:lvlText w:val=""/>
+      <w:lvlJc w:val="left"/>
+      <w:pPr>
+        <w:tabs>
+          <w:tab w:val="num" w:pos="3600"/>
+        </w:tabs>
+        <w:ind w:left="3600" w:hanging="360"/>
+      </w:pPr>
+      <w:rPr>
+        <w:rFonts w:ascii="Symbol" w:hAnsi="Symbol" w:cs="Symbol" w:hint="default"/>
+      </w:rPr>
+    </w:lvl>
+    <w:lvl w:ilvl="7">
+      <w:start w:val="1"/>
+      <w:numFmt w:val="bullet"/>
+      <w:lvlText w:val="◦"/>
+      <w:lvlJc w:val="left"/>
+      <w:pPr>
+        <w:tabs>
+          <w:tab w:val="num" w:pos="3960"/>
+        </w:tabs>
+        <w:ind w:left="3960" w:hanging="360"/>
+      </w:pPr>
+      <w:rPr>
+        <w:rFonts w:ascii="OpenSymbol" w:hAnsi="OpenSymbol" w:cs="OpenSymbol" w:hint="default"/>
+      </w:rPr>
+    </w:lvl>
+    <w:lvl w:ilvl="8">
+      <w:start w:val="1"/>
+      <w:numFmt w:val="bullet"/>
+      <w:lvlText w:val="▪"/>
+      <w:lvlJc w:val="left"/>
+      <w:pPr>
+        <w:tabs>
+          <w:tab w:val="num" w:pos="4320"/>
+        </w:tabs>
+        <w:ind w:left="4320" w:hanging="360"/>
+      </w:pPr>
+      <w:rPr>
+        <w:rFonts w:ascii="OpenSymbol" w:hAnsi="OpenSymbol" w:cs="OpenSymbol" w:hint="default"/>
+      </w:rPr>
+    </w:lvl>
+  </w:abstractNum>
+  <w:abstractNum w:abstractNumId="13">
+    <w:lvl w:ilvl="0">
+      <w:start w:val="1"/>
+      <w:numFmt w:val="bullet"/>
+      <w:lvlText w:val=""/>
+      <w:lvlJc w:val="left"/>
+      <w:pPr>
+        <w:tabs>
+          <w:tab w:val="num" w:pos="720"/>
+        </w:tabs>
+        <w:ind w:left="720" w:hanging="360"/>
+      </w:pPr>
+      <w:rPr>
+        <w:rFonts w:ascii="Symbol" w:hAnsi="Symbol" w:cs="Symbol" w:hint="default"/>
+      </w:rPr>
+    </w:lvl>
+    <w:lvl w:ilvl="1">
+      <w:start w:val="1"/>
+      <w:numFmt w:val="bullet"/>
+      <w:lvlText w:val="◦"/>
+      <w:lvlJc w:val="left"/>
+      <w:pPr>
+        <w:tabs>
+          <w:tab w:val="num" w:pos="1080"/>
+        </w:tabs>
+        <w:ind w:left="1080" w:hanging="360"/>
+      </w:pPr>
+      <w:rPr>
+        <w:rFonts w:ascii="OpenSymbol" w:hAnsi="OpenSymbol" w:cs="OpenSymbol" w:hint="default"/>
+      </w:rPr>
+    </w:lvl>
+    <w:lvl w:ilvl="2">
+      <w:start w:val="1"/>
+      <w:numFmt w:val="bullet"/>
+      <w:lvlText w:val="▪"/>
+      <w:lvlJc w:val="left"/>
+      <w:pPr>
+        <w:tabs>
+          <w:tab w:val="num" w:pos="1440"/>
+        </w:tabs>
+        <w:ind w:left="1440" w:hanging="360"/>
+      </w:pPr>
+      <w:rPr>
+        <w:rFonts w:ascii="OpenSymbol" w:hAnsi="OpenSymbol" w:cs="OpenSymbol" w:hint="default"/>
+      </w:rPr>
+    </w:lvl>
+    <w:lvl w:ilvl="3">
+      <w:start w:val="1"/>
+      <w:numFmt w:val="bullet"/>
+      <w:lvlText w:val=""/>
+      <w:lvlJc w:val="left"/>
+      <w:pPr>
+        <w:tabs>
+          <w:tab w:val="num" w:pos="1800"/>
+        </w:tabs>
+        <w:ind w:left="1800" w:hanging="360"/>
+      </w:pPr>
+      <w:rPr>
+        <w:rFonts w:ascii="Symbol" w:hAnsi="Symbol" w:cs="Symbol" w:hint="default"/>
+      </w:rPr>
+    </w:lvl>
+    <w:lvl w:ilvl="4">
+      <w:start w:val="1"/>
+      <w:numFmt w:val="bullet"/>
+      <w:lvlText w:val="◦"/>
+      <w:lvlJc w:val="left"/>
+      <w:pPr>
+        <w:tabs>
+          <w:tab w:val="num" w:pos="2160"/>
+        </w:tabs>
+        <w:ind w:left="2160" w:hanging="360"/>
+      </w:pPr>
+      <w:rPr>
+        <w:rFonts w:ascii="OpenSymbol" w:hAnsi="OpenSymbol" w:cs="OpenSymbol" w:hint="default"/>
+      </w:rPr>
+    </w:lvl>
+    <w:lvl w:ilvl="5">
+      <w:start w:val="1"/>
+      <w:numFmt w:val="bullet"/>
+      <w:lvlText w:val="▪"/>
+      <w:lvlJc w:val="left"/>
+      <w:pPr>
+        <w:tabs>
+          <w:tab w:val="num" w:pos="2520"/>
+        </w:tabs>
+        <w:ind w:left="2520" w:hanging="360"/>
+      </w:pPr>
+      <w:rPr>
+        <w:rFonts w:ascii="OpenSymbol" w:hAnsi="OpenSymbol" w:cs="OpenSymbol" w:hint="default"/>
+      </w:rPr>
+    </w:lvl>
+    <w:lvl w:ilvl="6">
+      <w:start w:val="1"/>
+      <w:numFmt w:val="bullet"/>
+      <w:lvlText w:val=""/>
+      <w:lvlJc w:val="left"/>
+      <w:pPr>
+        <w:tabs>
+          <w:tab w:val="num" w:pos="2880"/>
+        </w:tabs>
+        <w:ind w:left="2880" w:hanging="360"/>
+      </w:pPr>
+      <w:rPr>
+        <w:rFonts w:ascii="Symbol" w:hAnsi="Symbol" w:cs="Symbol" w:hint="default"/>
+      </w:rPr>
+    </w:lvl>
+    <w:lvl w:ilvl="7">
+      <w:start w:val="1"/>
+      <w:numFmt w:val="bullet"/>
+      <w:lvlText w:val="◦"/>
+      <w:lvlJc w:val="left"/>
+      <w:pPr>
+        <w:tabs>
+          <w:tab w:val="num" w:pos="3240"/>
+        </w:tabs>
+        <w:ind w:left="3240" w:hanging="360"/>
+      </w:pPr>
+      <w:rPr>
+        <w:rFonts w:ascii="OpenSymbol" w:hAnsi="OpenSymbol" w:cs="OpenSymbol" w:hint="default"/>
+      </w:rPr>
+    </w:lvl>
+    <w:lvl w:ilvl="8">
+      <w:start w:val="1"/>
+      <w:numFmt w:val="bullet"/>
+      <w:lvlText w:val="▪"/>
+      <w:lvlJc w:val="left"/>
+      <w:pPr>
+        <w:tabs>
+          <w:tab w:val="num" w:pos="3600"/>
+        </w:tabs>
+        <w:ind w:left="3600" w:hanging="360"/>
+      </w:pPr>
+      <w:rPr>
+        <w:rFonts w:ascii="OpenSymbol" w:hAnsi="OpenSymbol" w:cs="OpenSymbol" w:hint="default"/>
+      </w:rPr>
+    </w:lvl>
+  </w:abstractNum>
+  <w:abstractNum w:abstractNumId="14">
     <w:lvl w:ilvl="0">
       <w:start w:val="1"/>
       <w:numFmt w:val="none"/>
@@ -4429,6 +6015,12 @@
   </w:num>
   <w:num w:numId="12">
     <w:abstractNumId w:val="12"/>
+  </w:num>
+  <w:num w:numId="13">
+    <w:abstractNumId w:val="13"/>
+  </w:num>
+  <w:num w:numId="14">
+    <w:abstractNumId w:val="14"/>
   </w:num>
 </w:numbering>
 </file>
@@ -4850,6 +6442,13 @@
     <w:qFormat/>
     <w:rPr/>
   </w:style>
+  <w:style w:type="character" w:styleId="Bullets">
+    <w:name w:val="Bullets"/>
+    <w:qFormat/>
+    <w:rPr>
+      <w:rFonts w:ascii="OpenSymbol" w:hAnsi="OpenSymbol" w:eastAsia="OpenSymbol" w:cs="OpenSymbol"/>
+    </w:rPr>
+  </w:style>
   <w:style w:type="paragraph" w:styleId="Heading">
     <w:name w:val="Heading"/>
     <w:basedOn w:val="Normal"/>
